--- a/FS_Tele Sales Dashboard.docx
+++ b/FS_Tele Sales Dashboard.docx
@@ -2,27 +2,6 @@
 <file path=word/document.xml><?xml version="1.0" encoding="utf-8"?>
 <w:document xmlns:wpc="http://schemas.microsoft.com/office/word/2010/wordprocessingCanvas" xmlns:cx="http://schemas.microsoft.com/office/drawing/2014/chartex" xmlns:cx1="http://schemas.microsoft.com/office/drawing/2015/9/8/chartex" xmlns:cx2="http://schemas.microsoft.com/office/drawing/2015/10/21/chartex" xmlns:cx3="http://schemas.microsoft.com/office/drawing/2016/5/9/chartex" xmlns:cx4="http://schemas.microsoft.com/office/drawing/2016/5/10/chartex" xmlns:cx5="http://schemas.microsoft.com/office/drawing/2016/5/11/chartex" xmlns:cx6="http://schemas.microsoft.com/office/drawing/2016/5/12/chartex" xmlns:cx7="http://schemas.microsoft.com/office/drawing/2016/5/13/chartex" xmlns:cx8="http://schemas.microsoft.com/office/drawing/2016/5/14/chartex" xmlns:mc="http://schemas.openxmlformats.org/markup-compatibility/2006" xmlns:aink="http://schemas.microsoft.com/office/drawing/2016/ink" xmlns:am3d="http://schemas.microsoft.com/office/drawing/2017/model3d" xmlns:o="urn:schemas-microsoft-com:office:office" xmlns:oel="http://schemas.microsoft.com/office/2019/extlst" xmlns:r="http://schemas.openxmlformats.org/officeDocument/2006/relationships" xmlns:m="http://schemas.openxmlformats.org/officeDocument/2006/math" xmlns:v="urn:schemas-microsoft-com:vml" xmlns:wp14="http://schemas.microsoft.com/office/word/2010/wordprocessingDrawing" xmlns:wp="http://schemas.openxmlformats.org/drawingml/2006/wordprocessingDrawing" xmlns:w10="urn:schemas-microsoft-com:office:word" xmlns:w="http://schemas.openxmlformats.org/wordprocessingml/2006/main" xmlns:w14="http://schemas.microsoft.com/office/word/2010/wordml" xmlns:w15="http://schemas.microsoft.com/office/word/2012/wordml" xmlns:w16cex="http://schemas.microsoft.com/office/word/2018/wordml/cex" xmlns:w16cid="http://schemas.microsoft.com/office/word/2016/wordml/cid" xmlns:w16="http://schemas.microsoft.com/office/word/2018/wordml" xmlns:w16du="http://schemas.microsoft.com/office/word/2023/wordml/word16du" xmlns:w16sdtdh="http://schemas.microsoft.com/office/word/2020/wordml/sdtdatahash" xmlns:w16sdtfl="http://schemas.microsoft.com/office/word/2024/wordml/sdtformatlock" xmlns:w16se="http://schemas.microsoft.com/office/word/2015/wordml/symex" xmlns:wpg="http://schemas.microsoft.com/office/word/2010/wordprocessingGroup" xmlns:wpi="http://schemas.microsoft.com/office/word/2010/wordprocessingInk" xmlns:wne="http://schemas.microsoft.com/office/word/2006/wordml" xmlns:wps="http://schemas.microsoft.com/office/word/2010/wordprocessingShape" mc:Ignorable="w14 w15 w16se w16cid w16 w16cex w16sdtdh w16sdtfl w16du wp14">
   <w:body>
-    <w:p>
-      <w:pPr>
-        <w:pStyle w:val="Title"/>
-        <w:spacing w:before="240" w:after="120"/>
-        <w:rPr>
-          <w:rFonts w:ascii="Verdana" w:hAnsi="Verdana"/>
-          <w:b/>
-          <w:sz w:val="22"/>
-          <w:szCs w:val="22"/>
-        </w:rPr>
-      </w:pPr>
-      <w:r>
-        <w:rPr>
-          <w:rFonts w:ascii="Verdana" w:hAnsi="Verdana"/>
-          <w:b/>
-          <w:sz w:val="22"/>
-          <w:szCs w:val="22"/>
-        </w:rPr>
-        <w:t>Functional Specification: Team Sales Dashboard</w:t>
-      </w:r>
-    </w:p>
     <w:p>
       <w:pPr>
         <w:spacing w:before="40" w:after="60"/>
@@ -452,333 +431,30 @@
         <w:spacing w:after="120" w:line="276" w:lineRule="auto"/>
       </w:pPr>
       <w:r>
-        <w:t>The Team Sales Dashboard (also known as the Team Lead - Telesales Performance Dashboard) is an enterprise operational, managerial, and diagnostic business intelligence module engineered for BNS Distribution as an integral component of the BNS Sales Intelligence Platform.</w:t>
+        <w:t>The primary objective of this</w:t>
+      </w:r>
+      <w:r>
+        <w:t xml:space="preserve"> dashboard</w:t>
+      </w:r>
+      <w:r>
+        <w:t xml:space="preserve"> is to empower Telesales Team Leaders (TLs), the Telesales Manager, Commercial Operations Directors, and Sales Executives with comprehensive </w:t>
+      </w:r>
+      <w:r>
+        <w:t xml:space="preserve">sales data. </w:t>
+      </w:r>
+      <w:r>
+        <w:t xml:space="preserve"> </w:t>
       </w:r>
     </w:p>
     <w:p>
       <w:pPr>
-        <w:spacing w:after="120" w:line="276" w:lineRule="auto"/>
-      </w:pPr>
-      <w:r>
-        <w:t>The primary objective of this module is to empower Telesales Team Leaders (TLs), the Telesales Manager, Commercial Operations Directors, and Sales Executives with comprehensive operational intelligence across four core operational dimensions:</w:t>
-      </w:r>
-    </w:p>
-    <w:p>
-      <w:pPr>
-        <w:pStyle w:val="ListParagraph"/>
-        <w:numPr>
-          <w:ilvl w:val="0"/>
-          <w:numId w:val="1"/>
-        </w:numPr>
-        <w:spacing w:before="40" w:after="80" w:line="260" w:lineRule="auto"/>
-      </w:pPr>
-      <w:r>
-        <w:rPr>
-          <w:b/>
-        </w:rPr>
-        <w:t xml:space="preserve">1. Telesales Team Performance &amp; Target Attainment: </w:t>
-      </w:r>
-      <w:r>
-        <w:t>Real-time visibility into cumulative team sales revenue, gross margin contribution, physical box throughput volume, and monthly quota achievement percentages across all active telesales teams (Amit, Sanket, Sumit, Jaishali, Ayaz, Kam, Prashant, Deepak, Jagdish, and Steffi).</w:t>
-      </w:r>
-    </w:p>
-    <w:p>
-      <w:pPr>
-        <w:pStyle w:val="ListParagraph"/>
-        <w:numPr>
-          <w:ilvl w:val="0"/>
-          <w:numId w:val="1"/>
-        </w:numPr>
-        <w:spacing w:before="40" w:after="80" w:line="260" w:lineRule="auto"/>
-      </w:pPr>
-      <w:r>
-        <w:rPr>
-          <w:b/>
-        </w:rPr>
-        <w:t xml:space="preserve">2. Product Category Mix &amp; 3-Month Benchmark Diagnostics: </w:t>
-      </w:r>
-      <w:r>
-        <w:t>Granular comparative analytics comparing current month sales against the previous 3-month rolling daily averages across major pharmaceutical categories (Generic, Ethical, Parallel Import [PI], Over-The-Counter [OTC], Controlled Drugs [CD], Perfumes, and Syri Sales), coupled with Year-over-Year (YoY 2025 vs. 2026) category variance tracking.</w:t>
-      </w:r>
-    </w:p>
-    <w:p>
-      <w:pPr>
-        <w:pStyle w:val="ListParagraph"/>
-        <w:numPr>
-          <w:ilvl w:val="0"/>
-          <w:numId w:val="1"/>
-        </w:numPr>
-        <w:spacing w:before="40" w:after="80" w:line="260" w:lineRule="auto"/>
-      </w:pPr>
-      <w:r>
-        <w:rPr>
-          <w:b/>
-        </w:rPr>
-        <w:t xml:space="preserve">3. Customer Account Surveillance &amp; Risk Management: </w:t>
-      </w:r>
-      <w:r>
-        <w:t>Automated tracking and ranking of key revenue-driving accounts (Top Performing Customers Table with velocity metrics on Top 200 Generic lines and Top 100 PI lines) and urgent churn/attrition risk surveillance (Bottom Performing Customers / Declining Accounts Table with negative variance and decline percentage tracking).</w:t>
-      </w:r>
-    </w:p>
-    <w:p>
-      <w:pPr>
-        <w:pStyle w:val="ListParagraph"/>
-        <w:numPr>
-          <w:ilvl w:val="0"/>
-          <w:numId w:val="1"/>
-        </w:numPr>
-        <w:spacing w:before="40" w:after="80" w:line="260" w:lineRule="auto"/>
-      </w:pPr>
-      <w:r>
-        <w:rPr>
-          <w:b/>
-        </w:rPr>
-        <w:t xml:space="preserve">4. Automated Rule-Based Operational Insights: </w:t>
-      </w:r>
-      <w:r>
-        <w:t>Contextual intelligence engine providing dynamic alert notifications highlighting highest performing teams, underperforming teams requiring managerial intervention, rapid-growth product categories, margin leaders, and critical account churn risks.</w:t>
-      </w:r>
-    </w:p>
-    <w:p>
-      <w:pPr>
-        <w:pBdr>
-          <w:bottom w:val="single" w:sz="12" w:space="8" w:color="CBD5E1"/>
-        </w:pBdr>
-        <w:spacing w:before="160"/>
-      </w:pPr>
-    </w:p>
-    <w:p>
-      <w:pPr>
         <w:pStyle w:val="Heading1"/>
-        <w:spacing w:after="140"/>
-        <w:rPr>
-          <w:szCs w:val="22"/>
-        </w:rPr>
-      </w:pPr>
-      <w:r>
-        <w:rPr>
-          <w:szCs w:val="22"/>
-        </w:rPr>
-        <w:t>2. Scope</w:t>
-      </w:r>
-    </w:p>
-    <w:p>
-      <w:pPr>
-        <w:pStyle w:val="Heading2"/>
-        <w:spacing w:before="260" w:after="100"/>
-        <w:rPr>
-          <w:szCs w:val="22"/>
-        </w:rPr>
-      </w:pPr>
-      <w:r>
-        <w:rPr>
-          <w:szCs w:val="22"/>
-        </w:rPr>
-        <w:t>2.1 In-Scope</w:t>
-      </w:r>
-    </w:p>
-    <w:p>
-      <w:pPr>
-        <w:spacing w:after="120" w:line="276" w:lineRule="auto"/>
-      </w:pPr>
-      <w:r>
-        <w:t>The scope of the Team Sales Dashboard encompasses the complete UI wireframe architecture, multi-dimensional filter logic, calculation engines, data source mapping (Alert 1029 ERP Sales Invoices, Alert 1020 Customer Master, Alert 286A Live Transaction Feeds, and Telesales Activity Logs), and interactive reporting interfaces for:</w:t>
-      </w:r>
-    </w:p>
-    <w:p>
-      <w:pPr>
-        <w:pStyle w:val="ListParagraph"/>
-        <w:numPr>
-          <w:ilvl w:val="0"/>
-          <w:numId w:val="1"/>
-        </w:numPr>
-        <w:spacing w:before="40" w:after="80" w:line="260" w:lineRule="auto"/>
-      </w:pPr>
-      <w:r>
-        <w:rPr>
-          <w:b/>
-        </w:rPr>
-        <w:lastRenderedPageBreak/>
-        <w:t xml:space="preserve">1. Multi-Dimensional Filter Engine: </w:t>
-      </w:r>
-      <w:r>
-        <w:t>Primary Header Filter (Single-select Team Leader selector filterTeam_page_team) and Global Filter Bar (Date Range Selector with dynamic Custom Date Pickers, Secondary Team Filter tlTeamFilter, Product Category Filter, Customer Classification Filter Class A-D, and Account Type Filter Independent vs. Group).</w:t>
-      </w:r>
-    </w:p>
-    <w:p>
-      <w:pPr>
-        <w:pStyle w:val="ListParagraph"/>
-        <w:numPr>
-          <w:ilvl w:val="0"/>
-          <w:numId w:val="1"/>
-        </w:numPr>
-        <w:spacing w:before="40" w:after="80" w:line="260" w:lineRule="auto"/>
-      </w:pPr>
-      <w:r>
-        <w:rPr>
-          <w:b/>
-        </w:rPr>
-        <w:t xml:space="preserve">2. Executive KPI Engine: </w:t>
-      </w:r>
-      <w:r>
-        <w:t>4 executive KPI summary cards: Total Active Accounts, New Account Openings, Average Sales Benchmark Comparison (Previous 3-Month Rolling Average vs. Current Month Average), and Sales Revenue Difference / Total Sales Till Date, alongside Target Achievement Doughnut Gauge.</w:t>
-      </w:r>
-    </w:p>
-    <w:p>
-      <w:pPr>
-        <w:pStyle w:val="ListParagraph"/>
-        <w:numPr>
-          <w:ilvl w:val="0"/>
-          <w:numId w:val="1"/>
-        </w:numPr>
-        <w:spacing w:before="40" w:after="80" w:line="260" w:lineRule="auto"/>
-      </w:pPr>
-      <w:r>
-        <w:rPr>
-          <w:b/>
-        </w:rPr>
-        <w:t xml:space="preserve">3. Product Category &amp; Benchmark Comparative Analytics: </w:t>
-      </w:r>
-      <w:r>
-        <w:t>Product Category Sales Table comparing current month vs 3M rolling average and Core Matrix Sales Comparison Table (Sales Revenue, Boxes Sold, Gross Profit, Gross Margin %, Syri Sales).</w:t>
-      </w:r>
-    </w:p>
-    <w:p>
-      <w:pPr>
-        <w:pStyle w:val="ListParagraph"/>
-        <w:numPr>
-          <w:ilvl w:val="0"/>
-          <w:numId w:val="1"/>
-        </w:numPr>
-        <w:spacing w:before="40" w:after="80" w:line="260" w:lineRule="auto"/>
-      </w:pPr>
-      <w:r>
-        <w:rPr>
-          <w:b/>
-        </w:rPr>
-        <w:t xml:space="preserve">4. Interactive Bar Charts &amp; Visualizations: </w:t>
-      </w:r>
-      <w:r>
-        <w:t>TL Performance Analysis Bar Chart (Current Month Sales vs. Previous 3-Month Average across all 10 Team Leaders with dynamic threshold color coding), Sales by Category Bar Chart (2025 vs. 2026), and Category Sales Share % Distribution Bar Chart.</w:t>
-      </w:r>
-    </w:p>
-    <w:p>
-      <w:pPr>
-        <w:pStyle w:val="ListParagraph"/>
-        <w:numPr>
-          <w:ilvl w:val="0"/>
-          <w:numId w:val="1"/>
-        </w:numPr>
-        <w:spacing w:before="40" w:after="80" w:line="260" w:lineRule="auto"/>
-      </w:pPr>
-      <w:r>
-        <w:rPr>
-          <w:b/>
-        </w:rPr>
-        <w:t xml:space="preserve">5. Customer Account Analytics &amp; Segmentation: </w:t>
-      </w:r>
-      <w:r>
-        <w:t>Account portfolio mini badges, 12-Month Rolling Account Growth Trend vs Target Bar Chart, and Customer Classification Distribution Bar Chart (Class A, Class B, Class C, Class D).</w:t>
-      </w:r>
-    </w:p>
-    <w:p>
-      <w:pPr>
-        <w:pStyle w:val="ListParagraph"/>
-        <w:numPr>
-          <w:ilvl w:val="0"/>
-          <w:numId w:val="1"/>
-        </w:numPr>
-        <w:spacing w:before="40" w:after="80" w:line="260" w:lineRule="auto"/>
-      </w:pPr>
-      <w:r>
-        <w:rPr>
-          <w:b/>
-        </w:rPr>
-        <w:t xml:space="preserve">6. Team Leaderboard Component: </w:t>
-      </w:r>
-      <w:r>
-        <w:t>Rankings by sales, gross profit, box count, gross margin %, and target attainment percentage with visual color-coded progress bars.</w:t>
-      </w:r>
-    </w:p>
-    <w:p>
-      <w:pPr>
-        <w:pStyle w:val="ListParagraph"/>
-        <w:numPr>
-          <w:ilvl w:val="0"/>
-          <w:numId w:val="1"/>
-        </w:numPr>
-        <w:spacing w:before="40" w:after="80" w:line="260" w:lineRule="auto"/>
-      </w:pPr>
-      <w:r>
-        <w:rPr>
-          <w:b/>
-        </w:rPr>
-        <w:t xml:space="preserve">7. Customer Surveillance Drill-Down Tables: </w:t>
-      </w:r>
-      <w:r>
-        <w:t>Bottom Performing Customers (Declining Accounts Table with live search, previous sales, current sales, difference, decline %, last order date) and Top Performing Customers Table (with live search, rank medals, account code, team, orders, Top 200 Generic lines, Top 100 PI lines, sales, gross profit, last purchase date).</w:t>
-      </w:r>
-    </w:p>
-    <w:p>
-      <w:pPr>
-        <w:pStyle w:val="ListParagraph"/>
-        <w:numPr>
-          <w:ilvl w:val="0"/>
-          <w:numId w:val="1"/>
-        </w:numPr>
-        <w:spacing w:before="40" w:after="80" w:line="260" w:lineRule="auto"/>
-      </w:pPr>
-      <w:r>
-        <w:rPr>
-          <w:b/>
-        </w:rPr>
-        <w:t xml:space="preserve">8. Automated AI/Rule-Based Operational Insights Engine: </w:t>
-      </w:r>
-      <w:r>
-        <w:t>8 dynamic contextual alert cards delivering actionable intelligence on team performance, category growth, margin optimization, and churn risk.</w:t>
-      </w:r>
-    </w:p>
-    <w:p>
-      <w:pPr>
-        <w:pStyle w:val="ListParagraph"/>
-        <w:numPr>
-          <w:ilvl w:val="0"/>
-          <w:numId w:val="1"/>
-        </w:numPr>
-        <w:spacing w:before="40" w:after="80" w:line="260" w:lineRule="auto"/>
-      </w:pPr>
-      <w:r>
-        <w:rPr>
-          <w:b/>
-        </w:rPr>
-        <w:t xml:space="preserve">9. Master Export Sub-System: </w:t>
-      </w:r>
-      <w:r>
-        <w:t>Client-side multi-format export capabilities for CSV, Excel XML/HTML Blobs, and formatted PDF print layouts.</w:t>
-      </w:r>
-    </w:p>
-    <w:p>
-      <w:pPr>
-        <w:pBdr>
-          <w:bottom w:val="single" w:sz="12" w:space="8" w:color="CBD5E1"/>
-        </w:pBdr>
-        <w:spacing w:before="160"/>
-      </w:pPr>
-    </w:p>
-    <w:p>
-      <w:pPr>
-        <w:pStyle w:val="Heading1"/>
-        <w:spacing w:after="140"/>
-        <w:rPr>
-          <w:szCs w:val="22"/>
-        </w:rPr>
-      </w:pPr>
-      <w:r>
-        <w:rPr>
-          <w:szCs w:val="22"/>
-        </w:rPr>
-        <w:lastRenderedPageBreak/>
-        <w:t>3. Abbreviations</w:t>
+      </w:pPr>
+      <w:r>
+        <w:t>2</w:t>
+      </w:r>
+      <w:r>
+        <w:t>. Abbreviations</w:t>
       </w:r>
     </w:p>
     <w:tbl>
@@ -1208,7 +884,23 @@
               <w:spacing w:before="30" w:after="30"/>
             </w:pPr>
             <w:r>
-              <w:t>Pharmacy Management System (e.g., Dataplast, Cambrian, Cascade, PharmAssist)</w:t>
+              <w:t xml:space="preserve">Pharmacy Management System (e.g., </w:t>
+            </w:r>
+            <w:proofErr w:type="spellStart"/>
+            <w:r>
+              <w:t>Dataplast</w:t>
+            </w:r>
+            <w:proofErr w:type="spellEnd"/>
+            <w:r>
+              <w:t xml:space="preserve">, Cambrian, Cascade, </w:t>
+            </w:r>
+            <w:proofErr w:type="spellStart"/>
+            <w:r>
+              <w:t>PharmAssist</w:t>
+            </w:r>
+            <w:proofErr w:type="spellEnd"/>
+            <w:r>
+              <w:t>)</w:t>
             </w:r>
           </w:p>
         </w:tc>
@@ -1446,6 +1138,7 @@
               <w:rPr>
                 <w:b/>
               </w:rPr>
+              <w:lastRenderedPageBreak/>
               <w:t>BNS</w:t>
             </w:r>
           </w:p>
@@ -1535,7 +1228,13 @@
         <w:rPr>
           <w:szCs w:val="22"/>
         </w:rPr>
-        <w:t xml:space="preserve">5. Functional Requirements </w:t>
+        <w:t>3</w:t>
+      </w:r>
+      <w:r>
+        <w:rPr>
+          <w:szCs w:val="22"/>
+        </w:rPr>
+        <w:t xml:space="preserve">. Functional Requirements </w:t>
       </w:r>
     </w:p>
     <w:p>
@@ -1550,7 +1249,13 @@
         <w:rPr>
           <w:szCs w:val="22"/>
         </w:rPr>
-        <w:t>5.1 Executive Performance KPI Cards</w:t>
+        <w:t>3</w:t>
+      </w:r>
+      <w:r>
+        <w:rPr>
+          <w:szCs w:val="22"/>
+        </w:rPr>
+        <w:t>.1 Executive Performance KPI Cards</w:t>
       </w:r>
     </w:p>
     <w:tbl>
@@ -1743,7 +1448,31 @@
               <w:spacing w:before="30" w:after="30"/>
             </w:pPr>
             <w:r>
-              <w:t>COUNT(DISTINCT Account_No WHERE Creation_Date = Current_Month). Source: Alert 1020 Master.</w:t>
+              <w:t xml:space="preserve">COUNT(DISTINCT </w:t>
+            </w:r>
+            <w:proofErr w:type="spellStart"/>
+            <w:r>
+              <w:t>Account_No</w:t>
+            </w:r>
+            <w:proofErr w:type="spellEnd"/>
+            <w:r>
+              <w:t xml:space="preserve"> WHERE </w:t>
+            </w:r>
+            <w:proofErr w:type="spellStart"/>
+            <w:r>
+              <w:t>Creation_Date</w:t>
+            </w:r>
+            <w:proofErr w:type="spellEnd"/>
+            <w:r>
+              <w:t xml:space="preserve"> = </w:t>
+            </w:r>
+            <w:proofErr w:type="spellStart"/>
+            <w:r>
+              <w:t>Current_Month</w:t>
+            </w:r>
+            <w:proofErr w:type="spellEnd"/>
+            <w:r>
+              <w:t>). Source: Alert 1020 Master.</w:t>
             </w:r>
           </w:p>
         </w:tc>
@@ -1761,11 +1490,19 @@
                 <w:b/>
               </w:rPr>
             </w:pPr>
-            <w:r>
-              <w:rPr>
-                <w:b/>
-              </w:rPr>
-              <w:t>Avg Sales (Prev 3M vs Curr)</w:t>
+            <w:proofErr w:type="spellStart"/>
+            <w:r>
+              <w:rPr>
+                <w:b/>
+              </w:rPr>
+              <w:t>Avg</w:t>
+            </w:r>
+            <w:proofErr w:type="spellEnd"/>
+            <w:r>
+              <w:rPr>
+                <w:b/>
+              </w:rPr>
+              <w:t xml:space="preserve"> Sales (Prev 3M vs Curr)</w:t>
             </w:r>
           </w:p>
         </w:tc>
@@ -1879,7 +1616,25 @@
                 <w:sz w:val="20"/>
                 <w:szCs w:val="20"/>
               </w:rPr>
-              <w:t xml:space="preserve">Current Month Avg sales = Total sales / X working day </w:t>
+              <w:t xml:space="preserve">Current Month </w:t>
+            </w:r>
+            <w:proofErr w:type="spellStart"/>
+            <w:r>
+              <w:rPr>
+                <w:rFonts w:cs="Segoe UI"/>
+                <w:sz w:val="20"/>
+                <w:szCs w:val="20"/>
+              </w:rPr>
+              <w:t>Avg</w:t>
+            </w:r>
+            <w:proofErr w:type="spellEnd"/>
+            <w:r>
+              <w:rPr>
+                <w:rFonts w:cs="Segoe UI"/>
+                <w:sz w:val="20"/>
+                <w:szCs w:val="20"/>
+              </w:rPr>
+              <w:t xml:space="preserve"> sales = Total sales / X working day </w:t>
             </w:r>
           </w:p>
           <w:p>
@@ -1902,7 +1657,43 @@
                 <w:sz w:val="20"/>
                 <w:szCs w:val="20"/>
               </w:rPr>
-              <w:t>Difference = Current month avg sales – 3 month avg sales</w:t>
+              <w:t xml:space="preserve">Difference = Current month </w:t>
+            </w:r>
+            <w:proofErr w:type="spellStart"/>
+            <w:r>
+              <w:rPr>
+                <w:rFonts w:cs="Segoe UI"/>
+                <w:sz w:val="20"/>
+                <w:szCs w:val="20"/>
+              </w:rPr>
+              <w:t>avg</w:t>
+            </w:r>
+            <w:proofErr w:type="spellEnd"/>
+            <w:r>
+              <w:rPr>
+                <w:rFonts w:cs="Segoe UI"/>
+                <w:sz w:val="20"/>
+                <w:szCs w:val="20"/>
+              </w:rPr>
+              <w:t xml:space="preserve"> sales – 3 month </w:t>
+            </w:r>
+            <w:proofErr w:type="spellStart"/>
+            <w:r>
+              <w:rPr>
+                <w:rFonts w:cs="Segoe UI"/>
+                <w:sz w:val="20"/>
+                <w:szCs w:val="20"/>
+              </w:rPr>
+              <w:t>avg</w:t>
+            </w:r>
+            <w:proofErr w:type="spellEnd"/>
+            <w:r>
+              <w:rPr>
+                <w:rFonts w:cs="Segoe UI"/>
+                <w:sz w:val="20"/>
+                <w:szCs w:val="20"/>
+              </w:rPr>
+              <w:t xml:space="preserve"> sales</w:t>
             </w:r>
           </w:p>
         </w:tc>
@@ -1972,7 +1763,15 @@
               <w:t>Month</w:t>
             </w:r>
             <w:r>
-              <w:t xml:space="preserve"> Avg </w:t>
+              <w:t xml:space="preserve"> </w:t>
+            </w:r>
+            <w:proofErr w:type="spellStart"/>
+            <w:r>
+              <w:t>Avg</w:t>
+            </w:r>
+            <w:proofErr w:type="spellEnd"/>
+            <w:r>
+              <w:t xml:space="preserve"> </w:t>
             </w:r>
             <w:r>
               <w:t xml:space="preserve">Sales </w:t>
@@ -2009,13 +1808,29 @@
               <w:t xml:space="preserve">If current </w:t>
             </w:r>
             <w:r>
-              <w:t xml:space="preserve">month avg </w:t>
+              <w:t xml:space="preserve">month </w:t>
+            </w:r>
+            <w:proofErr w:type="spellStart"/>
+            <w:r>
+              <w:t>avg</w:t>
+            </w:r>
+            <w:proofErr w:type="spellEnd"/>
+            <w:r>
+              <w:t xml:space="preserve"> </w:t>
             </w:r>
             <w:r>
               <w:t>sales</w:t>
             </w:r>
             <w:r>
-              <w:t xml:space="preserve"> is less than 3 month avg sales, difference will display in red</w:t>
+              <w:t xml:space="preserve"> is less than 3 month </w:t>
+            </w:r>
+            <w:proofErr w:type="spellStart"/>
+            <w:r>
+              <w:t>avg</w:t>
+            </w:r>
+            <w:proofErr w:type="spellEnd"/>
+            <w:r>
+              <w:t xml:space="preserve"> sales, difference will display in red</w:t>
             </w:r>
             <w:r>
               <w:t xml:space="preserve"> </w:t>
@@ -2069,14 +1884,19 @@
         <w:rPr>
           <w:szCs w:val="22"/>
         </w:rPr>
-        <w:lastRenderedPageBreak/>
-        <w:t xml:space="preserve">5.2 Product Category Sales </w:t>
+        <w:t>3</w:t>
       </w:r>
       <w:r>
         <w:rPr>
           <w:szCs w:val="22"/>
         </w:rPr>
-        <w:t>Comparision</w:t>
+        <w:t xml:space="preserve">.2 Product Category Sales </w:t>
+      </w:r>
+      <w:r>
+        <w:rPr>
+          <w:szCs w:val="22"/>
+        </w:rPr>
+        <w:t>Comparison</w:t>
       </w:r>
       <w:r>
         <w:rPr>
@@ -2451,7 +2271,21 @@
               <w:rPr>
                 <w:rFonts w:cs="Segoe UI"/>
               </w:rPr>
-              <w:t>Current Month Avg sales = Total sales / X working day</w:t>
+              <w:t xml:space="preserve">Current Month </w:t>
+            </w:r>
+            <w:proofErr w:type="spellStart"/>
+            <w:r>
+              <w:rPr>
+                <w:rFonts w:cs="Segoe UI"/>
+              </w:rPr>
+              <w:t>Avg</w:t>
+            </w:r>
+            <w:proofErr w:type="spellEnd"/>
+            <w:r>
+              <w:rPr>
+                <w:rFonts w:cs="Segoe UI"/>
+              </w:rPr>
+              <w:t xml:space="preserve"> sales = Total sales / X working day</w:t>
             </w:r>
           </w:p>
         </w:tc>
@@ -2537,7 +2371,15 @@
               <w:t>Month</w:t>
             </w:r>
             <w:r>
-              <w:t xml:space="preserve"> Avg </w:t>
+              <w:t xml:space="preserve"> </w:t>
+            </w:r>
+            <w:proofErr w:type="spellStart"/>
+            <w:r>
+              <w:t>Avg</w:t>
+            </w:r>
+            <w:proofErr w:type="spellEnd"/>
+            <w:r>
+              <w:t xml:space="preserve"> </w:t>
             </w:r>
             <w:r>
               <w:t xml:space="preserve">Sales </w:t>
@@ -2571,7 +2413,23 @@
               <w:spacing w:before="30" w:after="30"/>
             </w:pPr>
             <w:r>
-              <w:t xml:space="preserve">If current month avg sales is less than 3 month avg sales, difference will display in red </w:t>
+              <w:t xml:space="preserve">If current month </w:t>
+            </w:r>
+            <w:proofErr w:type="spellStart"/>
+            <w:r>
+              <w:t>avg</w:t>
+            </w:r>
+            <w:proofErr w:type="spellEnd"/>
+            <w:r>
+              <w:t xml:space="preserve"> sales is less than 3 month </w:t>
+            </w:r>
+            <w:proofErr w:type="spellStart"/>
+            <w:r>
+              <w:t>avg</w:t>
+            </w:r>
+            <w:proofErr w:type="spellEnd"/>
+            <w:r>
+              <w:t xml:space="preserve"> sales, difference will display in red </w:t>
             </w:r>
             <w:r>
               <w:t>else display in the green.</w:t>
@@ -2609,6 +2467,7 @@
               <w:rPr>
                 <w:b/>
               </w:rPr>
+              <w:lastRenderedPageBreak/>
               <w:t>Status</w:t>
             </w:r>
           </w:p>
@@ -2645,8 +2504,21 @@
               <w:spacing w:before="30" w:after="30"/>
             </w:pPr>
             <w:r>
-              <w:t>Better: Current Month Avg &gt; 3 months avg</w:t>
-            </w:r>
+              <w:t xml:space="preserve">Better: Current Month </w:t>
+            </w:r>
+            <w:proofErr w:type="spellStart"/>
+            <w:r>
+              <w:t>Avg</w:t>
+            </w:r>
+            <w:proofErr w:type="spellEnd"/>
+            <w:r>
+              <w:t xml:space="preserve"> &gt; 3 months </w:t>
+            </w:r>
+            <w:proofErr w:type="spellStart"/>
+            <w:r>
+              <w:t>avg</w:t>
+            </w:r>
+            <w:proofErr w:type="spellEnd"/>
           </w:p>
           <w:p>
             <w:pPr>
@@ -2661,8 +2533,21 @@
               <w:spacing w:before="30" w:after="30"/>
             </w:pPr>
             <w:r>
-              <w:t>Below: Current Month Avg &lt; 3 months avg</w:t>
-            </w:r>
+              <w:t xml:space="preserve">Below: Current Month </w:t>
+            </w:r>
+            <w:proofErr w:type="spellStart"/>
+            <w:r>
+              <w:t>Avg</w:t>
+            </w:r>
+            <w:proofErr w:type="spellEnd"/>
+            <w:r>
+              <w:t xml:space="preserve"> &lt; 3 months </w:t>
+            </w:r>
+            <w:proofErr w:type="spellStart"/>
+            <w:r>
+              <w:t>avg</w:t>
+            </w:r>
+            <w:proofErr w:type="spellEnd"/>
             <w:r>
               <w:t xml:space="preserve"> (Display in Red)</w:t>
             </w:r>
@@ -2675,879 +2560,6 @@
         <w:spacing w:after="120" w:line="276" w:lineRule="auto"/>
       </w:pPr>
     </w:p>
-    <w:p>
-      <w:pPr>
-        <w:spacing w:after="120" w:line="276" w:lineRule="auto"/>
-      </w:pPr>
-    </w:p>
-    <w:p>
-      <w:pPr>
-        <w:spacing w:after="120" w:line="276" w:lineRule="auto"/>
-      </w:pPr>
-    </w:p>
-    <w:p>
-      <w:pPr>
-        <w:spacing w:after="120" w:line="276" w:lineRule="auto"/>
-      </w:pPr>
-    </w:p>
-    <w:p>
-      <w:pPr>
-        <w:spacing w:after="120" w:line="276" w:lineRule="auto"/>
-        <w:rPr>
-          <w:b/>
-          <w:bCs/>
-        </w:rPr>
-      </w:pPr>
-      <w:r>
-        <w:rPr>
-          <w:b/>
-          <w:bCs/>
-        </w:rPr>
-        <w:t xml:space="preserve">Example: </w:t>
-      </w:r>
-    </w:p>
-    <w:tbl>
-      <w:tblPr>
-        <w:tblW w:w="9360" w:type="dxa"/>
-        <w:tblBorders>
-          <w:top w:val="single" w:sz="4" w:space="0" w:color="auto"/>
-          <w:left w:val="single" w:sz="4" w:space="0" w:color="auto"/>
-          <w:bottom w:val="single" w:sz="4" w:space="0" w:color="auto"/>
-          <w:right w:val="single" w:sz="4" w:space="0" w:color="auto"/>
-          <w:insideH w:val="single" w:sz="4" w:space="0" w:color="auto"/>
-          <w:insideV w:val="single" w:sz="4" w:space="0" w:color="auto"/>
-        </w:tblBorders>
-        <w:tblCellMar>
-          <w:top w:w="100" w:type="dxa"/>
-          <w:left w:w="120" w:type="dxa"/>
-          <w:bottom w:w="100" w:type="dxa"/>
-          <w:right w:w="120" w:type="dxa"/>
-        </w:tblCellMar>
-        <w:tblLook w:val="04A0" w:firstRow="1" w:lastRow="0" w:firstColumn="1" w:lastColumn="0" w:noHBand="0" w:noVBand="1"/>
-      </w:tblPr>
-      <w:tblGrid>
-        <w:gridCol w:w="2200"/>
-        <w:gridCol w:w="1700"/>
-        <w:gridCol w:w="1900"/>
-        <w:gridCol w:w="1600"/>
-        <w:gridCol w:w="1960"/>
-      </w:tblGrid>
-      <w:tr>
-        <w:trPr>
-          <w:tblHeader/>
-        </w:trPr>
-        <w:tc>
-          <w:tcPr>
-            <w:tcW w:w="2200" w:type="dxa"/>
-            <w:shd w:val="clear" w:color="auto" w:fill="002060"/>
-          </w:tcPr>
-          <w:p>
-            <w:pPr>
-              <w:spacing w:before="40" w:after="40"/>
-              <w:rPr>
-                <w:b/>
-                <w:color w:val="FFFFFF" w:themeColor="background1"/>
-              </w:rPr>
-            </w:pPr>
-            <w:r>
-              <w:rPr>
-                <w:b/>
-                <w:color w:val="FFFFFF" w:themeColor="background1"/>
-              </w:rPr>
-              <w:t>Matrix (Category)</w:t>
-            </w:r>
-          </w:p>
-        </w:tc>
-        <w:tc>
-          <w:tcPr>
-            <w:tcW w:w="1700" w:type="dxa"/>
-            <w:shd w:val="clear" w:color="auto" w:fill="002060"/>
-          </w:tcPr>
-          <w:p>
-            <w:pPr>
-              <w:spacing w:before="40" w:after="40"/>
-              <w:jc w:val="right"/>
-              <w:rPr>
-                <w:b/>
-                <w:color w:val="FFFFFF" w:themeColor="background1"/>
-              </w:rPr>
-            </w:pPr>
-            <w:r>
-              <w:rPr>
-                <w:b/>
-                <w:color w:val="FFFFFF" w:themeColor="background1"/>
-              </w:rPr>
-              <w:t>3 Month Average</w:t>
-            </w:r>
-          </w:p>
-        </w:tc>
-        <w:tc>
-          <w:tcPr>
-            <w:tcW w:w="1900" w:type="dxa"/>
-            <w:shd w:val="clear" w:color="auto" w:fill="002060"/>
-          </w:tcPr>
-          <w:p>
-            <w:pPr>
-              <w:spacing w:before="40" w:after="40"/>
-              <w:jc w:val="right"/>
-              <w:rPr>
-                <w:b/>
-                <w:color w:val="FFFFFF" w:themeColor="background1"/>
-              </w:rPr>
-            </w:pPr>
-            <w:r>
-              <w:rPr>
-                <w:b/>
-                <w:color w:val="FFFFFF" w:themeColor="background1"/>
-              </w:rPr>
-              <w:t>Current month Average</w:t>
-            </w:r>
-          </w:p>
-        </w:tc>
-        <w:tc>
-          <w:tcPr>
-            <w:tcW w:w="1600" w:type="dxa"/>
-            <w:shd w:val="clear" w:color="auto" w:fill="002060"/>
-          </w:tcPr>
-          <w:p>
-            <w:pPr>
-              <w:spacing w:before="40" w:after="40"/>
-              <w:jc w:val="right"/>
-              <w:rPr>
-                <w:b/>
-                <w:color w:val="FFFFFF" w:themeColor="background1"/>
-              </w:rPr>
-            </w:pPr>
-            <w:r>
-              <w:rPr>
-                <w:b/>
-                <w:color w:val="FFFFFF" w:themeColor="background1"/>
-              </w:rPr>
-              <w:t>Difference</w:t>
-            </w:r>
-          </w:p>
-        </w:tc>
-        <w:tc>
-          <w:tcPr>
-            <w:tcW w:w="1960" w:type="dxa"/>
-            <w:shd w:val="clear" w:color="auto" w:fill="002060"/>
-          </w:tcPr>
-          <w:p>
-            <w:pPr>
-              <w:spacing w:before="40" w:after="40"/>
-              <w:jc w:val="center"/>
-              <w:rPr>
-                <w:b/>
-                <w:color w:val="FFFFFF" w:themeColor="background1"/>
-              </w:rPr>
-            </w:pPr>
-            <w:r>
-              <w:rPr>
-                <w:b/>
-                <w:color w:val="FFFFFF" w:themeColor="background1"/>
-              </w:rPr>
-              <w:t>Status Indicator</w:t>
-            </w:r>
-          </w:p>
-        </w:tc>
-      </w:tr>
-      <w:tr>
-        <w:tc>
-          <w:tcPr>
-            <w:tcW w:w="2200" w:type="dxa"/>
-            <w:shd w:val="clear" w:color="auto" w:fill="FFFFFF"/>
-          </w:tcPr>
-          <w:p>
-            <w:pPr>
-              <w:spacing w:before="30" w:after="30"/>
-              <w:rPr>
-                <w:b/>
-              </w:rPr>
-            </w:pPr>
-            <w:r>
-              <w:rPr>
-                <w:b/>
-              </w:rPr>
-              <w:t>Generic</w:t>
-            </w:r>
-          </w:p>
-        </w:tc>
-        <w:tc>
-          <w:tcPr>
-            <w:tcW w:w="1700" w:type="dxa"/>
-            <w:shd w:val="clear" w:color="auto" w:fill="FFFFFF"/>
-          </w:tcPr>
-          <w:p>
-            <w:pPr>
-              <w:spacing w:before="30" w:after="30"/>
-              <w:jc w:val="right"/>
-            </w:pPr>
-            <w:r>
-              <w:t>£2.66M</w:t>
-            </w:r>
-          </w:p>
-        </w:tc>
-        <w:tc>
-          <w:tcPr>
-            <w:tcW w:w="1900" w:type="dxa"/>
-            <w:shd w:val="clear" w:color="auto" w:fill="FFFFFF"/>
-          </w:tcPr>
-          <w:p>
-            <w:pPr>
-              <w:spacing w:before="30" w:after="30"/>
-              <w:jc w:val="right"/>
-            </w:pPr>
-            <w:r>
-              <w:t>£2.78M</w:t>
-            </w:r>
-          </w:p>
-        </w:tc>
-        <w:tc>
-          <w:tcPr>
-            <w:tcW w:w="1600" w:type="dxa"/>
-            <w:shd w:val="clear" w:color="auto" w:fill="FFFFFF"/>
-          </w:tcPr>
-          <w:p>
-            <w:pPr>
-              <w:spacing w:before="30" w:after="30"/>
-              <w:jc w:val="right"/>
-            </w:pPr>
-            <w:r>
-              <w:t>+£120K</w:t>
-            </w:r>
-          </w:p>
-        </w:tc>
-        <w:tc>
-          <w:tcPr>
-            <w:tcW w:w="1960" w:type="dxa"/>
-            <w:shd w:val="clear" w:color="auto" w:fill="FFFFFF"/>
-          </w:tcPr>
-          <w:p>
-            <w:pPr>
-              <w:spacing w:before="30" w:after="30"/>
-            </w:pPr>
-            <w:r>
-              <w:t>Better</w:t>
-            </w:r>
-          </w:p>
-        </w:tc>
-      </w:tr>
-      <w:tr>
-        <w:tc>
-          <w:tcPr>
-            <w:tcW w:w="2200" w:type="dxa"/>
-            <w:shd w:val="clear" w:color="auto" w:fill="F8FAFC"/>
-          </w:tcPr>
-          <w:p>
-            <w:pPr>
-              <w:spacing w:before="30" w:after="30"/>
-              <w:rPr>
-                <w:b/>
-              </w:rPr>
-            </w:pPr>
-            <w:r>
-              <w:rPr>
-                <w:b/>
-              </w:rPr>
-              <w:t>Ethical</w:t>
-            </w:r>
-          </w:p>
-        </w:tc>
-        <w:tc>
-          <w:tcPr>
-            <w:tcW w:w="1700" w:type="dxa"/>
-            <w:shd w:val="clear" w:color="auto" w:fill="F8FAFC"/>
-          </w:tcPr>
-          <w:p>
-            <w:pPr>
-              <w:spacing w:before="30" w:after="30"/>
-              <w:jc w:val="right"/>
-            </w:pPr>
-            <w:r>
-              <w:t>£790K</w:t>
-            </w:r>
-          </w:p>
-        </w:tc>
-        <w:tc>
-          <w:tcPr>
-            <w:tcW w:w="1900" w:type="dxa"/>
-            <w:shd w:val="clear" w:color="auto" w:fill="F8FAFC"/>
-          </w:tcPr>
-          <w:p>
-            <w:pPr>
-              <w:spacing w:before="30" w:after="30"/>
-              <w:jc w:val="right"/>
-            </w:pPr>
-            <w:r>
-              <w:t>£802K</w:t>
-            </w:r>
-          </w:p>
-        </w:tc>
-        <w:tc>
-          <w:tcPr>
-            <w:tcW w:w="1600" w:type="dxa"/>
-            <w:shd w:val="clear" w:color="auto" w:fill="F8FAFC"/>
-          </w:tcPr>
-          <w:p>
-            <w:pPr>
-              <w:spacing w:before="30" w:after="30"/>
-              <w:jc w:val="right"/>
-            </w:pPr>
-            <w:r>
-              <w:t>+£12K</w:t>
-            </w:r>
-          </w:p>
-        </w:tc>
-        <w:tc>
-          <w:tcPr>
-            <w:tcW w:w="1960" w:type="dxa"/>
-            <w:shd w:val="clear" w:color="auto" w:fill="F8FAFC"/>
-          </w:tcPr>
-          <w:p>
-            <w:pPr>
-              <w:spacing w:before="30" w:after="30"/>
-            </w:pPr>
-            <w:r>
-              <w:t>Better</w:t>
-            </w:r>
-          </w:p>
-        </w:tc>
-      </w:tr>
-      <w:tr>
-        <w:tc>
-          <w:tcPr>
-            <w:tcW w:w="2200" w:type="dxa"/>
-            <w:shd w:val="clear" w:color="auto" w:fill="FFFFFF"/>
-          </w:tcPr>
-          <w:p>
-            <w:pPr>
-              <w:spacing w:before="30" w:after="30"/>
-              <w:rPr>
-                <w:b/>
-              </w:rPr>
-            </w:pPr>
-            <w:r>
-              <w:rPr>
-                <w:b/>
-              </w:rPr>
-              <w:t>PI (Parallel Import)</w:t>
-            </w:r>
-          </w:p>
-        </w:tc>
-        <w:tc>
-          <w:tcPr>
-            <w:tcW w:w="1700" w:type="dxa"/>
-            <w:shd w:val="clear" w:color="auto" w:fill="FFFFFF"/>
-          </w:tcPr>
-          <w:p>
-            <w:pPr>
-              <w:spacing w:before="30" w:after="30"/>
-              <w:jc w:val="right"/>
-            </w:pPr>
-            <w:r>
-              <w:t>£448K</w:t>
-            </w:r>
-          </w:p>
-        </w:tc>
-        <w:tc>
-          <w:tcPr>
-            <w:tcW w:w="1900" w:type="dxa"/>
-            <w:shd w:val="clear" w:color="auto" w:fill="FFFFFF"/>
-          </w:tcPr>
-          <w:p>
-            <w:pPr>
-              <w:spacing w:before="30" w:after="30"/>
-              <w:jc w:val="right"/>
-            </w:pPr>
-            <w:r>
-              <w:t>£468K</w:t>
-            </w:r>
-          </w:p>
-        </w:tc>
-        <w:tc>
-          <w:tcPr>
-            <w:tcW w:w="1600" w:type="dxa"/>
-            <w:shd w:val="clear" w:color="auto" w:fill="FFFFFF"/>
-          </w:tcPr>
-          <w:p>
-            <w:pPr>
-              <w:spacing w:before="30" w:after="30"/>
-              <w:jc w:val="right"/>
-            </w:pPr>
-            <w:r>
-              <w:t>+£20K</w:t>
-            </w:r>
-          </w:p>
-        </w:tc>
-        <w:tc>
-          <w:tcPr>
-            <w:tcW w:w="1960" w:type="dxa"/>
-            <w:shd w:val="clear" w:color="auto" w:fill="FFFFFF"/>
-          </w:tcPr>
-          <w:p>
-            <w:pPr>
-              <w:spacing w:before="30" w:after="30"/>
-            </w:pPr>
-            <w:r>
-              <w:t>Better</w:t>
-            </w:r>
-          </w:p>
-        </w:tc>
-      </w:tr>
-      <w:tr>
-        <w:tc>
-          <w:tcPr>
-            <w:tcW w:w="2200" w:type="dxa"/>
-            <w:shd w:val="clear" w:color="auto" w:fill="F8FAFC"/>
-          </w:tcPr>
-          <w:p>
-            <w:pPr>
-              <w:spacing w:before="30" w:after="30"/>
-              <w:rPr>
-                <w:b/>
-              </w:rPr>
-            </w:pPr>
-            <w:r>
-              <w:rPr>
-                <w:b/>
-              </w:rPr>
-              <w:t>OTC</w:t>
-            </w:r>
-          </w:p>
-        </w:tc>
-        <w:tc>
-          <w:tcPr>
-            <w:tcW w:w="1700" w:type="dxa"/>
-            <w:shd w:val="clear" w:color="auto" w:fill="F8FAFC"/>
-          </w:tcPr>
-          <w:p>
-            <w:pPr>
-              <w:spacing w:before="30" w:after="30"/>
-              <w:jc w:val="right"/>
-            </w:pPr>
-            <w:r>
-              <w:t>£649K</w:t>
-            </w:r>
-          </w:p>
-        </w:tc>
-        <w:tc>
-          <w:tcPr>
-            <w:tcW w:w="1900" w:type="dxa"/>
-            <w:shd w:val="clear" w:color="auto" w:fill="F8FAFC"/>
-          </w:tcPr>
-          <w:p>
-            <w:pPr>
-              <w:spacing w:before="30" w:after="30"/>
-              <w:jc w:val="right"/>
-            </w:pPr>
-            <w:r>
-              <w:t>£664K</w:t>
-            </w:r>
-          </w:p>
-        </w:tc>
-        <w:tc>
-          <w:tcPr>
-            <w:tcW w:w="1600" w:type="dxa"/>
-            <w:shd w:val="clear" w:color="auto" w:fill="F8FAFC"/>
-          </w:tcPr>
-          <w:p>
-            <w:pPr>
-              <w:spacing w:before="30" w:after="30"/>
-              <w:jc w:val="right"/>
-            </w:pPr>
-            <w:r>
-              <w:t>+£15K</w:t>
-            </w:r>
-          </w:p>
-        </w:tc>
-        <w:tc>
-          <w:tcPr>
-            <w:tcW w:w="1960" w:type="dxa"/>
-            <w:shd w:val="clear" w:color="auto" w:fill="F8FAFC"/>
-          </w:tcPr>
-          <w:p>
-            <w:pPr>
-              <w:spacing w:before="30" w:after="30"/>
-            </w:pPr>
-            <w:r>
-              <w:t>Better</w:t>
-            </w:r>
-          </w:p>
-        </w:tc>
-      </w:tr>
-      <w:tr>
-        <w:tc>
-          <w:tcPr>
-            <w:tcW w:w="2200" w:type="dxa"/>
-            <w:shd w:val="clear" w:color="auto" w:fill="FFFFFF"/>
-          </w:tcPr>
-          <w:p>
-            <w:pPr>
-              <w:spacing w:before="30" w:after="30"/>
-              <w:rPr>
-                <w:b/>
-              </w:rPr>
-            </w:pPr>
-            <w:r>
-              <w:rPr>
-                <w:b/>
-              </w:rPr>
-              <w:t>CD (Controlled Drugs)</w:t>
-            </w:r>
-          </w:p>
-        </w:tc>
-        <w:tc>
-          <w:tcPr>
-            <w:tcW w:w="1700" w:type="dxa"/>
-            <w:shd w:val="clear" w:color="auto" w:fill="FFFFFF"/>
-          </w:tcPr>
-          <w:p>
-            <w:pPr>
-              <w:spacing w:before="30" w:after="30"/>
-              <w:jc w:val="right"/>
-            </w:pPr>
-            <w:r>
-              <w:t>£382K</w:t>
-            </w:r>
-          </w:p>
-        </w:tc>
-        <w:tc>
-          <w:tcPr>
-            <w:tcW w:w="1900" w:type="dxa"/>
-            <w:shd w:val="clear" w:color="auto" w:fill="FFFFFF"/>
-          </w:tcPr>
-          <w:p>
-            <w:pPr>
-              <w:spacing w:before="30" w:after="30"/>
-              <w:jc w:val="right"/>
-            </w:pPr>
-            <w:r>
-              <w:t>£372K</w:t>
-            </w:r>
-          </w:p>
-        </w:tc>
-        <w:tc>
-          <w:tcPr>
-            <w:tcW w:w="1600" w:type="dxa"/>
-            <w:shd w:val="clear" w:color="auto" w:fill="FFFFFF"/>
-          </w:tcPr>
-          <w:p>
-            <w:pPr>
-              <w:spacing w:before="30" w:after="30"/>
-              <w:jc w:val="right"/>
-            </w:pPr>
-            <w:r>
-              <w:t>-£10K</w:t>
-            </w:r>
-          </w:p>
-        </w:tc>
-        <w:tc>
-          <w:tcPr>
-            <w:tcW w:w="1960" w:type="dxa"/>
-            <w:shd w:val="clear" w:color="auto" w:fill="FFFFFF"/>
-          </w:tcPr>
-          <w:p>
-            <w:pPr>
-              <w:spacing w:before="30" w:after="30"/>
-            </w:pPr>
-            <w:r>
-              <w:t>Below</w:t>
-            </w:r>
-          </w:p>
-        </w:tc>
-      </w:tr>
-      <w:tr>
-        <w:tc>
-          <w:tcPr>
-            <w:tcW w:w="2200" w:type="dxa"/>
-            <w:shd w:val="clear" w:color="auto" w:fill="F8FAFC"/>
-          </w:tcPr>
-          <w:p>
-            <w:pPr>
-              <w:spacing w:before="30" w:after="30"/>
-              <w:rPr>
-                <w:b/>
-              </w:rPr>
-            </w:pPr>
-            <w:r>
-              <w:rPr>
-                <w:b/>
-              </w:rPr>
-              <w:t>Perfumes</w:t>
-            </w:r>
-          </w:p>
-        </w:tc>
-        <w:tc>
-          <w:tcPr>
-            <w:tcW w:w="1700" w:type="dxa"/>
-            <w:shd w:val="clear" w:color="auto" w:fill="F8FAFC"/>
-          </w:tcPr>
-          <w:p>
-            <w:pPr>
-              <w:spacing w:before="30" w:after="30"/>
-              <w:jc w:val="right"/>
-            </w:pPr>
-            <w:r>
-              <w:t>£357K</w:t>
-            </w:r>
-          </w:p>
-        </w:tc>
-        <w:tc>
-          <w:tcPr>
-            <w:tcW w:w="1900" w:type="dxa"/>
-            <w:shd w:val="clear" w:color="auto" w:fill="F8FAFC"/>
-          </w:tcPr>
-          <w:p>
-            <w:pPr>
-              <w:spacing w:before="30" w:after="30"/>
-              <w:jc w:val="right"/>
-            </w:pPr>
-            <w:r>
-              <w:t>£362K</w:t>
-            </w:r>
-          </w:p>
-        </w:tc>
-        <w:tc>
-          <w:tcPr>
-            <w:tcW w:w="1600" w:type="dxa"/>
-            <w:shd w:val="clear" w:color="auto" w:fill="F8FAFC"/>
-          </w:tcPr>
-          <w:p>
-            <w:pPr>
-              <w:spacing w:before="30" w:after="30"/>
-              <w:jc w:val="right"/>
-            </w:pPr>
-            <w:r>
-              <w:t>+£5K</w:t>
-            </w:r>
-          </w:p>
-        </w:tc>
-        <w:tc>
-          <w:tcPr>
-            <w:tcW w:w="1960" w:type="dxa"/>
-            <w:shd w:val="clear" w:color="auto" w:fill="F8FAFC"/>
-          </w:tcPr>
-          <w:p>
-            <w:pPr>
-              <w:spacing w:before="30" w:after="30"/>
-            </w:pPr>
-            <w:r>
-              <w:t>Better</w:t>
-            </w:r>
-          </w:p>
-        </w:tc>
-      </w:tr>
-      <w:tr>
-        <w:tc>
-          <w:tcPr>
-            <w:tcW w:w="2200" w:type="dxa"/>
-            <w:shd w:val="clear" w:color="auto" w:fill="FFFFFF"/>
-          </w:tcPr>
-          <w:p>
-            <w:pPr>
-              <w:spacing w:before="30" w:after="30"/>
-              <w:rPr>
-                <w:b/>
-              </w:rPr>
-            </w:pPr>
-            <w:r>
-              <w:rPr>
-                <w:b/>
-              </w:rPr>
-              <w:t>Total Sales</w:t>
-            </w:r>
-          </w:p>
-        </w:tc>
-        <w:tc>
-          <w:tcPr>
-            <w:tcW w:w="1700" w:type="dxa"/>
-            <w:shd w:val="clear" w:color="auto" w:fill="FFFFFF"/>
-          </w:tcPr>
-          <w:p>
-            <w:pPr>
-              <w:spacing w:before="30" w:after="30"/>
-              <w:jc w:val="right"/>
-              <w:rPr>
-                <w:b/>
-              </w:rPr>
-            </w:pPr>
-            <w:r>
-              <w:rPr>
-                <w:b/>
-              </w:rPr>
-              <w:t>£4.86M</w:t>
-            </w:r>
-          </w:p>
-        </w:tc>
-        <w:tc>
-          <w:tcPr>
-            <w:tcW w:w="1900" w:type="dxa"/>
-            <w:shd w:val="clear" w:color="auto" w:fill="FFFFFF"/>
-          </w:tcPr>
-          <w:p>
-            <w:pPr>
-              <w:spacing w:before="30" w:after="30"/>
-              <w:jc w:val="right"/>
-              <w:rPr>
-                <w:b/>
-              </w:rPr>
-            </w:pPr>
-            <w:r>
-              <w:rPr>
-                <w:b/>
-              </w:rPr>
-              <w:t>£5.45M</w:t>
-            </w:r>
-          </w:p>
-        </w:tc>
-        <w:tc>
-          <w:tcPr>
-            <w:tcW w:w="1600" w:type="dxa"/>
-            <w:shd w:val="clear" w:color="auto" w:fill="FFFFFF"/>
-          </w:tcPr>
-          <w:p>
-            <w:pPr>
-              <w:spacing w:before="30" w:after="30"/>
-              <w:jc w:val="right"/>
-              <w:rPr>
-                <w:b/>
-              </w:rPr>
-            </w:pPr>
-            <w:r>
-              <w:rPr>
-                <w:b/>
-              </w:rPr>
-              <w:t>+£590K</w:t>
-            </w:r>
-          </w:p>
-        </w:tc>
-        <w:tc>
-          <w:tcPr>
-            <w:tcW w:w="1960" w:type="dxa"/>
-            <w:shd w:val="clear" w:color="auto" w:fill="FFFFFF"/>
-          </w:tcPr>
-          <w:p>
-            <w:pPr>
-              <w:spacing w:before="30" w:after="30"/>
-              <w:rPr>
-                <w:b/>
-              </w:rPr>
-            </w:pPr>
-            <w:r>
-              <w:rPr>
-                <w:b/>
-              </w:rPr>
-              <w:t>Better</w:t>
-            </w:r>
-          </w:p>
-        </w:tc>
-      </w:tr>
-      <w:tr>
-        <w:tc>
-          <w:tcPr>
-            <w:tcW w:w="2200" w:type="dxa"/>
-            <w:shd w:val="clear" w:color="auto" w:fill="F8FAFC"/>
-          </w:tcPr>
-          <w:p>
-            <w:pPr>
-              <w:spacing w:before="30" w:after="30"/>
-              <w:rPr>
-                <w:b/>
-              </w:rPr>
-            </w:pPr>
-            <w:r>
-              <w:rPr>
-                <w:b/>
-              </w:rPr>
-              <w:t>Syri Sales</w:t>
-            </w:r>
-          </w:p>
-        </w:tc>
-        <w:tc>
-          <w:tcPr>
-            <w:tcW w:w="1700" w:type="dxa"/>
-            <w:shd w:val="clear" w:color="auto" w:fill="F8FAFC"/>
-          </w:tcPr>
-          <w:p>
-            <w:pPr>
-              <w:spacing w:before="30" w:after="30"/>
-              <w:jc w:val="right"/>
-              <w:rPr>
-                <w:b/>
-              </w:rPr>
-            </w:pPr>
-            <w:r>
-              <w:rPr>
-                <w:b/>
-              </w:rPr>
-              <w:t>£1.20M</w:t>
-            </w:r>
-          </w:p>
-        </w:tc>
-        <w:tc>
-          <w:tcPr>
-            <w:tcW w:w="1900" w:type="dxa"/>
-            <w:shd w:val="clear" w:color="auto" w:fill="F8FAFC"/>
-          </w:tcPr>
-          <w:p>
-            <w:pPr>
-              <w:spacing w:before="30" w:after="30"/>
-              <w:jc w:val="right"/>
-              <w:rPr>
-                <w:b/>
-              </w:rPr>
-            </w:pPr>
-            <w:r>
-              <w:rPr>
-                <w:b/>
-              </w:rPr>
-              <w:t>£1.22M</w:t>
-            </w:r>
-          </w:p>
-        </w:tc>
-        <w:tc>
-          <w:tcPr>
-            <w:tcW w:w="1600" w:type="dxa"/>
-            <w:shd w:val="clear" w:color="auto" w:fill="F8FAFC"/>
-          </w:tcPr>
-          <w:p>
-            <w:pPr>
-              <w:spacing w:before="30" w:after="30"/>
-              <w:jc w:val="right"/>
-              <w:rPr>
-                <w:b/>
-              </w:rPr>
-            </w:pPr>
-            <w:r>
-              <w:rPr>
-                <w:b/>
-              </w:rPr>
-              <w:t>+£0.20M</w:t>
-            </w:r>
-          </w:p>
-        </w:tc>
-        <w:tc>
-          <w:tcPr>
-            <w:tcW w:w="1960" w:type="dxa"/>
-            <w:shd w:val="clear" w:color="auto" w:fill="F8FAFC"/>
-          </w:tcPr>
-          <w:p>
-            <w:pPr>
-              <w:spacing w:before="30" w:after="30"/>
-              <w:rPr>
-                <w:b/>
-              </w:rPr>
-            </w:pPr>
-            <w:r>
-              <w:rPr>
-                <w:b/>
-              </w:rPr>
-              <w:t>Better</w:t>
-            </w:r>
-          </w:p>
-        </w:tc>
-      </w:tr>
-    </w:tbl>
     <w:p>
       <w:pPr>
         <w:spacing w:after="120"/>
@@ -3570,7 +2582,13 @@
         <w:rPr>
           <w:szCs w:val="22"/>
         </w:rPr>
-        <w:t>5.3 Sales Comparison Table</w:t>
+        <w:t>3</w:t>
+      </w:r>
+      <w:r>
+        <w:rPr>
+          <w:szCs w:val="22"/>
+        </w:rPr>
+        <w:t>.3 Sales Comparison Table</w:t>
       </w:r>
     </w:p>
     <w:tbl>
@@ -3810,11 +2828,33 @@
                 <w:b/>
               </w:rPr>
             </w:pPr>
-            <w:r>
-              <w:rPr>
-                <w:b/>
-              </w:rPr>
-              <w:t>Avg of prev 3 Month</w:t>
+            <w:proofErr w:type="spellStart"/>
+            <w:r>
+              <w:rPr>
+                <w:b/>
+              </w:rPr>
+              <w:t>Avg</w:t>
+            </w:r>
+            <w:proofErr w:type="spellEnd"/>
+            <w:r>
+              <w:rPr>
+                <w:b/>
+              </w:rPr>
+              <w:t xml:space="preserve"> of </w:t>
+            </w:r>
+            <w:proofErr w:type="spellStart"/>
+            <w:r>
+              <w:rPr>
+                <w:b/>
+              </w:rPr>
+              <w:t>prev</w:t>
+            </w:r>
+            <w:proofErr w:type="spellEnd"/>
+            <w:r>
+              <w:rPr>
+                <w:b/>
+              </w:rPr>
+              <w:t xml:space="preserve"> 3 Month</w:t>
             </w:r>
           </w:p>
         </w:tc>
@@ -3883,7 +2923,6 @@
               <w:rPr>
                 <w:b/>
               </w:rPr>
-              <w:lastRenderedPageBreak/>
               <w:t>Current month Average</w:t>
             </w:r>
           </w:p>
@@ -3976,7 +3015,21 @@
               <w:rPr>
                 <w:rFonts w:cs="Segoe UI"/>
               </w:rPr>
-              <w:t xml:space="preserve">Current Month Avg = Total sales / X working day </w:t>
+              <w:t xml:space="preserve">Current Month </w:t>
+            </w:r>
+            <w:proofErr w:type="spellStart"/>
+            <w:r>
+              <w:rPr>
+                <w:rFonts w:cs="Segoe UI"/>
+              </w:rPr>
+              <w:t>Avg</w:t>
+            </w:r>
+            <w:proofErr w:type="spellEnd"/>
+            <w:r>
+              <w:rPr>
+                <w:rFonts w:cs="Segoe UI"/>
+              </w:rPr>
+              <w:t xml:space="preserve"> = Total sales / X working day </w:t>
             </w:r>
           </w:p>
         </w:tc>
@@ -4068,7 +3121,15 @@
               <w:t>Month</w:t>
             </w:r>
             <w:r>
-              <w:t xml:space="preserve"> Avg –</w:t>
+              <w:t xml:space="preserve"> </w:t>
+            </w:r>
+            <w:proofErr w:type="spellStart"/>
+            <w:r>
+              <w:t>Avg</w:t>
+            </w:r>
+            <w:proofErr w:type="spellEnd"/>
+            <w:r>
+              <w:t xml:space="preserve"> –</w:t>
             </w:r>
             <w:r>
               <w:t xml:space="preserve"> Prev</w:t>
@@ -4096,7 +3157,24 @@
               <w:spacing w:before="30" w:after="30"/>
             </w:pPr>
             <w:r>
-              <w:t>If current month avg is less than 3 month avg sales, difference will display in red else display in the green.</w:t>
+              <w:lastRenderedPageBreak/>
+              <w:t xml:space="preserve">If current month </w:t>
+            </w:r>
+            <w:proofErr w:type="spellStart"/>
+            <w:r>
+              <w:t>avg</w:t>
+            </w:r>
+            <w:proofErr w:type="spellEnd"/>
+            <w:r>
+              <w:t xml:space="preserve"> is less than 3 month </w:t>
+            </w:r>
+            <w:proofErr w:type="spellStart"/>
+            <w:r>
+              <w:t>avg</w:t>
+            </w:r>
+            <w:proofErr w:type="spellEnd"/>
+            <w:r>
+              <w:t xml:space="preserve"> sales, difference will display in red else display in the green.</w:t>
             </w:r>
           </w:p>
           <w:p>
@@ -4131,6 +3209,7 @@
               <w:rPr>
                 <w:b/>
               </w:rPr>
+              <w:lastRenderedPageBreak/>
               <w:t>Status</w:t>
             </w:r>
           </w:p>
@@ -4167,8 +3246,21 @@
               <w:spacing w:before="30" w:after="30"/>
             </w:pPr>
             <w:r>
-              <w:t>Better: Current Month Avg &gt; 3 months avg</w:t>
-            </w:r>
+              <w:t xml:space="preserve">Better: Current Month </w:t>
+            </w:r>
+            <w:proofErr w:type="spellStart"/>
+            <w:r>
+              <w:t>Avg</w:t>
+            </w:r>
+            <w:proofErr w:type="spellEnd"/>
+            <w:r>
+              <w:t xml:space="preserve"> &gt; 3 months </w:t>
+            </w:r>
+            <w:proofErr w:type="spellStart"/>
+            <w:r>
+              <w:t>avg</w:t>
+            </w:r>
+            <w:proofErr w:type="spellEnd"/>
             <w:r>
               <w:t xml:space="preserve">  (Display in Green)</w:t>
             </w:r>
@@ -4178,8 +3270,21 @@
               <w:spacing w:before="30" w:after="30"/>
             </w:pPr>
             <w:r>
-              <w:t>Below: Current Month Avg &lt; 3 months avg</w:t>
-            </w:r>
+              <w:t xml:space="preserve">Below: Current Month </w:t>
+            </w:r>
+            <w:proofErr w:type="spellStart"/>
+            <w:r>
+              <w:t>Avg</w:t>
+            </w:r>
+            <w:proofErr w:type="spellEnd"/>
+            <w:r>
+              <w:t xml:space="preserve"> &lt; 3 months </w:t>
+            </w:r>
+            <w:proofErr w:type="spellStart"/>
+            <w:r>
+              <w:t>avg</w:t>
+            </w:r>
+            <w:proofErr w:type="spellEnd"/>
             <w:r>
               <w:t xml:space="preserve"> (Display in Red)</w:t>
             </w:r>
@@ -4188,577 +3293,6 @@
       </w:tr>
     </w:tbl>
     <w:p/>
-    <w:p>
-      <w:pPr>
-        <w:rPr>
-          <w:b/>
-          <w:bCs/>
-        </w:rPr>
-      </w:pPr>
-      <w:r>
-        <w:rPr>
-          <w:b/>
-          <w:bCs/>
-        </w:rPr>
-        <w:t>Example:</w:t>
-      </w:r>
-    </w:p>
-    <w:tbl>
-      <w:tblPr>
-        <w:tblW w:w="9360" w:type="dxa"/>
-        <w:tblBorders>
-          <w:top w:val="single" w:sz="4" w:space="0" w:color="auto"/>
-          <w:left w:val="single" w:sz="4" w:space="0" w:color="auto"/>
-          <w:bottom w:val="single" w:sz="4" w:space="0" w:color="auto"/>
-          <w:right w:val="single" w:sz="4" w:space="0" w:color="auto"/>
-          <w:insideH w:val="single" w:sz="4" w:space="0" w:color="auto"/>
-          <w:insideV w:val="single" w:sz="4" w:space="0" w:color="auto"/>
-        </w:tblBorders>
-        <w:tblCellMar>
-          <w:top w:w="100" w:type="dxa"/>
-          <w:left w:w="120" w:type="dxa"/>
-          <w:bottom w:w="100" w:type="dxa"/>
-          <w:right w:w="120" w:type="dxa"/>
-        </w:tblCellMar>
-        <w:tblLook w:val="04A0" w:firstRow="1" w:lastRow="0" w:firstColumn="1" w:lastColumn="0" w:noHBand="0" w:noVBand="1"/>
-      </w:tblPr>
-      <w:tblGrid>
-        <w:gridCol w:w="2000"/>
-        <w:gridCol w:w="1800"/>
-        <w:gridCol w:w="1800"/>
-        <w:gridCol w:w="1800"/>
-        <w:gridCol w:w="1960"/>
-      </w:tblGrid>
-      <w:tr>
-        <w:trPr>
-          <w:tblHeader/>
-        </w:trPr>
-        <w:tc>
-          <w:tcPr>
-            <w:tcW w:w="2000" w:type="dxa"/>
-            <w:shd w:val="clear" w:color="auto" w:fill="002060"/>
-          </w:tcPr>
-          <w:p>
-            <w:pPr>
-              <w:spacing w:before="40" w:after="40"/>
-              <w:rPr>
-                <w:b/>
-                <w:color w:val="FFFFFF" w:themeColor="background1"/>
-              </w:rPr>
-            </w:pPr>
-            <w:r>
-              <w:rPr>
-                <w:b/>
-                <w:color w:val="FFFFFF" w:themeColor="background1"/>
-              </w:rPr>
-              <w:t>Metric (Matrix)</w:t>
-            </w:r>
-          </w:p>
-        </w:tc>
-        <w:tc>
-          <w:tcPr>
-            <w:tcW w:w="1800" w:type="dxa"/>
-            <w:shd w:val="clear" w:color="auto" w:fill="002060"/>
-          </w:tcPr>
-          <w:p>
-            <w:pPr>
-              <w:spacing w:before="40" w:after="40"/>
-              <w:jc w:val="right"/>
-              <w:rPr>
-                <w:b/>
-                <w:color w:val="FFFFFF" w:themeColor="background1"/>
-              </w:rPr>
-            </w:pPr>
-            <w:r>
-              <w:rPr>
-                <w:b/>
-                <w:color w:val="FFFFFF" w:themeColor="background1"/>
-              </w:rPr>
-              <w:t>Previous 3-Month Avg</w:t>
-            </w:r>
-          </w:p>
-        </w:tc>
-        <w:tc>
-          <w:tcPr>
-            <w:tcW w:w="1800" w:type="dxa"/>
-            <w:shd w:val="clear" w:color="auto" w:fill="002060"/>
-          </w:tcPr>
-          <w:p>
-            <w:pPr>
-              <w:spacing w:before="40" w:after="40"/>
-              <w:jc w:val="right"/>
-              <w:rPr>
-                <w:b/>
-                <w:color w:val="FFFFFF" w:themeColor="background1"/>
-              </w:rPr>
-            </w:pPr>
-            <w:r>
-              <w:rPr>
-                <w:b/>
-                <w:color w:val="FFFFFF" w:themeColor="background1"/>
-              </w:rPr>
-              <w:t>Current Month Value</w:t>
-            </w:r>
-          </w:p>
-        </w:tc>
-        <w:tc>
-          <w:tcPr>
-            <w:tcW w:w="1800" w:type="dxa"/>
-            <w:shd w:val="clear" w:color="auto" w:fill="002060"/>
-          </w:tcPr>
-          <w:p>
-            <w:pPr>
-              <w:spacing w:before="40" w:after="40"/>
-              <w:jc w:val="right"/>
-              <w:rPr>
-                <w:b/>
-                <w:color w:val="FFFFFF" w:themeColor="background1"/>
-              </w:rPr>
-            </w:pPr>
-            <w:r>
-              <w:rPr>
-                <w:b/>
-                <w:color w:val="FFFFFF" w:themeColor="background1"/>
-              </w:rPr>
-              <w:t>Difference Formula</w:t>
-            </w:r>
-          </w:p>
-        </w:tc>
-        <w:tc>
-          <w:tcPr>
-            <w:tcW w:w="1960" w:type="dxa"/>
-            <w:shd w:val="clear" w:color="auto" w:fill="002060"/>
-          </w:tcPr>
-          <w:p>
-            <w:pPr>
-              <w:spacing w:before="40" w:after="40"/>
-              <w:jc w:val="center"/>
-              <w:rPr>
-                <w:b/>
-                <w:color w:val="FFFFFF" w:themeColor="background1"/>
-              </w:rPr>
-            </w:pPr>
-            <w:r>
-              <w:rPr>
-                <w:b/>
-                <w:color w:val="FFFFFF" w:themeColor="background1"/>
-              </w:rPr>
-              <w:t>Visual Indicator Rule</w:t>
-            </w:r>
-          </w:p>
-        </w:tc>
-      </w:tr>
-      <w:tr>
-        <w:tc>
-          <w:tcPr>
-            <w:tcW w:w="2000" w:type="dxa"/>
-            <w:shd w:val="clear" w:color="auto" w:fill="FFFFFF"/>
-          </w:tcPr>
-          <w:p>
-            <w:pPr>
-              <w:spacing w:before="30" w:after="30"/>
-              <w:rPr>
-                <w:b/>
-              </w:rPr>
-            </w:pPr>
-            <w:r>
-              <w:rPr>
-                <w:b/>
-              </w:rPr>
-              <w:t>Sales</w:t>
-            </w:r>
-          </w:p>
-        </w:tc>
-        <w:tc>
-          <w:tcPr>
-            <w:tcW w:w="1800" w:type="dxa"/>
-            <w:shd w:val="clear" w:color="auto" w:fill="FFFFFF"/>
-          </w:tcPr>
-          <w:p>
-            <w:pPr>
-              <w:spacing w:before="30" w:after="30"/>
-              <w:jc w:val="right"/>
-            </w:pPr>
-            <w:r>
-              <w:t>£4.86M</w:t>
-            </w:r>
-          </w:p>
-        </w:tc>
-        <w:tc>
-          <w:tcPr>
-            <w:tcW w:w="1800" w:type="dxa"/>
-            <w:shd w:val="clear" w:color="auto" w:fill="FFFFFF"/>
-          </w:tcPr>
-          <w:p>
-            <w:pPr>
-              <w:spacing w:before="30" w:after="30"/>
-              <w:jc w:val="right"/>
-            </w:pPr>
-            <w:r>
-              <w:t>£5.45M</w:t>
-            </w:r>
-          </w:p>
-        </w:tc>
-        <w:tc>
-          <w:tcPr>
-            <w:tcW w:w="1800" w:type="dxa"/>
-            <w:shd w:val="clear" w:color="auto" w:fill="FFFFFF"/>
-          </w:tcPr>
-          <w:p>
-            <w:pPr>
-              <w:spacing w:before="30" w:after="30"/>
-              <w:jc w:val="right"/>
-            </w:pPr>
-            <w:r>
-              <w:t>+£590K</w:t>
-            </w:r>
-          </w:p>
-        </w:tc>
-        <w:tc>
-          <w:tcPr>
-            <w:tcW w:w="1960" w:type="dxa"/>
-            <w:shd w:val="clear" w:color="auto" w:fill="FFFFFF"/>
-          </w:tcPr>
-          <w:p>
-            <w:pPr>
-              <w:spacing w:before="30" w:after="30"/>
-              <w:jc w:val="center"/>
-            </w:pPr>
-            <w:r>
-              <w:t xml:space="preserve"> Better (Green)</w:t>
-            </w:r>
-          </w:p>
-        </w:tc>
-      </w:tr>
-      <w:tr>
-        <w:tc>
-          <w:tcPr>
-            <w:tcW w:w="2000" w:type="dxa"/>
-            <w:shd w:val="clear" w:color="auto" w:fill="F8FAFC"/>
-          </w:tcPr>
-          <w:p>
-            <w:pPr>
-              <w:spacing w:before="30" w:after="30"/>
-              <w:rPr>
-                <w:b/>
-              </w:rPr>
-            </w:pPr>
-            <w:r>
-              <w:rPr>
-                <w:b/>
-              </w:rPr>
-              <w:t>Boxes Sold</w:t>
-            </w:r>
-          </w:p>
-        </w:tc>
-        <w:tc>
-          <w:tcPr>
-            <w:tcW w:w="1800" w:type="dxa"/>
-            <w:shd w:val="clear" w:color="auto" w:fill="F8FAFC"/>
-          </w:tcPr>
-          <w:p>
-            <w:pPr>
-              <w:spacing w:before="30" w:after="30"/>
-              <w:jc w:val="right"/>
-            </w:pPr>
-            <w:r>
-              <w:t>212K</w:t>
-            </w:r>
-          </w:p>
-        </w:tc>
-        <w:tc>
-          <w:tcPr>
-            <w:tcW w:w="1800" w:type="dxa"/>
-            <w:shd w:val="clear" w:color="auto" w:fill="F8FAFC"/>
-          </w:tcPr>
-          <w:p>
-            <w:pPr>
-              <w:spacing w:before="30" w:after="30"/>
-              <w:jc w:val="right"/>
-            </w:pPr>
-            <w:r>
-              <w:t>241K</w:t>
-            </w:r>
-          </w:p>
-        </w:tc>
-        <w:tc>
-          <w:tcPr>
-            <w:tcW w:w="1800" w:type="dxa"/>
-            <w:shd w:val="clear" w:color="auto" w:fill="F8FAFC"/>
-          </w:tcPr>
-          <w:p>
-            <w:pPr>
-              <w:spacing w:before="30" w:after="30"/>
-              <w:jc w:val="right"/>
-            </w:pPr>
-            <w:r>
-              <w:t>+29K</w:t>
-            </w:r>
-          </w:p>
-        </w:tc>
-        <w:tc>
-          <w:tcPr>
-            <w:tcW w:w="1960" w:type="dxa"/>
-            <w:shd w:val="clear" w:color="auto" w:fill="F8FAFC"/>
-          </w:tcPr>
-          <w:p>
-            <w:pPr>
-              <w:spacing w:before="30" w:after="30"/>
-              <w:jc w:val="center"/>
-            </w:pPr>
-            <w:r>
-              <w:t xml:space="preserve"> Better (Green)</w:t>
-            </w:r>
-          </w:p>
-        </w:tc>
-      </w:tr>
-      <w:tr>
-        <w:tc>
-          <w:tcPr>
-            <w:tcW w:w="2000" w:type="dxa"/>
-            <w:shd w:val="clear" w:color="auto" w:fill="FFFFFF"/>
-          </w:tcPr>
-          <w:p>
-            <w:pPr>
-              <w:spacing w:before="30" w:after="30"/>
-              <w:rPr>
-                <w:b/>
-              </w:rPr>
-            </w:pPr>
-            <w:r>
-              <w:rPr>
-                <w:b/>
-              </w:rPr>
-              <w:t>Gross Profit</w:t>
-            </w:r>
-          </w:p>
-        </w:tc>
-        <w:tc>
-          <w:tcPr>
-            <w:tcW w:w="1800" w:type="dxa"/>
-            <w:shd w:val="clear" w:color="auto" w:fill="FFFFFF"/>
-          </w:tcPr>
-          <w:p>
-            <w:pPr>
-              <w:spacing w:before="30" w:after="30"/>
-              <w:jc w:val="right"/>
-            </w:pPr>
-            <w:r>
-              <w:t>£952K</w:t>
-            </w:r>
-          </w:p>
-        </w:tc>
-        <w:tc>
-          <w:tcPr>
-            <w:tcW w:w="1800" w:type="dxa"/>
-            <w:shd w:val="clear" w:color="auto" w:fill="FFFFFF"/>
-          </w:tcPr>
-          <w:p>
-            <w:pPr>
-              <w:spacing w:before="30" w:after="30"/>
-              <w:jc w:val="right"/>
-            </w:pPr>
-            <w:r>
-              <w:t>£1.09M</w:t>
-            </w:r>
-          </w:p>
-        </w:tc>
-        <w:tc>
-          <w:tcPr>
-            <w:tcW w:w="1800" w:type="dxa"/>
-            <w:shd w:val="clear" w:color="auto" w:fill="FFFFFF"/>
-          </w:tcPr>
-          <w:p>
-            <w:pPr>
-              <w:spacing w:before="30" w:after="30"/>
-              <w:jc w:val="right"/>
-            </w:pPr>
-            <w:r>
-              <w:t>+£138K</w:t>
-            </w:r>
-          </w:p>
-        </w:tc>
-        <w:tc>
-          <w:tcPr>
-            <w:tcW w:w="1960" w:type="dxa"/>
-            <w:shd w:val="clear" w:color="auto" w:fill="FFFFFF"/>
-          </w:tcPr>
-          <w:p>
-            <w:pPr>
-              <w:spacing w:before="30" w:after="30"/>
-              <w:jc w:val="center"/>
-            </w:pPr>
-            <w:r>
-              <w:t xml:space="preserve"> Better (Green)</w:t>
-            </w:r>
-          </w:p>
-        </w:tc>
-      </w:tr>
-      <w:tr>
-        <w:tc>
-          <w:tcPr>
-            <w:tcW w:w="2000" w:type="dxa"/>
-            <w:shd w:val="clear" w:color="auto" w:fill="F8FAFC"/>
-          </w:tcPr>
-          <w:p>
-            <w:pPr>
-              <w:spacing w:before="30" w:after="30"/>
-              <w:rPr>
-                <w:b/>
-              </w:rPr>
-            </w:pPr>
-            <w:r>
-              <w:rPr>
-                <w:b/>
-              </w:rPr>
-              <w:t>Gross Margin</w:t>
-            </w:r>
-          </w:p>
-        </w:tc>
-        <w:tc>
-          <w:tcPr>
-            <w:tcW w:w="1800" w:type="dxa"/>
-            <w:shd w:val="clear" w:color="auto" w:fill="F8FAFC"/>
-          </w:tcPr>
-          <w:p>
-            <w:pPr>
-              <w:spacing w:before="30" w:after="30"/>
-              <w:jc w:val="right"/>
-            </w:pPr>
-            <w:r>
-              <w:t>19.6%</w:t>
-            </w:r>
-          </w:p>
-        </w:tc>
-        <w:tc>
-          <w:tcPr>
-            <w:tcW w:w="1800" w:type="dxa"/>
-            <w:shd w:val="clear" w:color="auto" w:fill="F8FAFC"/>
-          </w:tcPr>
-          <w:p>
-            <w:pPr>
-              <w:spacing w:before="30" w:after="30"/>
-              <w:jc w:val="right"/>
-            </w:pPr>
-            <w:r>
-              <w:t>20.0%</w:t>
-            </w:r>
-          </w:p>
-        </w:tc>
-        <w:tc>
-          <w:tcPr>
-            <w:tcW w:w="1800" w:type="dxa"/>
-            <w:shd w:val="clear" w:color="auto" w:fill="F8FAFC"/>
-          </w:tcPr>
-          <w:p>
-            <w:pPr>
-              <w:spacing w:before="30" w:after="30"/>
-              <w:jc w:val="right"/>
-            </w:pPr>
-            <w:r>
-              <w:t>+0.4pp</w:t>
-            </w:r>
-          </w:p>
-        </w:tc>
-        <w:tc>
-          <w:tcPr>
-            <w:tcW w:w="1960" w:type="dxa"/>
-            <w:shd w:val="clear" w:color="auto" w:fill="F8FAFC"/>
-          </w:tcPr>
-          <w:p>
-            <w:pPr>
-              <w:spacing w:before="30" w:after="30"/>
-              <w:jc w:val="center"/>
-            </w:pPr>
-            <w:r>
-              <w:t xml:space="preserve"> Better (Green)</w:t>
-            </w:r>
-          </w:p>
-        </w:tc>
-      </w:tr>
-      <w:tr>
-        <w:tc>
-          <w:tcPr>
-            <w:tcW w:w="2000" w:type="dxa"/>
-            <w:shd w:val="clear" w:color="auto" w:fill="FFFFFF"/>
-          </w:tcPr>
-          <w:p>
-            <w:pPr>
-              <w:spacing w:before="30" w:after="30"/>
-              <w:rPr>
-                <w:b/>
-              </w:rPr>
-            </w:pPr>
-            <w:r>
-              <w:rPr>
-                <w:b/>
-              </w:rPr>
-              <w:t>Syri Sales</w:t>
-            </w:r>
-          </w:p>
-        </w:tc>
-        <w:tc>
-          <w:tcPr>
-            <w:tcW w:w="1800" w:type="dxa"/>
-            <w:shd w:val="clear" w:color="auto" w:fill="FFFFFF"/>
-          </w:tcPr>
-          <w:p>
-            <w:pPr>
-              <w:spacing w:before="30" w:after="30"/>
-              <w:jc w:val="right"/>
-            </w:pPr>
-            <w:r>
-              <w:t>£1.20M</w:t>
-            </w:r>
-          </w:p>
-        </w:tc>
-        <w:tc>
-          <w:tcPr>
-            <w:tcW w:w="1800" w:type="dxa"/>
-            <w:shd w:val="clear" w:color="auto" w:fill="FFFFFF"/>
-          </w:tcPr>
-          <w:p>
-            <w:pPr>
-              <w:spacing w:before="30" w:after="30"/>
-              <w:jc w:val="right"/>
-            </w:pPr>
-            <w:r>
-              <w:t>£1.22M</w:t>
-            </w:r>
-          </w:p>
-        </w:tc>
-        <w:tc>
-          <w:tcPr>
-            <w:tcW w:w="1800" w:type="dxa"/>
-            <w:shd w:val="clear" w:color="auto" w:fill="FFFFFF"/>
-          </w:tcPr>
-          <w:p>
-            <w:pPr>
-              <w:spacing w:before="30" w:after="30"/>
-              <w:jc w:val="right"/>
-            </w:pPr>
-            <w:r>
-              <w:t>+£0.20M</w:t>
-            </w:r>
-          </w:p>
-        </w:tc>
-        <w:tc>
-          <w:tcPr>
-            <w:tcW w:w="1960" w:type="dxa"/>
-            <w:shd w:val="clear" w:color="auto" w:fill="FFFFFF"/>
-          </w:tcPr>
-          <w:p>
-            <w:pPr>
-              <w:spacing w:before="30" w:after="30"/>
-              <w:jc w:val="center"/>
-            </w:pPr>
-            <w:r>
-              <w:t xml:space="preserve"> Better (Green)</w:t>
-            </w:r>
-          </w:p>
-        </w:tc>
-      </w:tr>
-    </w:tbl>
     <w:p>
       <w:pPr>
         <w:spacing w:after="120"/>
@@ -4776,8 +3310,13 @@
         <w:rPr>
           <w:szCs w:val="22"/>
         </w:rPr>
-        <w:lastRenderedPageBreak/>
-        <w:t>5.4 Team Leader (TL) Performance Analysis Bar Chart</w:t>
+        <w:t>3</w:t>
+      </w:r>
+      <w:r>
+        <w:rPr>
+          <w:szCs w:val="22"/>
+        </w:rPr>
+        <w:t>.4 Team Leader (TL) Performance Analysis Bar Chart</w:t>
       </w:r>
       <w:r>
         <w:rPr>
@@ -4808,8 +3347,13 @@
       <w:r>
         <w:t xml:space="preserve"> Current Month </w:t>
       </w:r>
-      <w:r>
-        <w:t xml:space="preserve">Avg </w:t>
+      <w:proofErr w:type="spellStart"/>
+      <w:r>
+        <w:t>Avg</w:t>
+      </w:r>
+      <w:proofErr w:type="spellEnd"/>
+      <w:r>
+        <w:t xml:space="preserve"> </w:t>
       </w:r>
       <w:r>
         <w:t>Sales</w:t>
@@ -4872,7 +3416,23 @@
         <w:spacing w:after="120"/>
       </w:pPr>
       <w:r>
-        <w:t>If current month sales avg is less than 3 month avg sales, bar line shall display in red colour.</w:t>
+        <w:t xml:space="preserve">If current month sales </w:t>
+      </w:r>
+      <w:proofErr w:type="spellStart"/>
+      <w:r>
+        <w:t>avg</w:t>
+      </w:r>
+      <w:proofErr w:type="spellEnd"/>
+      <w:r>
+        <w:t xml:space="preserve"> is less than 3 month </w:t>
+      </w:r>
+      <w:proofErr w:type="spellStart"/>
+      <w:r>
+        <w:t>avg</w:t>
+      </w:r>
+      <w:proofErr w:type="spellEnd"/>
+      <w:r>
+        <w:t xml:space="preserve"> sales, bar line shall display in red colour.</w:t>
       </w:r>
     </w:p>
     <w:p>
@@ -4885,7 +3445,23 @@
         <w:spacing w:after="120"/>
       </w:pPr>
       <w:r>
-        <w:t>If current month sales avg is more than 3 month avg sales, bar line shall display in green colour.</w:t>
+        <w:t xml:space="preserve">If current month sales </w:t>
+      </w:r>
+      <w:proofErr w:type="spellStart"/>
+      <w:r>
+        <w:t>avg</w:t>
+      </w:r>
+      <w:proofErr w:type="spellEnd"/>
+      <w:r>
+        <w:t xml:space="preserve"> is more than 3 month </w:t>
+      </w:r>
+      <w:proofErr w:type="spellStart"/>
+      <w:r>
+        <w:t>avg</w:t>
+      </w:r>
+      <w:proofErr w:type="spellEnd"/>
+      <w:r>
+        <w:t xml:space="preserve"> sales, bar line shall display in green colour.</w:t>
       </w:r>
     </w:p>
     <w:p>
@@ -4905,7 +3481,13 @@
         <w:rPr>
           <w:szCs w:val="22"/>
         </w:rPr>
-        <w:t>5.5</w:t>
+        <w:t>3</w:t>
+      </w:r>
+      <w:r>
+        <w:rPr>
+          <w:szCs w:val="22"/>
+        </w:rPr>
+        <w:t>.5</w:t>
       </w:r>
       <w:r>
         <w:rPr>
@@ -5114,6 +3696,9 @@
             <w:pPr>
               <w:spacing w:before="30" w:after="30"/>
             </w:pPr>
+            <w:r>
+              <w:t>Column</w:t>
+            </w:r>
           </w:p>
         </w:tc>
         <w:tc>
@@ -5126,10 +3711,7 @@
               <w:spacing w:before="30" w:after="30"/>
             </w:pPr>
             <w:r>
-              <w:t xml:space="preserve">It will display the customer </w:t>
-            </w:r>
-            <w:r>
-              <w:t>account number</w:t>
+              <w:t>It will display the customer account number</w:t>
             </w:r>
           </w:p>
         </w:tc>
@@ -5179,23 +3761,7 @@
               <w:spacing w:before="30" w:after="30"/>
             </w:pPr>
             <w:r>
-              <w:t>It will display the 3 months average value for each matrix</w:t>
-            </w:r>
-          </w:p>
-          <w:p>
-            <w:pPr>
-              <w:spacing w:before="30" w:after="30"/>
-            </w:pPr>
-            <w:r>
-              <w:t>Logic:</w:t>
-            </w:r>
-          </w:p>
-          <w:p>
-            <w:pPr>
-              <w:spacing w:before="30" w:after="30"/>
-            </w:pPr>
-            <w:r>
-              <w:t>3 Month average = 3 Months total / 3 months total working day’s</w:t>
+              <w:t>It will display team leader name</w:t>
             </w:r>
           </w:p>
         </w:tc>
@@ -5217,6 +3783,7 @@
               <w:rPr>
                 <w:b/>
               </w:rPr>
+              <w:lastRenderedPageBreak/>
               <w:t>Prev Month Sales</w:t>
             </w:r>
           </w:p>
@@ -5245,20 +3812,77 @@
               <w:spacing w:before="30" w:after="30"/>
             </w:pPr>
             <w:r>
-              <w:t xml:space="preserve">It will display current month average matrix values. </w:t>
-            </w:r>
-          </w:p>
-          <w:p>
-            <w:pPr>
-              <w:spacing w:before="30" w:after="30"/>
-            </w:pPr>
-          </w:p>
-          <w:p>
-            <w:pPr>
-              <w:spacing w:before="40" w:after="120" w:line="240" w:lineRule="auto"/>
+              <w:t xml:space="preserve">It will display </w:t>
+            </w:r>
+            <w:r>
+              <w:t>previous month sales</w:t>
+            </w:r>
+            <w:r>
               <w:rPr>
                 <w:rFonts w:cs="Segoe UI"/>
-                <w:b/>
+              </w:rPr>
+              <w:t xml:space="preserve"> </w:t>
+            </w:r>
+          </w:p>
+        </w:tc>
+      </w:tr>
+      <w:tr>
+        <w:tc>
+          <w:tcPr>
+            <w:tcW w:w="2122" w:type="dxa"/>
+            <w:shd w:val="clear" w:color="auto" w:fill="F8FAFC"/>
+          </w:tcPr>
+          <w:p>
+            <w:pPr>
+              <w:spacing w:before="30" w:after="30"/>
+              <w:rPr>
+                <w:b/>
+              </w:rPr>
+            </w:pPr>
+            <w:r>
+              <w:rPr>
+                <w:b/>
+              </w:rPr>
+              <w:t>Current Month</w:t>
+            </w:r>
+            <w:r>
+              <w:rPr>
+                <w:b/>
+              </w:rPr>
+              <w:t xml:space="preserve"> Projected</w:t>
+            </w:r>
+            <w:r>
+              <w:rPr>
+                <w:b/>
+              </w:rPr>
+              <w:t xml:space="preserve"> Sales</w:t>
+            </w:r>
+          </w:p>
+        </w:tc>
+        <w:tc>
+          <w:tcPr>
+            <w:tcW w:w="1701" w:type="dxa"/>
+            <w:shd w:val="clear" w:color="auto" w:fill="F8FAFC"/>
+          </w:tcPr>
+          <w:p>
+            <w:pPr>
+              <w:spacing w:before="30" w:after="30"/>
+            </w:pPr>
+            <w:r>
+              <w:t>Column</w:t>
+            </w:r>
+          </w:p>
+        </w:tc>
+        <w:tc>
+          <w:tcPr>
+            <w:tcW w:w="5670" w:type="dxa"/>
+            <w:shd w:val="clear" w:color="auto" w:fill="F8FAFC"/>
+          </w:tcPr>
+          <w:p>
+            <w:pPr>
+              <w:spacing w:before="40" w:after="80" w:line="240" w:lineRule="auto"/>
+              <w:rPr>
+                <w:rFonts w:cs="Segoe UI Semibold"/>
                 <w:bCs/>
                 <w:sz w:val="20"/>
                 <w:szCs w:val="20"/>
@@ -5266,31 +3890,59 @@
             </w:pPr>
             <w:r>
               <w:rPr>
-                <w:rFonts w:cs="Segoe UI"/>
-                <w:b/>
+                <w:rFonts w:cs="Segoe UI Semibold"/>
                 <w:bCs/>
                 <w:sz w:val="20"/>
                 <w:szCs w:val="20"/>
               </w:rPr>
-              <w:t>Logic</w:t>
-            </w:r>
-            <w:r>
-              <w:rPr>
-                <w:rFonts w:cs="Segoe UI"/>
-                <w:b/>
+              <w:t>It will display customer current month projected sales.</w:t>
+            </w:r>
+          </w:p>
+          <w:p>
+            <w:pPr>
+              <w:spacing w:before="40" w:after="80" w:line="240" w:lineRule="auto"/>
+              <w:rPr>
+                <w:rFonts w:cs="Segoe UI Semibold"/>
                 <w:bCs/>
                 <w:sz w:val="20"/>
                 <w:szCs w:val="20"/>
               </w:rPr>
-              <w:t>:</w:t>
-            </w:r>
-          </w:p>
-          <w:p>
-            <w:pPr>
-              <w:spacing w:before="40" w:after="120" w:line="240" w:lineRule="auto"/>
-              <w:rPr>
-                <w:rFonts w:cs="Segoe UI"/>
-                <w:b/>
+            </w:pPr>
+          </w:p>
+          <w:p>
+            <w:pPr>
+              <w:spacing w:before="40" w:after="80" w:line="240" w:lineRule="auto"/>
+              <w:rPr>
+                <w:rFonts w:cs="Segoe UI Semibold"/>
+                <w:b/>
+                <w:sz w:val="20"/>
+                <w:szCs w:val="20"/>
+              </w:rPr>
+            </w:pPr>
+            <w:r>
+              <w:rPr>
+                <w:rFonts w:cs="Segoe UI Semibold"/>
+                <w:b/>
+                <w:sz w:val="20"/>
+                <w:szCs w:val="20"/>
+              </w:rPr>
+              <w:t>Logic:</w:t>
+            </w:r>
+            <w:r>
+              <w:rPr>
+                <w:rFonts w:cs="Segoe UI Semibold"/>
+                <w:b/>
+                <w:sz w:val="20"/>
+                <w:szCs w:val="20"/>
+              </w:rPr>
+              <w:t xml:space="preserve"> </w:t>
+            </w:r>
+          </w:p>
+          <w:p>
+            <w:pPr>
+              <w:spacing w:before="40" w:after="80" w:line="240" w:lineRule="auto"/>
+              <w:rPr>
+                <w:rFonts w:cs="Segoe UI Semibold"/>
                 <w:bCs/>
                 <w:sz w:val="20"/>
                 <w:szCs w:val="20"/>
@@ -5298,9 +3950,68 @@
             </w:pPr>
             <w:r>
               <w:rPr>
-                <w:rFonts w:cs="Segoe UI"/>
-              </w:rPr>
-              <w:t xml:space="preserve">Current Month Avg = Total sales / X working day </w:t>
+                <w:rFonts w:cs="Segoe UI Semibold"/>
+                <w:bCs/>
+                <w:sz w:val="20"/>
+                <w:szCs w:val="20"/>
+              </w:rPr>
+              <w:t xml:space="preserve">Projected Sales = </w:t>
+            </w:r>
+            <w:proofErr w:type="spellStart"/>
+            <w:r>
+              <w:rPr>
+                <w:rFonts w:cs="Segoe UI Semibold"/>
+                <w:bCs/>
+                <w:sz w:val="20"/>
+                <w:szCs w:val="20"/>
+              </w:rPr>
+              <w:t>Avg</w:t>
+            </w:r>
+            <w:proofErr w:type="spellEnd"/>
+            <w:r>
+              <w:rPr>
+                <w:rFonts w:cs="Segoe UI Semibold"/>
+                <w:bCs/>
+                <w:sz w:val="20"/>
+                <w:szCs w:val="20"/>
+              </w:rPr>
+              <w:t xml:space="preserve"> sales * working day</w:t>
+            </w:r>
+          </w:p>
+          <w:p>
+            <w:pPr>
+              <w:spacing w:before="40" w:after="80" w:line="240" w:lineRule="auto"/>
+              <w:rPr>
+                <w:rFonts w:cs="Segoe UI Semibold"/>
+                <w:bCs/>
+                <w:sz w:val="20"/>
+                <w:szCs w:val="20"/>
+              </w:rPr>
+            </w:pPr>
+          </w:p>
+          <w:p>
+            <w:pPr>
+              <w:spacing w:before="30" w:after="30"/>
+            </w:pPr>
+            <w:proofErr w:type="spellStart"/>
+            <w:r>
+              <w:rPr>
+                <w:rFonts w:cs="Segoe UI Semibold"/>
+                <w:bCs/>
+                <w:sz w:val="20"/>
+                <w:szCs w:val="20"/>
+              </w:rPr>
+              <w:t>Avg</w:t>
+            </w:r>
+            <w:proofErr w:type="spellEnd"/>
+            <w:r>
+              <w:rPr>
+                <w:rFonts w:cs="Segoe UI Semibold"/>
+                <w:bCs/>
+                <w:sz w:val="20"/>
+                <w:szCs w:val="20"/>
+              </w:rPr>
+              <w:t xml:space="preserve"> Sales = Total sales/working days</w:t>
             </w:r>
           </w:p>
         </w:tc>
@@ -5322,7 +4033,7 @@
               <w:rPr>
                 <w:b/>
               </w:rPr>
-              <w:t>Current Month Sales</w:t>
+              <w:t>Difference (£)</w:t>
             </w:r>
           </w:p>
         </w:tc>
@@ -5347,87 +4058,45 @@
           </w:tcPr>
           <w:p>
             <w:pPr>
-              <w:spacing w:before="30" w:after="30"/>
-            </w:pPr>
-            <w:r>
-              <w:t xml:space="preserve">It will display the matrix difference. </w:t>
-            </w:r>
-          </w:p>
-          <w:p>
-            <w:pPr>
-              <w:spacing w:before="30" w:after="30"/>
-              <w:rPr>
-                <w:b/>
+              <w:spacing w:before="40" w:after="80" w:line="240" w:lineRule="auto"/>
+              <w:rPr>
+                <w:rFonts w:cs="Segoe UI Semibold"/>
                 <w:bCs/>
-              </w:rPr>
-            </w:pPr>
-            <w:r>
-              <w:rPr>
-                <w:b/>
+                <w:sz w:val="20"/>
+                <w:szCs w:val="20"/>
+              </w:rPr>
+            </w:pPr>
+            <w:r>
+              <w:rPr>
+                <w:rFonts w:cs="Segoe UI Semibold"/>
                 <w:bCs/>
-              </w:rPr>
-              <w:t xml:space="preserve">Logic: </w:t>
-            </w:r>
-          </w:p>
-          <w:p>
-            <w:pPr>
-              <w:spacing w:before="30" w:after="30"/>
-            </w:pPr>
-            <w:r>
-              <w:t xml:space="preserve">Difference = </w:t>
-            </w:r>
-            <w:r>
-              <w:t>Curr</w:t>
-            </w:r>
-            <w:r>
-              <w:t xml:space="preserve"> </w:t>
-            </w:r>
-            <w:r>
-              <w:t>Month</w:t>
-            </w:r>
-            <w:r>
-              <w:t xml:space="preserve"> Avg –</w:t>
-            </w:r>
-            <w:r>
-              <w:t xml:space="preserve"> Prev</w:t>
-            </w:r>
-            <w:r>
-              <w:t xml:space="preserve"> </w:t>
-            </w:r>
-            <w:r>
-              <w:t>3M</w:t>
-            </w:r>
-            <w:r>
-              <w:t xml:space="preserve"> </w:t>
-            </w:r>
-            <w:r>
-              <w:t xml:space="preserve">Avg. </w:t>
-            </w:r>
-          </w:p>
-          <w:p>
-            <w:pPr>
-              <w:spacing w:before="30" w:after="30"/>
-            </w:pPr>
-          </w:p>
-          <w:p>
-            <w:pPr>
-              <w:spacing w:before="30" w:after="30"/>
-            </w:pPr>
-            <w:r>
-              <w:t>If current month avg is less than 3 month avg sales, difference will display in red else display in the green.</w:t>
-            </w:r>
-          </w:p>
-          <w:p>
-            <w:pPr>
-              <w:spacing w:before="30" w:after="30"/>
-            </w:pPr>
-          </w:p>
-          <w:p>
-            <w:pPr>
-              <w:spacing w:before="30" w:after="30"/>
-            </w:pPr>
-            <w:r>
-              <w:t>Source: Alert 1029.</w:t>
+                <w:sz w:val="20"/>
+                <w:szCs w:val="20"/>
+              </w:rPr>
+              <w:t>It will display sales difference in compare to the previous month.</w:t>
+            </w:r>
+          </w:p>
+          <w:p>
+            <w:pPr>
+              <w:spacing w:before="30" w:after="30"/>
+            </w:pPr>
+            <w:r>
+              <w:rPr>
+                <w:rFonts w:cs="Segoe UI Semibold"/>
+                <w:b/>
+                <w:sz w:val="20"/>
+                <w:szCs w:val="20"/>
+              </w:rPr>
+              <w:t>Logic:</w:t>
+            </w:r>
+            <w:r>
+              <w:rPr>
+                <w:rFonts w:cs="Segoe UI Semibold"/>
+                <w:bCs/>
+                <w:sz w:val="20"/>
+                <w:szCs w:val="20"/>
+              </w:rPr>
+              <w:t xml:space="preserve"> Current Month projected sales - Prev month sales</w:t>
             </w:r>
           </w:p>
         </w:tc>
@@ -5449,8 +4118,7 @@
               <w:rPr>
                 <w:b/>
               </w:rPr>
-              <w:lastRenderedPageBreak/>
-              <w:t>Difference (£)</w:t>
+              <w:t>Decline %</w:t>
             </w:r>
           </w:p>
         </w:tc>
@@ -5475,26 +4143,301 @@
           </w:tcPr>
           <w:p>
             <w:pPr>
-              <w:spacing w:before="30" w:after="30"/>
-            </w:pPr>
-            <w:r>
-              <w:t>Status will show the following values:</w:t>
-            </w:r>
-          </w:p>
-          <w:p>
-            <w:pPr>
-              <w:spacing w:before="30" w:after="30"/>
-            </w:pPr>
-            <w:r>
-              <w:t>Better: Current Month Avg &gt; 3 months avg  (Display in Green)</w:t>
-            </w:r>
-          </w:p>
-          <w:p>
-            <w:pPr>
-              <w:spacing w:before="30" w:after="30"/>
-            </w:pPr>
-            <w:r>
-              <w:t>Below: Current Month Avg &lt; 3 months avg (Display in Red)</w:t>
+              <w:spacing w:before="40" w:after="80" w:line="240" w:lineRule="auto"/>
+              <w:rPr>
+                <w:rFonts w:cs="Segoe UI Semibold"/>
+                <w:bCs/>
+                <w:sz w:val="20"/>
+                <w:szCs w:val="20"/>
+              </w:rPr>
+            </w:pPr>
+            <w:r>
+              <w:rPr>
+                <w:rFonts w:cs="Segoe UI Semibold"/>
+                <w:bCs/>
+                <w:sz w:val="20"/>
+                <w:szCs w:val="20"/>
+              </w:rPr>
+              <w:t xml:space="preserve">Logic: </w:t>
+            </w:r>
+          </w:p>
+          <w:p>
+            <w:pPr>
+              <w:spacing w:before="40" w:after="80" w:line="240" w:lineRule="auto"/>
+              <w:rPr>
+                <w:rFonts w:cs="Segoe UI Semibold"/>
+                <w:bCs/>
+                <w:sz w:val="20"/>
+                <w:szCs w:val="20"/>
+              </w:rPr>
+            </w:pPr>
+            <w:r>
+              <w:rPr>
+                <w:rFonts w:cs="Segoe UI Semibold"/>
+                <w:bCs/>
+                <w:sz w:val="20"/>
+                <w:szCs w:val="20"/>
+              </w:rPr>
+              <w:t>Decline %</w:t>
+            </w:r>
+            <w:r>
+              <w:rPr>
+                <w:rFonts w:cs="Segoe UI Semibold"/>
+                <w:bCs/>
+                <w:sz w:val="20"/>
+                <w:szCs w:val="20"/>
+              </w:rPr>
+              <w:t xml:space="preserve"> </w:t>
+            </w:r>
+            <w:r>
+              <w:rPr>
+                <w:rFonts w:cs="Segoe UI Semibold"/>
+                <w:bCs/>
+                <w:sz w:val="20"/>
+                <w:szCs w:val="20"/>
+              </w:rPr>
+              <w:t>=</w:t>
+            </w:r>
+            <w:r>
+              <w:rPr>
+                <w:rFonts w:cs="Segoe UI Semibold"/>
+                <w:bCs/>
+                <w:sz w:val="20"/>
+                <w:szCs w:val="20"/>
+              </w:rPr>
+              <w:t xml:space="preserve"> (</w:t>
+            </w:r>
+            <w:r>
+              <w:rPr>
+                <w:rFonts w:cs="Segoe UI Semibold"/>
+                <w:bCs/>
+                <w:sz w:val="20"/>
+                <w:szCs w:val="20"/>
+              </w:rPr>
+              <w:t>Difference</w:t>
+            </w:r>
+            <w:r>
+              <w:rPr>
+                <w:rFonts w:cs="Segoe UI Semibold"/>
+                <w:bCs/>
+                <w:sz w:val="20"/>
+                <w:szCs w:val="20"/>
+              </w:rPr>
+              <w:t>/</w:t>
+            </w:r>
+            <w:r>
+              <w:rPr>
+                <w:rFonts w:cs="Segoe UI Semibold"/>
+                <w:bCs/>
+                <w:sz w:val="20"/>
+                <w:szCs w:val="20"/>
+              </w:rPr>
+              <w:t xml:space="preserve"> Previous Month Sales</w:t>
+            </w:r>
+            <w:r>
+              <w:rPr>
+                <w:rFonts w:cs="Segoe UI Semibold"/>
+                <w:bCs/>
+                <w:sz w:val="20"/>
+                <w:szCs w:val="20"/>
+              </w:rPr>
+              <w:t xml:space="preserve"> </w:t>
+            </w:r>
+            <w:r>
+              <w:rPr>
+                <w:rFonts w:cs="Segoe UI Semibold"/>
+                <w:bCs/>
+                <w:sz w:val="20"/>
+                <w:szCs w:val="20"/>
+              </w:rPr>
+              <w:t>)</w:t>
+            </w:r>
+            <w:r>
+              <w:rPr>
+                <w:rFonts w:ascii="Arial" w:hAnsi="Arial" w:cs="Arial"/>
+                <w:bCs/>
+                <w:sz w:val="20"/>
+                <w:szCs w:val="20"/>
+              </w:rPr>
+              <w:t>​</w:t>
+            </w:r>
+            <w:r>
+              <w:rPr>
+                <w:rFonts w:ascii="Arial" w:hAnsi="Arial" w:cs="Arial"/>
+                <w:bCs/>
+                <w:sz w:val="20"/>
+                <w:szCs w:val="20"/>
+              </w:rPr>
+              <w:t xml:space="preserve"> </w:t>
+            </w:r>
+            <w:r>
+              <w:rPr>
+                <w:rFonts w:cs="Verdana"/>
+                <w:bCs/>
+                <w:sz w:val="20"/>
+                <w:szCs w:val="20"/>
+              </w:rPr>
+              <w:t>×</w:t>
+            </w:r>
+            <w:r>
+              <w:rPr>
+                <w:rFonts w:cs="Verdana"/>
+                <w:bCs/>
+                <w:sz w:val="20"/>
+                <w:szCs w:val="20"/>
+              </w:rPr>
+              <w:t xml:space="preserve"> </w:t>
+            </w:r>
+            <w:r>
+              <w:rPr>
+                <w:rFonts w:cs="Segoe UI Semibold"/>
+                <w:bCs/>
+                <w:sz w:val="20"/>
+                <w:szCs w:val="20"/>
+              </w:rPr>
+              <w:t>100</w:t>
+            </w:r>
+          </w:p>
+          <w:p>
+            <w:pPr>
+              <w:spacing w:before="40" w:after="80" w:line="240" w:lineRule="auto"/>
+              <w:rPr>
+                <w:rFonts w:cs="Segoe UI Semibold"/>
+                <w:bCs/>
+                <w:sz w:val="20"/>
+                <w:szCs w:val="20"/>
+              </w:rPr>
+            </w:pPr>
+            <w:r>
+              <w:rPr>
+                <w:rFonts w:cs="Segoe UI Semibold"/>
+                <w:bCs/>
+                <w:sz w:val="20"/>
+                <w:szCs w:val="20"/>
+              </w:rPr>
+              <w:t xml:space="preserve">Were </w:t>
+            </w:r>
+          </w:p>
+          <w:p>
+            <w:pPr>
+              <w:spacing w:before="30" w:after="30"/>
+            </w:pPr>
+            <w:r>
+              <w:rPr>
+                <w:rFonts w:cs="Segoe UI Semibold"/>
+                <w:bCs/>
+                <w:sz w:val="20"/>
+                <w:szCs w:val="20"/>
+              </w:rPr>
+              <w:t>Difference</w:t>
+            </w:r>
+            <w:r>
+              <w:rPr>
+                <w:rFonts w:cs="Segoe UI Semibold"/>
+                <w:bCs/>
+                <w:sz w:val="20"/>
+                <w:szCs w:val="20"/>
+              </w:rPr>
+              <w:t xml:space="preserve"> </w:t>
+            </w:r>
+            <w:r>
+              <w:rPr>
+                <w:rFonts w:cs="Segoe UI Semibold"/>
+                <w:bCs/>
+                <w:sz w:val="20"/>
+                <w:szCs w:val="20"/>
+              </w:rPr>
+              <w:t>=</w:t>
+            </w:r>
+            <w:r>
+              <w:rPr>
+                <w:rFonts w:cs="Segoe UI Semibold"/>
+                <w:bCs/>
+                <w:sz w:val="20"/>
+                <w:szCs w:val="20"/>
+              </w:rPr>
+              <w:t xml:space="preserve"> </w:t>
+            </w:r>
+            <w:r>
+              <w:rPr>
+                <w:rFonts w:cs="Segoe UI Semibold"/>
+                <w:bCs/>
+                <w:sz w:val="20"/>
+                <w:szCs w:val="20"/>
+              </w:rPr>
+              <w:t xml:space="preserve">Current Month </w:t>
+            </w:r>
+            <w:r>
+              <w:rPr>
+                <w:rFonts w:cs="Segoe UI Semibold"/>
+                <w:bCs/>
+                <w:sz w:val="20"/>
+                <w:szCs w:val="20"/>
+              </w:rPr>
+              <w:t xml:space="preserve">projected </w:t>
+            </w:r>
+            <w:r>
+              <w:rPr>
+                <w:rFonts w:cs="Segoe UI Semibold"/>
+                <w:bCs/>
+                <w:sz w:val="20"/>
+                <w:szCs w:val="20"/>
+              </w:rPr>
+              <w:t>Sales</w:t>
+            </w:r>
+            <w:r>
+              <w:rPr>
+                <w:rFonts w:cs="Segoe UI Semibold"/>
+                <w:bCs/>
+                <w:sz w:val="20"/>
+                <w:szCs w:val="20"/>
+              </w:rPr>
+              <w:t xml:space="preserve"> </w:t>
+            </w:r>
+            <w:r>
+              <w:rPr>
+                <w:rFonts w:cs="Segoe UI Semibold"/>
+                <w:bCs/>
+                <w:sz w:val="20"/>
+                <w:szCs w:val="20"/>
+              </w:rPr>
+              <w:t>−</w:t>
+            </w:r>
+            <w:r>
+              <w:rPr>
+                <w:rFonts w:cs="Segoe UI Semibold"/>
+                <w:bCs/>
+                <w:sz w:val="20"/>
+                <w:szCs w:val="20"/>
+              </w:rPr>
+              <w:t xml:space="preserve"> </w:t>
+            </w:r>
+            <w:r>
+              <w:rPr>
+                <w:rFonts w:cs="Segoe UI Semibold"/>
+                <w:bCs/>
+                <w:sz w:val="20"/>
+                <w:szCs w:val="20"/>
+              </w:rPr>
+              <w:t>Previous Month</w:t>
+            </w:r>
+            <w:r>
+              <w:rPr>
+                <w:rFonts w:cs="Segoe UI Semibold"/>
+                <w:bCs/>
+                <w:sz w:val="20"/>
+                <w:szCs w:val="20"/>
+              </w:rPr>
+              <w:t xml:space="preserve"> </w:t>
+            </w:r>
+            <w:r>
+              <w:rPr>
+                <w:rFonts w:cs="Segoe UI Semibold"/>
+                <w:bCs/>
+                <w:sz w:val="20"/>
+                <w:szCs w:val="20"/>
+              </w:rPr>
+              <w:t>Sales</w:t>
             </w:r>
           </w:p>
         </w:tc>
@@ -5516,7 +4459,7 @@
               <w:rPr>
                 <w:b/>
               </w:rPr>
-              <w:t>Decline %</w:t>
+              <w:t>Last Order Date</w:t>
             </w:r>
           </w:p>
         </w:tc>
@@ -5529,6 +4472,9 @@
             <w:pPr>
               <w:spacing w:before="30" w:after="30"/>
             </w:pPr>
+            <w:r>
+              <w:t>Column</w:t>
+            </w:r>
           </w:p>
         </w:tc>
         <w:tc>
@@ -5540,62 +4486,16 @@
             <w:pPr>
               <w:spacing w:before="30" w:after="30"/>
             </w:pPr>
-          </w:p>
-        </w:tc>
-      </w:tr>
-      <w:tr>
-        <w:tc>
-          <w:tcPr>
-            <w:tcW w:w="2122" w:type="dxa"/>
-            <w:shd w:val="clear" w:color="auto" w:fill="F8FAFC"/>
-          </w:tcPr>
-          <w:p>
-            <w:pPr>
-              <w:spacing w:before="30" w:after="30"/>
-              <w:rPr>
-                <w:b/>
-              </w:rPr>
-            </w:pPr>
-            <w:r>
-              <w:rPr>
-                <w:b/>
-              </w:rPr>
-              <w:t>Last Order Date</w:t>
-            </w:r>
-          </w:p>
-        </w:tc>
-        <w:tc>
-          <w:tcPr>
-            <w:tcW w:w="1701" w:type="dxa"/>
-            <w:shd w:val="clear" w:color="auto" w:fill="F8FAFC"/>
-          </w:tcPr>
-          <w:p>
-            <w:pPr>
-              <w:spacing w:before="30" w:after="30"/>
-            </w:pPr>
-          </w:p>
-        </w:tc>
-        <w:tc>
-          <w:tcPr>
-            <w:tcW w:w="5670" w:type="dxa"/>
-            <w:shd w:val="clear" w:color="auto" w:fill="F8FAFC"/>
-          </w:tcPr>
-          <w:p>
-            <w:pPr>
-              <w:spacing w:before="30" w:after="30"/>
-            </w:pPr>
+            <w:r>
+              <w:t>It will display last order date.</w:t>
+            </w:r>
           </w:p>
         </w:tc>
       </w:tr>
     </w:tbl>
     <w:p>
       <w:pPr>
-        <w:spacing w:after="120" w:line="276" w:lineRule="auto"/>
-      </w:pPr>
-    </w:p>
-    <w:p>
-      <w:pPr>
-        <w:spacing w:after="120" w:line="276" w:lineRule="auto"/>
+        <w:spacing w:after="120"/>
       </w:pPr>
     </w:p>
     <w:p>
@@ -5615,20 +4515,18 @@
         <w:rPr>
           <w:szCs w:val="22"/>
         </w:rPr>
-        <w:t>6.3 Top Performing Customers Table (TEAM-TBL-05)</w:t>
-      </w:r>
-    </w:p>
-    <w:p>
-      <w:pPr>
-        <w:spacing w:after="120" w:line="276" w:lineRule="auto"/>
-      </w:pPr>
-      <w:r>
-        <w:t>Highlights leading revenue-generating accounts across the territory to evaluate key account retention, order frequency, gross profit contribution, and cross-selling penetration across Top 200 Generic and Top 100 PI lines.</w:t>
+        <w:t>3.6</w:t>
+      </w:r>
+      <w:r>
+        <w:rPr>
+          <w:szCs w:val="22"/>
+        </w:rPr>
+        <w:t xml:space="preserve"> Top Performing Customers Table</w:t>
       </w:r>
     </w:p>
     <w:tbl>
       <w:tblPr>
-        <w:tblW w:w="10460" w:type="dxa"/>
+        <w:tblW w:w="9493" w:type="dxa"/>
         <w:tblBorders>
           <w:top w:val="single" w:sz="4" w:space="0" w:color="auto"/>
           <w:left w:val="single" w:sz="4" w:space="0" w:color="auto"/>
@@ -5646,31 +4544,22 @@
         <w:tblLook w:val="04A0" w:firstRow="1" w:lastRow="0" w:firstColumn="1" w:lastColumn="0" w:noHBand="0" w:noVBand="1"/>
       </w:tblPr>
       <w:tblGrid>
-        <w:gridCol w:w="864"/>
-        <w:gridCol w:w="1813"/>
-        <w:gridCol w:w="800"/>
-        <w:gridCol w:w="1207"/>
-        <w:gridCol w:w="1077"/>
-        <w:gridCol w:w="710"/>
-        <w:gridCol w:w="710"/>
-        <w:gridCol w:w="1160"/>
-        <w:gridCol w:w="1020"/>
-        <w:gridCol w:w="1378"/>
+        <w:gridCol w:w="2122"/>
+        <w:gridCol w:w="1701"/>
+        <w:gridCol w:w="5670"/>
       </w:tblGrid>
       <w:tr>
         <w:trPr>
-          <w:trHeight w:val="898"/>
           <w:tblHeader/>
         </w:trPr>
         <w:tc>
           <w:tcPr>
-            <w:tcW w:w="849" w:type="dxa"/>
+            <w:tcW w:w="2122" w:type="dxa"/>
             <w:shd w:val="clear" w:color="auto" w:fill="002060"/>
           </w:tcPr>
           <w:p>
             <w:pPr>
               <w:spacing w:before="40" w:after="40"/>
-              <w:jc w:val="center"/>
               <w:rPr>
                 <w:b/>
                 <w:color w:val="FFFFFF" w:themeColor="background1"/>
@@ -5681,13 +4570,27 @@
                 <w:b/>
                 <w:color w:val="FFFFFF" w:themeColor="background1"/>
               </w:rPr>
-              <w:t>Rank</w:t>
-            </w:r>
-          </w:p>
-        </w:tc>
-        <w:tc>
-          <w:tcPr>
-            <w:tcW w:w="1735" w:type="dxa"/>
+              <w:t>Metri</w:t>
+            </w:r>
+            <w:r>
+              <w:rPr>
+                <w:b/>
+                <w:color w:val="FFFFFF" w:themeColor="background1"/>
+              </w:rPr>
+              <w:t>x</w:t>
+            </w:r>
+            <w:r>
+              <w:rPr>
+                <w:b/>
+                <w:color w:val="FFFFFF" w:themeColor="background1"/>
+              </w:rPr>
+              <w:t xml:space="preserve"> Name</w:t>
+            </w:r>
+          </w:p>
+        </w:tc>
+        <w:tc>
+          <w:tcPr>
+            <w:tcW w:w="1701" w:type="dxa"/>
             <w:shd w:val="clear" w:color="auto" w:fill="002060"/>
           </w:tcPr>
           <w:p>
@@ -5703,19 +4606,18 @@
                 <w:b/>
                 <w:color w:val="FFFFFF" w:themeColor="background1"/>
               </w:rPr>
-              <w:t>Customer Name</w:t>
-            </w:r>
-          </w:p>
-        </w:tc>
-        <w:tc>
-          <w:tcPr>
-            <w:tcW w:w="791" w:type="dxa"/>
+              <w:t>Type</w:t>
+            </w:r>
+          </w:p>
+        </w:tc>
+        <w:tc>
+          <w:tcPr>
+            <w:tcW w:w="5670" w:type="dxa"/>
             <w:shd w:val="clear" w:color="auto" w:fill="002060"/>
           </w:tcPr>
           <w:p>
             <w:pPr>
               <w:spacing w:before="40" w:after="40"/>
-              <w:jc w:val="center"/>
               <w:rPr>
                 <w:b/>
                 <w:color w:val="FFFFFF" w:themeColor="background1"/>
@@ -5726,1769 +4628,585 @@
                 <w:b/>
                 <w:color w:val="FFFFFF" w:themeColor="background1"/>
               </w:rPr>
-              <w:t>Acct No.</w:t>
-            </w:r>
-          </w:p>
-        </w:tc>
-        <w:tc>
-          <w:tcPr>
-            <w:tcW w:w="1170" w:type="dxa"/>
-            <w:shd w:val="clear" w:color="auto" w:fill="002060"/>
-          </w:tcPr>
-          <w:p>
-            <w:pPr>
-              <w:spacing w:before="40" w:after="40"/>
-              <w:jc w:val="center"/>
-              <w:rPr>
-                <w:b/>
-                <w:color w:val="FFFFFF" w:themeColor="background1"/>
-              </w:rPr>
-            </w:pPr>
-            <w:r>
-              <w:rPr>
-                <w:b/>
-                <w:color w:val="FFFFFF" w:themeColor="background1"/>
-              </w:rPr>
-              <w:t>Team</w:t>
-            </w:r>
-          </w:p>
-        </w:tc>
-        <w:tc>
-          <w:tcPr>
-            <w:tcW w:w="1049" w:type="dxa"/>
-            <w:shd w:val="clear" w:color="auto" w:fill="002060"/>
-          </w:tcPr>
-          <w:p>
-            <w:pPr>
-              <w:spacing w:before="40" w:after="40"/>
-              <w:jc w:val="right"/>
-              <w:rPr>
-                <w:b/>
-                <w:color w:val="FFFFFF" w:themeColor="background1"/>
-              </w:rPr>
-            </w:pPr>
-            <w:r>
-              <w:rPr>
-                <w:b/>
-                <w:color w:val="FFFFFF" w:themeColor="background1"/>
-              </w:rPr>
-              <w:t>Orders</w:t>
-            </w:r>
-          </w:p>
-        </w:tc>
-        <w:tc>
-          <w:tcPr>
-            <w:tcW w:w="707" w:type="dxa"/>
-            <w:shd w:val="clear" w:color="auto" w:fill="002060"/>
-          </w:tcPr>
-          <w:p>
-            <w:pPr>
-              <w:spacing w:before="40" w:after="40"/>
-              <w:jc w:val="right"/>
-              <w:rPr>
-                <w:b/>
-                <w:color w:val="FFFFFF" w:themeColor="background1"/>
-              </w:rPr>
-            </w:pPr>
-            <w:r>
-              <w:rPr>
-                <w:b/>
-                <w:color w:val="FFFFFF" w:themeColor="background1"/>
-              </w:rPr>
-              <w:t>Top 200</w:t>
-            </w:r>
-          </w:p>
-        </w:tc>
-        <w:tc>
-          <w:tcPr>
-            <w:tcW w:w="707" w:type="dxa"/>
-            <w:shd w:val="clear" w:color="auto" w:fill="002060"/>
-          </w:tcPr>
-          <w:p>
-            <w:pPr>
-              <w:spacing w:before="40" w:after="40"/>
-              <w:jc w:val="right"/>
-              <w:rPr>
-                <w:b/>
-                <w:color w:val="FFFFFF" w:themeColor="background1"/>
-              </w:rPr>
-            </w:pPr>
-            <w:r>
-              <w:rPr>
-                <w:b/>
-                <w:color w:val="FFFFFF" w:themeColor="background1"/>
-              </w:rPr>
-              <w:t>Top 100 PI</w:t>
-            </w:r>
-          </w:p>
-        </w:tc>
-        <w:tc>
-          <w:tcPr>
-            <w:tcW w:w="1127" w:type="dxa"/>
-            <w:shd w:val="clear" w:color="auto" w:fill="002060"/>
-          </w:tcPr>
-          <w:p>
-            <w:pPr>
-              <w:spacing w:before="40" w:after="40"/>
-              <w:jc w:val="right"/>
-              <w:rPr>
-                <w:b/>
-                <w:color w:val="FFFFFF" w:themeColor="background1"/>
-              </w:rPr>
-            </w:pPr>
-            <w:r>
-              <w:rPr>
-                <w:b/>
-                <w:color w:val="FFFFFF" w:themeColor="background1"/>
-              </w:rPr>
-              <w:t>Total Sales</w:t>
-            </w:r>
-          </w:p>
-        </w:tc>
-        <w:tc>
-          <w:tcPr>
-            <w:tcW w:w="996" w:type="dxa"/>
-            <w:shd w:val="clear" w:color="auto" w:fill="002060"/>
-          </w:tcPr>
-          <w:p>
-            <w:pPr>
-              <w:spacing w:before="40" w:after="40"/>
-              <w:jc w:val="right"/>
-              <w:rPr>
-                <w:b/>
-                <w:color w:val="FFFFFF" w:themeColor="background1"/>
-              </w:rPr>
-            </w:pPr>
-            <w:r>
-              <w:rPr>
-                <w:b/>
-                <w:color w:val="FFFFFF" w:themeColor="background1"/>
-              </w:rPr>
-              <w:t>Gross Profit</w:t>
-            </w:r>
-          </w:p>
-        </w:tc>
-        <w:tc>
-          <w:tcPr>
-            <w:tcW w:w="1329" w:type="dxa"/>
-            <w:shd w:val="clear" w:color="auto" w:fill="002060"/>
-          </w:tcPr>
-          <w:p>
-            <w:pPr>
-              <w:spacing w:before="40" w:after="40"/>
-              <w:jc w:val="center"/>
-              <w:rPr>
-                <w:b/>
-                <w:color w:val="FFFFFF" w:themeColor="background1"/>
-              </w:rPr>
-            </w:pPr>
-            <w:r>
-              <w:rPr>
-                <w:b/>
-                <w:color w:val="FFFFFF" w:themeColor="background1"/>
-              </w:rPr>
-              <w:t>Last Purchase</w:t>
+              <w:t>Description</w:t>
             </w:r>
           </w:p>
         </w:tc>
       </w:tr>
       <w:tr>
-        <w:trPr>
-          <w:trHeight w:val="887"/>
-        </w:trPr>
-        <w:tc>
-          <w:tcPr>
-            <w:tcW w:w="849" w:type="dxa"/>
+        <w:tc>
+          <w:tcPr>
+            <w:tcW w:w="2122" w:type="dxa"/>
             <w:shd w:val="clear" w:color="auto" w:fill="FFFFFF"/>
           </w:tcPr>
           <w:p>
             <w:pPr>
               <w:spacing w:before="30" w:after="30"/>
-              <w:jc w:val="center"/>
-            </w:pPr>
-            <w:r>
-              <w:t>1</w:t>
-            </w:r>
-          </w:p>
-        </w:tc>
-        <w:tc>
-          <w:tcPr>
-            <w:tcW w:w="1735" w:type="dxa"/>
+              <w:rPr>
+                <w:b/>
+              </w:rPr>
+            </w:pPr>
+            <w:r>
+              <w:rPr>
+                <w:b/>
+              </w:rPr>
+              <w:t>Rank</w:t>
+            </w:r>
+          </w:p>
+        </w:tc>
+        <w:tc>
+          <w:tcPr>
+            <w:tcW w:w="1701" w:type="dxa"/>
             <w:shd w:val="clear" w:color="auto" w:fill="FFFFFF"/>
           </w:tcPr>
           <w:p>
             <w:pPr>
               <w:spacing w:before="30" w:after="30"/>
-              <w:rPr>
-                <w:b/>
-              </w:rPr>
-            </w:pPr>
-            <w:r>
-              <w:rPr>
-                <w:b/>
-              </w:rPr>
-              <w:t>City Pharmacy Ltd</w:t>
-            </w:r>
-          </w:p>
-        </w:tc>
-        <w:tc>
-          <w:tcPr>
-            <w:tcW w:w="791" w:type="dxa"/>
+            </w:pPr>
+            <w:r>
+              <w:t>Column</w:t>
+            </w:r>
+          </w:p>
+        </w:tc>
+        <w:tc>
+          <w:tcPr>
+            <w:tcW w:w="5670" w:type="dxa"/>
             <w:shd w:val="clear" w:color="auto" w:fill="FFFFFF"/>
           </w:tcPr>
           <w:p>
             <w:pPr>
               <w:spacing w:before="30" w:after="30"/>
-              <w:jc w:val="center"/>
-            </w:pPr>
-            <w:r>
-              <w:t>ACC-1042</w:t>
-            </w:r>
-          </w:p>
-        </w:tc>
-        <w:tc>
-          <w:tcPr>
-            <w:tcW w:w="1170" w:type="dxa"/>
-            <w:shd w:val="clear" w:color="auto" w:fill="FFFFFF"/>
-          </w:tcPr>
-          <w:p>
-            <w:pPr>
-              <w:spacing w:before="30" w:after="30"/>
-              <w:jc w:val="center"/>
-            </w:pPr>
-            <w:r>
-              <w:t>Amit</w:t>
-            </w:r>
-          </w:p>
-        </w:tc>
-        <w:tc>
-          <w:tcPr>
-            <w:tcW w:w="1049" w:type="dxa"/>
-            <w:shd w:val="clear" w:color="auto" w:fill="FFFFFF"/>
-          </w:tcPr>
-          <w:p>
-            <w:pPr>
-              <w:spacing w:before="30" w:after="30"/>
-              <w:jc w:val="right"/>
-            </w:pPr>
-            <w:r>
-              <w:t>124</w:t>
-            </w:r>
-          </w:p>
-        </w:tc>
-        <w:tc>
-          <w:tcPr>
-            <w:tcW w:w="707" w:type="dxa"/>
-            <w:shd w:val="clear" w:color="auto" w:fill="FFFFFF"/>
-          </w:tcPr>
-          <w:p>
-            <w:pPr>
-              <w:spacing w:before="30" w:after="30"/>
-              <w:jc w:val="right"/>
-            </w:pPr>
-            <w:r>
-              <w:t>25</w:t>
-            </w:r>
-          </w:p>
-        </w:tc>
-        <w:tc>
-          <w:tcPr>
-            <w:tcW w:w="707" w:type="dxa"/>
-            <w:shd w:val="clear" w:color="auto" w:fill="FFFFFF"/>
-          </w:tcPr>
-          <w:p>
-            <w:pPr>
-              <w:spacing w:before="30" w:after="30"/>
-              <w:jc w:val="right"/>
-            </w:pPr>
-            <w:r>
-              <w:t>15</w:t>
-            </w:r>
-          </w:p>
-        </w:tc>
-        <w:tc>
-          <w:tcPr>
-            <w:tcW w:w="1127" w:type="dxa"/>
-            <w:shd w:val="clear" w:color="auto" w:fill="FFFFFF"/>
-          </w:tcPr>
-          <w:p>
-            <w:pPr>
-              <w:spacing w:before="30" w:after="30"/>
-              <w:jc w:val="right"/>
-            </w:pPr>
-            <w:r>
-              <w:t>£42,840</w:t>
-            </w:r>
-          </w:p>
-        </w:tc>
-        <w:tc>
-          <w:tcPr>
-            <w:tcW w:w="996" w:type="dxa"/>
-            <w:shd w:val="clear" w:color="auto" w:fill="FFFFFF"/>
-          </w:tcPr>
-          <w:p>
-            <w:pPr>
-              <w:spacing w:before="30" w:after="30"/>
-              <w:jc w:val="right"/>
-            </w:pPr>
-            <w:r>
-              <w:t>£8,568</w:t>
-            </w:r>
-          </w:p>
-        </w:tc>
-        <w:tc>
-          <w:tcPr>
-            <w:tcW w:w="1329" w:type="dxa"/>
-            <w:shd w:val="clear" w:color="auto" w:fill="FFFFFF"/>
-          </w:tcPr>
-          <w:p>
-            <w:pPr>
-              <w:spacing w:before="30" w:after="30"/>
-              <w:jc w:val="center"/>
-            </w:pPr>
-            <w:r>
-              <w:t>18 Jul 2026</w:t>
+            </w:pPr>
+            <w:r>
+              <w:t xml:space="preserve">It will display the </w:t>
+            </w:r>
+            <w:r>
+              <w:t xml:space="preserve">rank of the customer. </w:t>
+            </w:r>
+          </w:p>
+          <w:p>
+            <w:pPr>
+              <w:spacing w:before="30" w:after="30"/>
+            </w:pPr>
+            <w:r>
+              <w:t>Based on the total sales, customer rank will decide.</w:t>
             </w:r>
           </w:p>
         </w:tc>
       </w:tr>
       <w:tr>
-        <w:trPr>
-          <w:trHeight w:val="611"/>
-        </w:trPr>
-        <w:tc>
-          <w:tcPr>
-            <w:tcW w:w="849" w:type="dxa"/>
-            <w:shd w:val="clear" w:color="auto" w:fill="F8FAFC"/>
-          </w:tcPr>
-          <w:p>
-            <w:pPr>
-              <w:spacing w:before="30" w:after="30"/>
-              <w:jc w:val="center"/>
-            </w:pPr>
-            <w:r>
-              <w:t>2</w:t>
-            </w:r>
-          </w:p>
-        </w:tc>
-        <w:tc>
-          <w:tcPr>
-            <w:tcW w:w="1735" w:type="dxa"/>
-            <w:shd w:val="clear" w:color="auto" w:fill="F8FAFC"/>
-          </w:tcPr>
-          <w:p>
-            <w:pPr>
-              <w:spacing w:before="30" w:after="30"/>
-              <w:rPr>
-                <w:b/>
-              </w:rPr>
-            </w:pPr>
-            <w:r>
-              <w:rPr>
-                <w:b/>
-              </w:rPr>
-              <w:t>Wellbeing Dispensary</w:t>
-            </w:r>
-          </w:p>
-        </w:tc>
-        <w:tc>
-          <w:tcPr>
-            <w:tcW w:w="791" w:type="dxa"/>
-            <w:shd w:val="clear" w:color="auto" w:fill="F8FAFC"/>
-          </w:tcPr>
-          <w:p>
-            <w:pPr>
-              <w:spacing w:before="30" w:after="30"/>
-              <w:jc w:val="center"/>
-            </w:pPr>
-            <w:r>
-              <w:t>ACC-0881</w:t>
-            </w:r>
-          </w:p>
-        </w:tc>
-        <w:tc>
-          <w:tcPr>
-            <w:tcW w:w="1170" w:type="dxa"/>
-            <w:shd w:val="clear" w:color="auto" w:fill="F8FAFC"/>
-          </w:tcPr>
-          <w:p>
-            <w:pPr>
-              <w:spacing w:before="30" w:after="30"/>
-              <w:jc w:val="center"/>
-            </w:pPr>
-            <w:r>
-              <w:t>Sanket</w:t>
-            </w:r>
-          </w:p>
-        </w:tc>
-        <w:tc>
-          <w:tcPr>
-            <w:tcW w:w="1049" w:type="dxa"/>
-            <w:shd w:val="clear" w:color="auto" w:fill="F8FAFC"/>
-          </w:tcPr>
-          <w:p>
-            <w:pPr>
-              <w:spacing w:before="30" w:after="30"/>
-              <w:jc w:val="right"/>
-            </w:pPr>
-            <w:r>
-              <w:t>108</w:t>
-            </w:r>
-          </w:p>
-        </w:tc>
-        <w:tc>
-          <w:tcPr>
-            <w:tcW w:w="707" w:type="dxa"/>
-            <w:shd w:val="clear" w:color="auto" w:fill="F8FAFC"/>
-          </w:tcPr>
-          <w:p>
-            <w:pPr>
-              <w:spacing w:before="30" w:after="30"/>
-              <w:jc w:val="right"/>
-            </w:pPr>
-            <w:r>
-              <w:t>22</w:t>
-            </w:r>
-          </w:p>
-        </w:tc>
-        <w:tc>
-          <w:tcPr>
-            <w:tcW w:w="707" w:type="dxa"/>
-            <w:shd w:val="clear" w:color="auto" w:fill="F8FAFC"/>
-          </w:tcPr>
-          <w:p>
-            <w:pPr>
-              <w:spacing w:before="30" w:after="30"/>
-              <w:jc w:val="right"/>
-            </w:pPr>
-            <w:r>
-              <w:t>12</w:t>
-            </w:r>
-          </w:p>
-        </w:tc>
-        <w:tc>
-          <w:tcPr>
-            <w:tcW w:w="1127" w:type="dxa"/>
-            <w:shd w:val="clear" w:color="auto" w:fill="F8FAFC"/>
-          </w:tcPr>
-          <w:p>
-            <w:pPr>
-              <w:spacing w:before="30" w:after="30"/>
-              <w:jc w:val="right"/>
-            </w:pPr>
-            <w:r>
-              <w:t>£38,420</w:t>
-            </w:r>
-          </w:p>
-        </w:tc>
-        <w:tc>
-          <w:tcPr>
-            <w:tcW w:w="996" w:type="dxa"/>
-            <w:shd w:val="clear" w:color="auto" w:fill="F8FAFC"/>
-          </w:tcPr>
-          <w:p>
-            <w:pPr>
-              <w:spacing w:before="30" w:after="30"/>
-              <w:jc w:val="right"/>
-            </w:pPr>
-            <w:r>
-              <w:t>£7,684</w:t>
-            </w:r>
-          </w:p>
-        </w:tc>
-        <w:tc>
-          <w:tcPr>
-            <w:tcW w:w="1329" w:type="dxa"/>
-            <w:shd w:val="clear" w:color="auto" w:fill="F8FAFC"/>
-          </w:tcPr>
-          <w:p>
-            <w:pPr>
-              <w:spacing w:before="30" w:after="30"/>
-              <w:jc w:val="center"/>
-            </w:pPr>
-            <w:r>
-              <w:t>19 Jul 2026</w:t>
+        <w:tc>
+          <w:tcPr>
+            <w:tcW w:w="2122" w:type="dxa"/>
+            <w:shd w:val="clear" w:color="auto" w:fill="FFFFFF"/>
+          </w:tcPr>
+          <w:p>
+            <w:pPr>
+              <w:spacing w:before="30" w:after="30"/>
+              <w:rPr>
+                <w:b/>
+              </w:rPr>
+            </w:pPr>
+            <w:r>
+              <w:rPr>
+                <w:b/>
+              </w:rPr>
+              <w:t>Customer Name</w:t>
+            </w:r>
+          </w:p>
+        </w:tc>
+        <w:tc>
+          <w:tcPr>
+            <w:tcW w:w="1701" w:type="dxa"/>
+            <w:shd w:val="clear" w:color="auto" w:fill="FFFFFF"/>
+          </w:tcPr>
+          <w:p>
+            <w:pPr>
+              <w:spacing w:before="30" w:after="30"/>
+            </w:pPr>
+          </w:p>
+        </w:tc>
+        <w:tc>
+          <w:tcPr>
+            <w:tcW w:w="5670" w:type="dxa"/>
+            <w:shd w:val="clear" w:color="auto" w:fill="FFFFFF"/>
+          </w:tcPr>
+          <w:p>
+            <w:pPr>
+              <w:spacing w:before="30" w:after="30"/>
+            </w:pPr>
+            <w:r>
+              <w:t>It will display the customer name</w:t>
             </w:r>
           </w:p>
         </w:tc>
       </w:tr>
       <w:tr>
-        <w:trPr>
-          <w:trHeight w:val="599"/>
-        </w:trPr>
-        <w:tc>
-          <w:tcPr>
-            <w:tcW w:w="849" w:type="dxa"/>
+        <w:tc>
+          <w:tcPr>
+            <w:tcW w:w="2122" w:type="dxa"/>
             <w:shd w:val="clear" w:color="auto" w:fill="FFFFFF"/>
           </w:tcPr>
           <w:p>
             <w:pPr>
               <w:spacing w:before="30" w:after="30"/>
-              <w:jc w:val="center"/>
-            </w:pPr>
-            <w:r>
-              <w:t>3</w:t>
-            </w:r>
-          </w:p>
-        </w:tc>
-        <w:tc>
-          <w:tcPr>
-            <w:tcW w:w="1735" w:type="dxa"/>
+              <w:rPr>
+                <w:b/>
+              </w:rPr>
+            </w:pPr>
+            <w:r>
+              <w:rPr>
+                <w:b/>
+              </w:rPr>
+              <w:lastRenderedPageBreak/>
+              <w:t>ACC No.</w:t>
+            </w:r>
+          </w:p>
+        </w:tc>
+        <w:tc>
+          <w:tcPr>
+            <w:tcW w:w="1701" w:type="dxa"/>
             <w:shd w:val="clear" w:color="auto" w:fill="FFFFFF"/>
           </w:tcPr>
           <w:p>
             <w:pPr>
               <w:spacing w:before="30" w:after="30"/>
-              <w:rPr>
-                <w:b/>
-              </w:rPr>
-            </w:pPr>
-            <w:r>
-              <w:rPr>
-                <w:b/>
-              </w:rPr>
-              <w:t>MediCare Plus</w:t>
-            </w:r>
-          </w:p>
-        </w:tc>
-        <w:tc>
-          <w:tcPr>
-            <w:tcW w:w="791" w:type="dxa"/>
+            </w:pPr>
+            <w:r>
+              <w:t>Column</w:t>
+            </w:r>
+          </w:p>
+        </w:tc>
+        <w:tc>
+          <w:tcPr>
+            <w:tcW w:w="5670" w:type="dxa"/>
             <w:shd w:val="clear" w:color="auto" w:fill="FFFFFF"/>
           </w:tcPr>
           <w:p>
             <w:pPr>
               <w:spacing w:before="30" w:after="30"/>
-              <w:jc w:val="center"/>
-            </w:pPr>
-            <w:r>
-              <w:t>ACC-1124</w:t>
-            </w:r>
-          </w:p>
-        </w:tc>
-        <w:tc>
-          <w:tcPr>
-            <w:tcW w:w="1170" w:type="dxa"/>
-            <w:shd w:val="clear" w:color="auto" w:fill="FFFFFF"/>
-          </w:tcPr>
-          <w:p>
-            <w:pPr>
-              <w:spacing w:before="30" w:after="30"/>
-              <w:jc w:val="center"/>
-            </w:pPr>
-            <w:r>
-              <w:t>Amit</w:t>
-            </w:r>
-          </w:p>
-        </w:tc>
-        <w:tc>
-          <w:tcPr>
-            <w:tcW w:w="1049" w:type="dxa"/>
-            <w:shd w:val="clear" w:color="auto" w:fill="FFFFFF"/>
-          </w:tcPr>
-          <w:p>
-            <w:pPr>
-              <w:spacing w:before="30" w:after="30"/>
-              <w:jc w:val="right"/>
-            </w:pPr>
-            <w:r>
-              <w:t>98</w:t>
-            </w:r>
-          </w:p>
-        </w:tc>
-        <w:tc>
-          <w:tcPr>
-            <w:tcW w:w="707" w:type="dxa"/>
-            <w:shd w:val="clear" w:color="auto" w:fill="FFFFFF"/>
-          </w:tcPr>
-          <w:p>
-            <w:pPr>
-              <w:spacing w:before="30" w:after="30"/>
-              <w:jc w:val="right"/>
-            </w:pPr>
-            <w:r>
-              <w:t>20</w:t>
-            </w:r>
-          </w:p>
-        </w:tc>
-        <w:tc>
-          <w:tcPr>
-            <w:tcW w:w="707" w:type="dxa"/>
-            <w:shd w:val="clear" w:color="auto" w:fill="FFFFFF"/>
-          </w:tcPr>
-          <w:p>
-            <w:pPr>
-              <w:spacing w:before="30" w:after="30"/>
-              <w:jc w:val="right"/>
-            </w:pPr>
-            <w:r>
-              <w:t>10</w:t>
-            </w:r>
-          </w:p>
-        </w:tc>
-        <w:tc>
-          <w:tcPr>
-            <w:tcW w:w="1127" w:type="dxa"/>
-            <w:shd w:val="clear" w:color="auto" w:fill="FFFFFF"/>
-          </w:tcPr>
-          <w:p>
-            <w:pPr>
-              <w:spacing w:before="30" w:after="30"/>
-              <w:jc w:val="right"/>
-            </w:pPr>
-            <w:r>
-              <w:t>£35,180</w:t>
-            </w:r>
-          </w:p>
-        </w:tc>
-        <w:tc>
-          <w:tcPr>
-            <w:tcW w:w="996" w:type="dxa"/>
-            <w:shd w:val="clear" w:color="auto" w:fill="FFFFFF"/>
-          </w:tcPr>
-          <w:p>
-            <w:pPr>
-              <w:spacing w:before="30" w:after="30"/>
-              <w:jc w:val="right"/>
-            </w:pPr>
-            <w:r>
-              <w:t>£7,036</w:t>
-            </w:r>
-          </w:p>
-        </w:tc>
-        <w:tc>
-          <w:tcPr>
-            <w:tcW w:w="1329" w:type="dxa"/>
-            <w:shd w:val="clear" w:color="auto" w:fill="FFFFFF"/>
-          </w:tcPr>
-          <w:p>
-            <w:pPr>
-              <w:spacing w:before="30" w:after="30"/>
-              <w:jc w:val="center"/>
-            </w:pPr>
-            <w:r>
-              <w:t>17 Jul 2026</w:t>
+            </w:pPr>
+            <w:r>
+              <w:t>It will display the customer account number</w:t>
             </w:r>
           </w:p>
         </w:tc>
       </w:tr>
       <w:tr>
-        <w:trPr>
-          <w:trHeight w:val="611"/>
-        </w:trPr>
-        <w:tc>
-          <w:tcPr>
-            <w:tcW w:w="849" w:type="dxa"/>
-            <w:shd w:val="clear" w:color="auto" w:fill="F8FAFC"/>
-          </w:tcPr>
-          <w:p>
-            <w:pPr>
-              <w:spacing w:before="30" w:after="30"/>
-              <w:jc w:val="center"/>
-            </w:pPr>
-            <w:r>
-              <w:t>4</w:t>
-            </w:r>
-          </w:p>
-        </w:tc>
-        <w:tc>
-          <w:tcPr>
-            <w:tcW w:w="1735" w:type="dxa"/>
-            <w:shd w:val="clear" w:color="auto" w:fill="F8FAFC"/>
-          </w:tcPr>
-          <w:p>
-            <w:pPr>
-              <w:spacing w:before="30" w:after="30"/>
-              <w:rPr>
-                <w:b/>
-              </w:rPr>
-            </w:pPr>
-            <w:r>
-              <w:rPr>
-                <w:b/>
-              </w:rPr>
-              <w:t>HealthFirst Chemist</w:t>
-            </w:r>
-          </w:p>
-        </w:tc>
-        <w:tc>
-          <w:tcPr>
-            <w:tcW w:w="791" w:type="dxa"/>
-            <w:shd w:val="clear" w:color="auto" w:fill="F8FAFC"/>
-          </w:tcPr>
-          <w:p>
-            <w:pPr>
-              <w:spacing w:before="30" w:after="30"/>
-              <w:jc w:val="center"/>
-            </w:pPr>
-            <w:r>
-              <w:t>ACC-0764</w:t>
-            </w:r>
-          </w:p>
-        </w:tc>
-        <w:tc>
-          <w:tcPr>
-            <w:tcW w:w="1170" w:type="dxa"/>
-            <w:shd w:val="clear" w:color="auto" w:fill="F8FAFC"/>
-          </w:tcPr>
-          <w:p>
-            <w:pPr>
-              <w:spacing w:before="30" w:after="30"/>
-              <w:jc w:val="center"/>
-            </w:pPr>
-            <w:r>
-              <w:t>Jaishali</w:t>
-            </w:r>
-          </w:p>
-        </w:tc>
-        <w:tc>
-          <w:tcPr>
-            <w:tcW w:w="1049" w:type="dxa"/>
-            <w:shd w:val="clear" w:color="auto" w:fill="F8FAFC"/>
-          </w:tcPr>
-          <w:p>
-            <w:pPr>
-              <w:spacing w:before="30" w:after="30"/>
-              <w:jc w:val="right"/>
-            </w:pPr>
-            <w:r>
-              <w:t>88</w:t>
-            </w:r>
-          </w:p>
-        </w:tc>
-        <w:tc>
-          <w:tcPr>
-            <w:tcW w:w="707" w:type="dxa"/>
-            <w:shd w:val="clear" w:color="auto" w:fill="F8FAFC"/>
-          </w:tcPr>
-          <w:p>
-            <w:pPr>
-              <w:spacing w:before="30" w:after="30"/>
-              <w:jc w:val="right"/>
-            </w:pPr>
-            <w:r>
-              <w:t>18</w:t>
-            </w:r>
-          </w:p>
-        </w:tc>
-        <w:tc>
-          <w:tcPr>
-            <w:tcW w:w="707" w:type="dxa"/>
-            <w:shd w:val="clear" w:color="auto" w:fill="F8FAFC"/>
-          </w:tcPr>
-          <w:p>
-            <w:pPr>
-              <w:spacing w:before="30" w:after="30"/>
-              <w:jc w:val="right"/>
-            </w:pPr>
-            <w:r>
-              <w:t>9</w:t>
-            </w:r>
-          </w:p>
-        </w:tc>
-        <w:tc>
-          <w:tcPr>
-            <w:tcW w:w="1127" w:type="dxa"/>
-            <w:shd w:val="clear" w:color="auto" w:fill="F8FAFC"/>
-          </w:tcPr>
-          <w:p>
-            <w:pPr>
-              <w:spacing w:before="30" w:after="30"/>
-              <w:jc w:val="right"/>
-            </w:pPr>
-            <w:r>
-              <w:t>£31,640</w:t>
-            </w:r>
-          </w:p>
-        </w:tc>
-        <w:tc>
-          <w:tcPr>
-            <w:tcW w:w="996" w:type="dxa"/>
-            <w:shd w:val="clear" w:color="auto" w:fill="F8FAFC"/>
-          </w:tcPr>
-          <w:p>
-            <w:pPr>
-              <w:spacing w:before="30" w:after="30"/>
-              <w:jc w:val="right"/>
-            </w:pPr>
-            <w:r>
-              <w:t>£6,328</w:t>
-            </w:r>
-          </w:p>
-        </w:tc>
-        <w:tc>
-          <w:tcPr>
-            <w:tcW w:w="1329" w:type="dxa"/>
-            <w:shd w:val="clear" w:color="auto" w:fill="F8FAFC"/>
-          </w:tcPr>
-          <w:p>
-            <w:pPr>
-              <w:spacing w:before="30" w:after="30"/>
-              <w:jc w:val="center"/>
-            </w:pPr>
-            <w:r>
-              <w:t>16 Jul 2026</w:t>
+        <w:tc>
+          <w:tcPr>
+            <w:tcW w:w="2122" w:type="dxa"/>
+            <w:shd w:val="clear" w:color="auto" w:fill="F8FAFC"/>
+          </w:tcPr>
+          <w:p>
+            <w:pPr>
+              <w:spacing w:before="30" w:after="30"/>
+              <w:rPr>
+                <w:b/>
+              </w:rPr>
+            </w:pPr>
+            <w:r>
+              <w:rPr>
+                <w:b/>
+              </w:rPr>
+              <w:t>Team</w:t>
+            </w:r>
+          </w:p>
+        </w:tc>
+        <w:tc>
+          <w:tcPr>
+            <w:tcW w:w="1701" w:type="dxa"/>
+            <w:shd w:val="clear" w:color="auto" w:fill="F8FAFC"/>
+          </w:tcPr>
+          <w:p>
+            <w:pPr>
+              <w:spacing w:before="30" w:after="30"/>
+            </w:pPr>
+            <w:r>
+              <w:t>Column</w:t>
+            </w:r>
+          </w:p>
+        </w:tc>
+        <w:tc>
+          <w:tcPr>
+            <w:tcW w:w="5670" w:type="dxa"/>
+            <w:shd w:val="clear" w:color="auto" w:fill="F8FAFC"/>
+          </w:tcPr>
+          <w:p>
+            <w:pPr>
+              <w:spacing w:before="30" w:after="30"/>
+            </w:pPr>
+            <w:r>
+              <w:t>It will display team leader name</w:t>
             </w:r>
           </w:p>
         </w:tc>
       </w:tr>
       <w:tr>
-        <w:trPr>
-          <w:trHeight w:val="887"/>
-        </w:trPr>
-        <w:tc>
-          <w:tcPr>
-            <w:tcW w:w="849" w:type="dxa"/>
+        <w:tc>
+          <w:tcPr>
+            <w:tcW w:w="2122" w:type="dxa"/>
             <w:shd w:val="clear" w:color="auto" w:fill="FFFFFF"/>
           </w:tcPr>
           <w:p>
             <w:pPr>
               <w:spacing w:before="30" w:after="30"/>
-              <w:jc w:val="center"/>
-            </w:pPr>
-            <w:r>
-              <w:lastRenderedPageBreak/>
-              <w:t>5</w:t>
-            </w:r>
-          </w:p>
-        </w:tc>
-        <w:tc>
-          <w:tcPr>
-            <w:tcW w:w="1735" w:type="dxa"/>
+              <w:rPr>
+                <w:b/>
+              </w:rPr>
+            </w:pPr>
+            <w:r>
+              <w:rPr>
+                <w:b/>
+              </w:rPr>
+              <w:t>Orders</w:t>
+            </w:r>
+          </w:p>
+        </w:tc>
+        <w:tc>
+          <w:tcPr>
+            <w:tcW w:w="1701" w:type="dxa"/>
             <w:shd w:val="clear" w:color="auto" w:fill="FFFFFF"/>
           </w:tcPr>
           <w:p>
             <w:pPr>
               <w:spacing w:before="30" w:after="30"/>
-              <w:rPr>
-                <w:b/>
-              </w:rPr>
-            </w:pPr>
-            <w:r>
-              <w:rPr>
-                <w:b/>
-              </w:rPr>
-              <w:t>Central Pharmacy Group</w:t>
-            </w:r>
-          </w:p>
-        </w:tc>
-        <w:tc>
-          <w:tcPr>
-            <w:tcW w:w="791" w:type="dxa"/>
+            </w:pPr>
+            <w:r>
+              <w:t>Column</w:t>
+            </w:r>
+          </w:p>
+        </w:tc>
+        <w:tc>
+          <w:tcPr>
+            <w:tcW w:w="5670" w:type="dxa"/>
             <w:shd w:val="clear" w:color="auto" w:fill="FFFFFF"/>
           </w:tcPr>
           <w:p>
             <w:pPr>
               <w:spacing w:before="30" w:after="30"/>
-              <w:jc w:val="center"/>
-            </w:pPr>
-            <w:r>
-              <w:t>ACC-0543</w:t>
-            </w:r>
-          </w:p>
-        </w:tc>
-        <w:tc>
-          <w:tcPr>
-            <w:tcW w:w="1170" w:type="dxa"/>
-            <w:shd w:val="clear" w:color="auto" w:fill="FFFFFF"/>
-          </w:tcPr>
-          <w:p>
-            <w:pPr>
-              <w:spacing w:before="30" w:after="30"/>
-              <w:jc w:val="center"/>
-            </w:pPr>
-            <w:r>
-              <w:t>Ayaz</w:t>
-            </w:r>
-          </w:p>
-        </w:tc>
-        <w:tc>
-          <w:tcPr>
-            <w:tcW w:w="1049" w:type="dxa"/>
-            <w:shd w:val="clear" w:color="auto" w:fill="FFFFFF"/>
-          </w:tcPr>
-          <w:p>
-            <w:pPr>
-              <w:spacing w:before="30" w:after="30"/>
-              <w:jc w:val="right"/>
-            </w:pPr>
-            <w:r>
-              <w:t>82</w:t>
-            </w:r>
-          </w:p>
-        </w:tc>
-        <w:tc>
-          <w:tcPr>
-            <w:tcW w:w="707" w:type="dxa"/>
-            <w:shd w:val="clear" w:color="auto" w:fill="FFFFFF"/>
-          </w:tcPr>
-          <w:p>
-            <w:pPr>
-              <w:spacing w:before="30" w:after="30"/>
-              <w:jc w:val="right"/>
-            </w:pPr>
-            <w:r>
-              <w:t>16</w:t>
-            </w:r>
-          </w:p>
-        </w:tc>
-        <w:tc>
-          <w:tcPr>
-            <w:tcW w:w="707" w:type="dxa"/>
-            <w:shd w:val="clear" w:color="auto" w:fill="FFFFFF"/>
-          </w:tcPr>
-          <w:p>
-            <w:pPr>
-              <w:spacing w:before="30" w:after="30"/>
-              <w:jc w:val="right"/>
-            </w:pPr>
-            <w:r>
-              <w:t>8</w:t>
-            </w:r>
-          </w:p>
-        </w:tc>
-        <w:tc>
-          <w:tcPr>
-            <w:tcW w:w="1127" w:type="dxa"/>
-            <w:shd w:val="clear" w:color="auto" w:fill="FFFFFF"/>
-          </w:tcPr>
-          <w:p>
-            <w:pPr>
-              <w:spacing w:before="30" w:after="30"/>
-              <w:jc w:val="right"/>
-            </w:pPr>
-            <w:r>
-              <w:t>£28,920</w:t>
-            </w:r>
-          </w:p>
-        </w:tc>
-        <w:tc>
-          <w:tcPr>
-            <w:tcW w:w="996" w:type="dxa"/>
-            <w:shd w:val="clear" w:color="auto" w:fill="FFFFFF"/>
-          </w:tcPr>
-          <w:p>
-            <w:pPr>
-              <w:spacing w:before="30" w:after="30"/>
-              <w:jc w:val="right"/>
-            </w:pPr>
-            <w:r>
-              <w:t>£5,784</w:t>
-            </w:r>
-          </w:p>
-        </w:tc>
-        <w:tc>
-          <w:tcPr>
-            <w:tcW w:w="1329" w:type="dxa"/>
-            <w:shd w:val="clear" w:color="auto" w:fill="FFFFFF"/>
-          </w:tcPr>
-          <w:p>
-            <w:pPr>
-              <w:spacing w:before="30" w:after="30"/>
-              <w:jc w:val="center"/>
-            </w:pPr>
-            <w:r>
-              <w:t>20 Jul 2026</w:t>
+            </w:pPr>
+            <w:r>
+              <w:t xml:space="preserve">It will display </w:t>
+            </w:r>
+            <w:r>
+              <w:t>the order count.</w:t>
+            </w:r>
+            <w:r>
+              <w:rPr>
+                <w:rFonts w:cs="Segoe UI"/>
+              </w:rPr>
+              <w:t xml:space="preserve"> </w:t>
             </w:r>
           </w:p>
         </w:tc>
       </w:tr>
       <w:tr>
-        <w:trPr>
-          <w:trHeight w:val="599"/>
-        </w:trPr>
-        <w:tc>
-          <w:tcPr>
-            <w:tcW w:w="849" w:type="dxa"/>
-            <w:shd w:val="clear" w:color="auto" w:fill="F8FAFC"/>
-          </w:tcPr>
-          <w:p>
-            <w:pPr>
-              <w:spacing w:before="30" w:after="30"/>
-              <w:jc w:val="center"/>
-            </w:pPr>
-            <w:r>
-              <w:t>6</w:t>
-            </w:r>
-          </w:p>
-        </w:tc>
-        <w:tc>
-          <w:tcPr>
-            <w:tcW w:w="1735" w:type="dxa"/>
-            <w:shd w:val="clear" w:color="auto" w:fill="F8FAFC"/>
-          </w:tcPr>
-          <w:p>
-            <w:pPr>
-              <w:spacing w:before="30" w:after="30"/>
-              <w:rPr>
-                <w:b/>
-              </w:rPr>
-            </w:pPr>
-            <w:r>
-              <w:rPr>
-                <w:b/>
-              </w:rPr>
-              <w:t>Sunrise Medical</w:t>
-            </w:r>
-          </w:p>
-        </w:tc>
-        <w:tc>
-          <w:tcPr>
-            <w:tcW w:w="791" w:type="dxa"/>
-            <w:shd w:val="clear" w:color="auto" w:fill="F8FAFC"/>
-          </w:tcPr>
-          <w:p>
-            <w:pPr>
-              <w:spacing w:before="30" w:after="30"/>
-              <w:jc w:val="center"/>
-            </w:pPr>
-            <w:r>
-              <w:t>ACC-1302</w:t>
-            </w:r>
-          </w:p>
-        </w:tc>
-        <w:tc>
-          <w:tcPr>
-            <w:tcW w:w="1170" w:type="dxa"/>
-            <w:shd w:val="clear" w:color="auto" w:fill="F8FAFC"/>
-          </w:tcPr>
-          <w:p>
-            <w:pPr>
-              <w:spacing w:before="30" w:after="30"/>
-              <w:jc w:val="center"/>
-            </w:pPr>
-            <w:r>
-              <w:t>Sanket</w:t>
-            </w:r>
-          </w:p>
-        </w:tc>
-        <w:tc>
-          <w:tcPr>
-            <w:tcW w:w="1049" w:type="dxa"/>
-            <w:shd w:val="clear" w:color="auto" w:fill="F8FAFC"/>
-          </w:tcPr>
-          <w:p>
-            <w:pPr>
-              <w:spacing w:before="30" w:after="30"/>
-              <w:jc w:val="right"/>
-            </w:pPr>
-            <w:r>
-              <w:t>76</w:t>
-            </w:r>
-          </w:p>
-        </w:tc>
-        <w:tc>
-          <w:tcPr>
-            <w:tcW w:w="707" w:type="dxa"/>
-            <w:shd w:val="clear" w:color="auto" w:fill="F8FAFC"/>
-          </w:tcPr>
-          <w:p>
-            <w:pPr>
-              <w:spacing w:before="30" w:after="30"/>
-              <w:jc w:val="right"/>
-            </w:pPr>
-            <w:r>
-              <w:t>15</w:t>
-            </w:r>
-          </w:p>
-        </w:tc>
-        <w:tc>
-          <w:tcPr>
-            <w:tcW w:w="707" w:type="dxa"/>
-            <w:shd w:val="clear" w:color="auto" w:fill="F8FAFC"/>
-          </w:tcPr>
-          <w:p>
-            <w:pPr>
-              <w:spacing w:before="30" w:after="30"/>
-              <w:jc w:val="right"/>
-            </w:pPr>
-            <w:r>
-              <w:t>7</w:t>
-            </w:r>
-          </w:p>
-        </w:tc>
-        <w:tc>
-          <w:tcPr>
-            <w:tcW w:w="1127" w:type="dxa"/>
-            <w:shd w:val="clear" w:color="auto" w:fill="F8FAFC"/>
-          </w:tcPr>
-          <w:p>
-            <w:pPr>
-              <w:spacing w:before="30" w:after="30"/>
-              <w:jc w:val="right"/>
-            </w:pPr>
-            <w:r>
-              <w:t>£26,480</w:t>
-            </w:r>
-          </w:p>
-        </w:tc>
-        <w:tc>
-          <w:tcPr>
-            <w:tcW w:w="996" w:type="dxa"/>
-            <w:shd w:val="clear" w:color="auto" w:fill="F8FAFC"/>
-          </w:tcPr>
-          <w:p>
-            <w:pPr>
-              <w:spacing w:before="30" w:after="30"/>
-              <w:jc w:val="right"/>
-            </w:pPr>
-            <w:r>
-              <w:t>£5,296</w:t>
-            </w:r>
-          </w:p>
-        </w:tc>
-        <w:tc>
-          <w:tcPr>
-            <w:tcW w:w="1329" w:type="dxa"/>
-            <w:shd w:val="clear" w:color="auto" w:fill="F8FAFC"/>
-          </w:tcPr>
-          <w:p>
-            <w:pPr>
-              <w:spacing w:before="30" w:after="30"/>
-              <w:jc w:val="center"/>
-            </w:pPr>
-            <w:r>
-              <w:t>15 Jul 2026</w:t>
+        <w:tc>
+          <w:tcPr>
+            <w:tcW w:w="2122" w:type="dxa"/>
+            <w:shd w:val="clear" w:color="auto" w:fill="F8FAFC"/>
+          </w:tcPr>
+          <w:p>
+            <w:pPr>
+              <w:spacing w:before="30" w:after="30"/>
+              <w:rPr>
+                <w:b/>
+              </w:rPr>
+            </w:pPr>
+            <w:r>
+              <w:rPr>
+                <w:b/>
+              </w:rPr>
+              <w:t>Top 200 Line</w:t>
+            </w:r>
+          </w:p>
+        </w:tc>
+        <w:tc>
+          <w:tcPr>
+            <w:tcW w:w="1701" w:type="dxa"/>
+            <w:shd w:val="clear" w:color="auto" w:fill="F8FAFC"/>
+          </w:tcPr>
+          <w:p>
+            <w:pPr>
+              <w:spacing w:before="30" w:after="30"/>
+            </w:pPr>
+            <w:r>
+              <w:t>Column</w:t>
+            </w:r>
+          </w:p>
+        </w:tc>
+        <w:tc>
+          <w:tcPr>
+            <w:tcW w:w="5670" w:type="dxa"/>
+            <w:shd w:val="clear" w:color="auto" w:fill="F8FAFC"/>
+          </w:tcPr>
+          <w:p>
+            <w:pPr>
+              <w:spacing w:before="30" w:after="30"/>
+              <w:rPr>
+                <w:rFonts w:cs="Segoe UI Semibold"/>
+                <w:bCs/>
+                <w:sz w:val="20"/>
+                <w:szCs w:val="20"/>
+              </w:rPr>
+            </w:pPr>
+            <w:r>
+              <w:rPr>
+                <w:rFonts w:cs="Segoe UI Semibold"/>
+                <w:bCs/>
+                <w:sz w:val="20"/>
+                <w:szCs w:val="20"/>
+              </w:rPr>
+              <w:t>It will display the unique line count from top 200 lines.</w:t>
+            </w:r>
+          </w:p>
+          <w:p>
+            <w:pPr>
+              <w:spacing w:before="30" w:after="30"/>
+            </w:pPr>
+          </w:p>
+          <w:p>
+            <w:pPr>
+              <w:spacing w:before="30" w:after="30"/>
+            </w:pPr>
+            <w:r>
+              <w:t>In the BNS Top 200 lines shall calculate based on the quantity sold.</w:t>
             </w:r>
           </w:p>
         </w:tc>
       </w:tr>
       <w:tr>
-        <w:trPr>
-          <w:trHeight w:val="611"/>
-        </w:trPr>
-        <w:tc>
-          <w:tcPr>
-            <w:tcW w:w="849" w:type="dxa"/>
-            <w:shd w:val="clear" w:color="auto" w:fill="FFFFFF"/>
-          </w:tcPr>
-          <w:p>
-            <w:pPr>
-              <w:spacing w:before="30" w:after="30"/>
-              <w:jc w:val="center"/>
-            </w:pPr>
-            <w:r>
-              <w:t>7</w:t>
-            </w:r>
-          </w:p>
-        </w:tc>
-        <w:tc>
-          <w:tcPr>
-            <w:tcW w:w="1735" w:type="dxa"/>
-            <w:shd w:val="clear" w:color="auto" w:fill="FFFFFF"/>
-          </w:tcPr>
-          <w:p>
-            <w:pPr>
-              <w:spacing w:before="30" w:after="30"/>
-              <w:rPr>
-                <w:b/>
-              </w:rPr>
-            </w:pPr>
-            <w:r>
-              <w:rPr>
-                <w:b/>
-              </w:rPr>
-              <w:t>BrightHealth Pharma</w:t>
-            </w:r>
-          </w:p>
-        </w:tc>
-        <w:tc>
-          <w:tcPr>
-            <w:tcW w:w="791" w:type="dxa"/>
-            <w:shd w:val="clear" w:color="auto" w:fill="FFFFFF"/>
-          </w:tcPr>
-          <w:p>
-            <w:pPr>
-              <w:spacing w:before="30" w:after="30"/>
-              <w:jc w:val="center"/>
-            </w:pPr>
-            <w:r>
-              <w:t>ACC-0921</w:t>
-            </w:r>
-          </w:p>
-        </w:tc>
-        <w:tc>
-          <w:tcPr>
-            <w:tcW w:w="1170" w:type="dxa"/>
-            <w:shd w:val="clear" w:color="auto" w:fill="FFFFFF"/>
-          </w:tcPr>
-          <w:p>
-            <w:pPr>
-              <w:spacing w:before="30" w:after="30"/>
-              <w:jc w:val="center"/>
-            </w:pPr>
-            <w:r>
-              <w:t>Kam</w:t>
-            </w:r>
-          </w:p>
-        </w:tc>
-        <w:tc>
-          <w:tcPr>
-            <w:tcW w:w="1049" w:type="dxa"/>
-            <w:shd w:val="clear" w:color="auto" w:fill="FFFFFF"/>
-          </w:tcPr>
-          <w:p>
-            <w:pPr>
-              <w:spacing w:before="30" w:after="30"/>
-              <w:jc w:val="right"/>
-            </w:pPr>
-            <w:r>
-              <w:t>70</w:t>
-            </w:r>
-          </w:p>
-        </w:tc>
-        <w:tc>
-          <w:tcPr>
-            <w:tcW w:w="707" w:type="dxa"/>
-            <w:shd w:val="clear" w:color="auto" w:fill="FFFFFF"/>
-          </w:tcPr>
-          <w:p>
-            <w:pPr>
-              <w:spacing w:before="30" w:after="30"/>
-              <w:jc w:val="right"/>
-            </w:pPr>
-            <w:r>
-              <w:t>14</w:t>
-            </w:r>
-          </w:p>
-        </w:tc>
-        <w:tc>
-          <w:tcPr>
-            <w:tcW w:w="707" w:type="dxa"/>
-            <w:shd w:val="clear" w:color="auto" w:fill="FFFFFF"/>
-          </w:tcPr>
-          <w:p>
-            <w:pPr>
-              <w:spacing w:before="30" w:after="30"/>
-              <w:jc w:val="right"/>
-            </w:pPr>
-            <w:r>
-              <w:t>7</w:t>
-            </w:r>
-          </w:p>
-        </w:tc>
-        <w:tc>
-          <w:tcPr>
-            <w:tcW w:w="1127" w:type="dxa"/>
-            <w:shd w:val="clear" w:color="auto" w:fill="FFFFFF"/>
-          </w:tcPr>
-          <w:p>
-            <w:pPr>
-              <w:spacing w:before="30" w:after="30"/>
-              <w:jc w:val="right"/>
-            </w:pPr>
-            <w:r>
-              <w:t>£24,180</w:t>
-            </w:r>
-          </w:p>
-        </w:tc>
-        <w:tc>
-          <w:tcPr>
-            <w:tcW w:w="996" w:type="dxa"/>
-            <w:shd w:val="clear" w:color="auto" w:fill="FFFFFF"/>
-          </w:tcPr>
-          <w:p>
-            <w:pPr>
-              <w:spacing w:before="30" w:after="30"/>
-              <w:jc w:val="right"/>
-            </w:pPr>
-            <w:r>
-              <w:t>£4,836</w:t>
-            </w:r>
-          </w:p>
-        </w:tc>
-        <w:tc>
-          <w:tcPr>
-            <w:tcW w:w="1329" w:type="dxa"/>
-            <w:shd w:val="clear" w:color="auto" w:fill="FFFFFF"/>
-          </w:tcPr>
-          <w:p>
-            <w:pPr>
-              <w:spacing w:before="30" w:after="30"/>
-              <w:jc w:val="center"/>
-            </w:pPr>
-            <w:r>
-              <w:t>14 Jul 2026</w:t>
+        <w:tc>
+          <w:tcPr>
+            <w:tcW w:w="2122" w:type="dxa"/>
+            <w:shd w:val="clear" w:color="auto" w:fill="F8FAFC"/>
+          </w:tcPr>
+          <w:p>
+            <w:pPr>
+              <w:spacing w:before="30" w:after="30"/>
+              <w:rPr>
+                <w:b/>
+              </w:rPr>
+            </w:pPr>
+            <w:r>
+              <w:rPr>
+                <w:b/>
+              </w:rPr>
+              <w:t>Top 100 PI</w:t>
+            </w:r>
+          </w:p>
+        </w:tc>
+        <w:tc>
+          <w:tcPr>
+            <w:tcW w:w="1701" w:type="dxa"/>
+            <w:shd w:val="clear" w:color="auto" w:fill="F8FAFC"/>
+          </w:tcPr>
+          <w:p>
+            <w:pPr>
+              <w:spacing w:before="30" w:after="30"/>
+            </w:pPr>
+            <w:r>
+              <w:t>Column</w:t>
+            </w:r>
+          </w:p>
+        </w:tc>
+        <w:tc>
+          <w:tcPr>
+            <w:tcW w:w="5670" w:type="dxa"/>
+            <w:shd w:val="clear" w:color="auto" w:fill="F8FAFC"/>
+          </w:tcPr>
+          <w:p>
+            <w:pPr>
+              <w:spacing w:before="30" w:after="30"/>
+              <w:rPr>
+                <w:rFonts w:cs="Segoe UI Semibold"/>
+                <w:bCs/>
+                <w:sz w:val="20"/>
+                <w:szCs w:val="20"/>
+              </w:rPr>
+            </w:pPr>
+            <w:r>
+              <w:rPr>
+                <w:rFonts w:cs="Segoe UI Semibold"/>
+                <w:bCs/>
+                <w:sz w:val="20"/>
+                <w:szCs w:val="20"/>
+              </w:rPr>
+              <w:t>It will display the unique line count from top 100 PI lines.</w:t>
+            </w:r>
+          </w:p>
+          <w:p>
+            <w:pPr>
+              <w:spacing w:before="30" w:after="30"/>
+            </w:pPr>
+          </w:p>
+          <w:p>
+            <w:pPr>
+              <w:spacing w:before="30" w:after="30"/>
+            </w:pPr>
+            <w:r>
+              <w:t>In the BNS Top 100 PL lines shall calculate based on the quantity sold.</w:t>
             </w:r>
           </w:p>
         </w:tc>
       </w:tr>
       <w:tr>
-        <w:trPr>
-          <w:trHeight w:val="611"/>
-        </w:trPr>
-        <w:tc>
-          <w:tcPr>
-            <w:tcW w:w="849" w:type="dxa"/>
-            <w:shd w:val="clear" w:color="auto" w:fill="F8FAFC"/>
-          </w:tcPr>
-          <w:p>
-            <w:pPr>
-              <w:spacing w:before="30" w:after="30"/>
-              <w:jc w:val="center"/>
-            </w:pPr>
-            <w:r>
-              <w:t>8</w:t>
-            </w:r>
-          </w:p>
-        </w:tc>
-        <w:tc>
-          <w:tcPr>
-            <w:tcW w:w="1735" w:type="dxa"/>
-            <w:shd w:val="clear" w:color="auto" w:fill="F8FAFC"/>
-          </w:tcPr>
-          <w:p>
-            <w:pPr>
-              <w:spacing w:before="30" w:after="30"/>
-              <w:rPr>
-                <w:b/>
-              </w:rPr>
-            </w:pPr>
-            <w:r>
-              <w:rPr>
-                <w:b/>
-              </w:rPr>
-              <w:t>Pinnacle Chemists</w:t>
-            </w:r>
-          </w:p>
-        </w:tc>
-        <w:tc>
-          <w:tcPr>
-            <w:tcW w:w="791" w:type="dxa"/>
-            <w:shd w:val="clear" w:color="auto" w:fill="F8FAFC"/>
-          </w:tcPr>
-          <w:p>
-            <w:pPr>
-              <w:spacing w:before="30" w:after="30"/>
-              <w:jc w:val="center"/>
-            </w:pPr>
-            <w:r>
-              <w:t>ACC-1088</w:t>
-            </w:r>
-          </w:p>
-        </w:tc>
-        <w:tc>
-          <w:tcPr>
-            <w:tcW w:w="1170" w:type="dxa"/>
-            <w:shd w:val="clear" w:color="auto" w:fill="F8FAFC"/>
-          </w:tcPr>
-          <w:p>
-            <w:pPr>
-              <w:spacing w:before="30" w:after="30"/>
-              <w:jc w:val="center"/>
-            </w:pPr>
-            <w:r>
-              <w:t>Prashant</w:t>
-            </w:r>
-          </w:p>
-        </w:tc>
-        <w:tc>
-          <w:tcPr>
-            <w:tcW w:w="1049" w:type="dxa"/>
-            <w:shd w:val="clear" w:color="auto" w:fill="F8FAFC"/>
-          </w:tcPr>
-          <w:p>
-            <w:pPr>
-              <w:spacing w:before="30" w:after="30"/>
-              <w:jc w:val="right"/>
-            </w:pPr>
-            <w:r>
-              <w:t>64</w:t>
-            </w:r>
-          </w:p>
-        </w:tc>
-        <w:tc>
-          <w:tcPr>
-            <w:tcW w:w="707" w:type="dxa"/>
-            <w:shd w:val="clear" w:color="auto" w:fill="F8FAFC"/>
-          </w:tcPr>
-          <w:p>
-            <w:pPr>
-              <w:spacing w:before="30" w:after="30"/>
-              <w:jc w:val="right"/>
-            </w:pPr>
-            <w:r>
-              <w:t>12</w:t>
-            </w:r>
-          </w:p>
-        </w:tc>
-        <w:tc>
-          <w:tcPr>
-            <w:tcW w:w="707" w:type="dxa"/>
-            <w:shd w:val="clear" w:color="auto" w:fill="F8FAFC"/>
-          </w:tcPr>
-          <w:p>
-            <w:pPr>
-              <w:spacing w:before="30" w:after="30"/>
-              <w:jc w:val="right"/>
-            </w:pPr>
-            <w:r>
-              <w:t>6</w:t>
-            </w:r>
-          </w:p>
-        </w:tc>
-        <w:tc>
-          <w:tcPr>
-            <w:tcW w:w="1127" w:type="dxa"/>
-            <w:shd w:val="clear" w:color="auto" w:fill="F8FAFC"/>
-          </w:tcPr>
-          <w:p>
-            <w:pPr>
-              <w:spacing w:before="30" w:after="30"/>
-              <w:jc w:val="right"/>
-            </w:pPr>
-            <w:r>
-              <w:t>£21,840</w:t>
-            </w:r>
-          </w:p>
-        </w:tc>
-        <w:tc>
-          <w:tcPr>
-            <w:tcW w:w="996" w:type="dxa"/>
-            <w:shd w:val="clear" w:color="auto" w:fill="F8FAFC"/>
-          </w:tcPr>
-          <w:p>
-            <w:pPr>
-              <w:spacing w:before="30" w:after="30"/>
-              <w:jc w:val="right"/>
-            </w:pPr>
-            <w:r>
-              <w:t>£4,368</w:t>
-            </w:r>
-          </w:p>
-        </w:tc>
-        <w:tc>
-          <w:tcPr>
-            <w:tcW w:w="1329" w:type="dxa"/>
-            <w:shd w:val="clear" w:color="auto" w:fill="F8FAFC"/>
-          </w:tcPr>
-          <w:p>
-            <w:pPr>
-              <w:spacing w:before="30" w:after="30"/>
-              <w:jc w:val="center"/>
-            </w:pPr>
-            <w:r>
-              <w:t>19 Jul 2026</w:t>
+        <w:tc>
+          <w:tcPr>
+            <w:tcW w:w="2122" w:type="dxa"/>
+            <w:shd w:val="clear" w:color="auto" w:fill="F8FAFC"/>
+          </w:tcPr>
+          <w:p>
+            <w:pPr>
+              <w:spacing w:before="30" w:after="30"/>
+              <w:rPr>
+                <w:b/>
+              </w:rPr>
+            </w:pPr>
+            <w:r>
+              <w:rPr>
+                <w:b/>
+              </w:rPr>
+              <w:t>Total Sales</w:t>
+            </w:r>
+          </w:p>
+        </w:tc>
+        <w:tc>
+          <w:tcPr>
+            <w:tcW w:w="1701" w:type="dxa"/>
+            <w:shd w:val="clear" w:color="auto" w:fill="F8FAFC"/>
+          </w:tcPr>
+          <w:p>
+            <w:pPr>
+              <w:spacing w:before="30" w:after="30"/>
+            </w:pPr>
+            <w:r>
+              <w:t>Column</w:t>
+            </w:r>
+          </w:p>
+        </w:tc>
+        <w:tc>
+          <w:tcPr>
+            <w:tcW w:w="5670" w:type="dxa"/>
+            <w:shd w:val="clear" w:color="auto" w:fill="F8FAFC"/>
+          </w:tcPr>
+          <w:p>
+            <w:pPr>
+              <w:spacing w:before="30" w:after="30"/>
+            </w:pPr>
+            <w:r>
+              <w:rPr>
+                <w:rFonts w:cs="Segoe UI Semibold"/>
+                <w:bCs/>
+                <w:sz w:val="20"/>
+                <w:szCs w:val="20"/>
+              </w:rPr>
+              <w:t>It will display current month total sales.</w:t>
             </w:r>
           </w:p>
         </w:tc>
       </w:tr>
       <w:tr>
-        <w:trPr>
-          <w:trHeight w:val="599"/>
-        </w:trPr>
-        <w:tc>
-          <w:tcPr>
-            <w:tcW w:w="849" w:type="dxa"/>
-            <w:shd w:val="clear" w:color="auto" w:fill="FFFFFF"/>
-          </w:tcPr>
-          <w:p>
-            <w:pPr>
-              <w:spacing w:before="30" w:after="30"/>
-              <w:jc w:val="center"/>
-            </w:pPr>
-            <w:r>
-              <w:t>9</w:t>
-            </w:r>
-          </w:p>
-        </w:tc>
-        <w:tc>
-          <w:tcPr>
-            <w:tcW w:w="1735" w:type="dxa"/>
-            <w:shd w:val="clear" w:color="auto" w:fill="FFFFFF"/>
-          </w:tcPr>
-          <w:p>
-            <w:pPr>
-              <w:spacing w:before="30" w:after="30"/>
-              <w:rPr>
-                <w:b/>
-              </w:rPr>
-            </w:pPr>
-            <w:r>
-              <w:rPr>
-                <w:b/>
-              </w:rPr>
-              <w:t>Valley Healthcare</w:t>
-            </w:r>
-          </w:p>
-        </w:tc>
-        <w:tc>
-          <w:tcPr>
-            <w:tcW w:w="791" w:type="dxa"/>
-            <w:shd w:val="clear" w:color="auto" w:fill="FFFFFF"/>
-          </w:tcPr>
-          <w:p>
-            <w:pPr>
-              <w:spacing w:before="30" w:after="30"/>
-              <w:jc w:val="center"/>
-            </w:pPr>
-            <w:r>
-              <w:t>ACC-0672</w:t>
-            </w:r>
-          </w:p>
-        </w:tc>
-        <w:tc>
-          <w:tcPr>
-            <w:tcW w:w="1170" w:type="dxa"/>
-            <w:shd w:val="clear" w:color="auto" w:fill="FFFFFF"/>
-          </w:tcPr>
-          <w:p>
-            <w:pPr>
-              <w:spacing w:before="30" w:after="30"/>
-              <w:jc w:val="center"/>
-            </w:pPr>
-            <w:r>
-              <w:t>Jaishali</w:t>
-            </w:r>
-          </w:p>
-        </w:tc>
-        <w:tc>
-          <w:tcPr>
-            <w:tcW w:w="1049" w:type="dxa"/>
-            <w:shd w:val="clear" w:color="auto" w:fill="FFFFFF"/>
-          </w:tcPr>
-          <w:p>
-            <w:pPr>
-              <w:spacing w:before="30" w:after="30"/>
-              <w:jc w:val="right"/>
-            </w:pPr>
-            <w:r>
-              <w:t>58</w:t>
-            </w:r>
-          </w:p>
-        </w:tc>
-        <w:tc>
-          <w:tcPr>
-            <w:tcW w:w="707" w:type="dxa"/>
-            <w:shd w:val="clear" w:color="auto" w:fill="FFFFFF"/>
-          </w:tcPr>
-          <w:p>
-            <w:pPr>
-              <w:spacing w:before="30" w:after="30"/>
-              <w:jc w:val="right"/>
-            </w:pPr>
-            <w:r>
-              <w:t>11</w:t>
-            </w:r>
-          </w:p>
-        </w:tc>
-        <w:tc>
-          <w:tcPr>
-            <w:tcW w:w="707" w:type="dxa"/>
-            <w:shd w:val="clear" w:color="auto" w:fill="FFFFFF"/>
-          </w:tcPr>
-          <w:p>
-            <w:pPr>
-              <w:spacing w:before="30" w:after="30"/>
-              <w:jc w:val="right"/>
-            </w:pPr>
-            <w:r>
-              <w:t>5</w:t>
-            </w:r>
-          </w:p>
-        </w:tc>
-        <w:tc>
-          <w:tcPr>
-            <w:tcW w:w="1127" w:type="dxa"/>
-            <w:shd w:val="clear" w:color="auto" w:fill="FFFFFF"/>
-          </w:tcPr>
-          <w:p>
-            <w:pPr>
-              <w:spacing w:before="30" w:after="30"/>
-              <w:jc w:val="right"/>
-            </w:pPr>
-            <w:r>
-              <w:t>£19,420</w:t>
-            </w:r>
-          </w:p>
-        </w:tc>
-        <w:tc>
-          <w:tcPr>
-            <w:tcW w:w="996" w:type="dxa"/>
-            <w:shd w:val="clear" w:color="auto" w:fill="FFFFFF"/>
-          </w:tcPr>
-          <w:p>
-            <w:pPr>
-              <w:spacing w:before="30" w:after="30"/>
-              <w:jc w:val="right"/>
-            </w:pPr>
-            <w:r>
-              <w:t>£3,884</w:t>
-            </w:r>
-          </w:p>
-        </w:tc>
-        <w:tc>
-          <w:tcPr>
-            <w:tcW w:w="1329" w:type="dxa"/>
-            <w:shd w:val="clear" w:color="auto" w:fill="FFFFFF"/>
-          </w:tcPr>
-          <w:p>
-            <w:pPr>
-              <w:spacing w:before="30" w:after="30"/>
-              <w:jc w:val="center"/>
-            </w:pPr>
-            <w:r>
-              <w:t>13 Jul 2026</w:t>
+        <w:tc>
+          <w:tcPr>
+            <w:tcW w:w="2122" w:type="dxa"/>
+            <w:shd w:val="clear" w:color="auto" w:fill="F8FAFC"/>
+          </w:tcPr>
+          <w:p>
+            <w:pPr>
+              <w:spacing w:before="30" w:after="30"/>
+              <w:rPr>
+                <w:b/>
+              </w:rPr>
+            </w:pPr>
+            <w:r>
+              <w:rPr>
+                <w:b/>
+              </w:rPr>
+              <w:t>Gross Profit</w:t>
+            </w:r>
+          </w:p>
+        </w:tc>
+        <w:tc>
+          <w:tcPr>
+            <w:tcW w:w="1701" w:type="dxa"/>
+            <w:shd w:val="clear" w:color="auto" w:fill="F8FAFC"/>
+          </w:tcPr>
+          <w:p>
+            <w:pPr>
+              <w:spacing w:before="30" w:after="30"/>
+            </w:pPr>
+            <w:r>
+              <w:t>Column</w:t>
+            </w:r>
+          </w:p>
+        </w:tc>
+        <w:tc>
+          <w:tcPr>
+            <w:tcW w:w="5670" w:type="dxa"/>
+            <w:shd w:val="clear" w:color="auto" w:fill="F8FAFC"/>
+          </w:tcPr>
+          <w:p>
+            <w:pPr>
+              <w:spacing w:before="30" w:after="30"/>
+            </w:pPr>
+            <w:r>
+              <w:t xml:space="preserve">It will display </w:t>
+            </w:r>
+            <w:r>
+              <w:t>current month total gross profit</w:t>
             </w:r>
           </w:p>
         </w:tc>
       </w:tr>
       <w:tr>
-        <w:trPr>
-          <w:trHeight w:val="611"/>
-        </w:trPr>
-        <w:tc>
-          <w:tcPr>
-            <w:tcW w:w="849" w:type="dxa"/>
-            <w:shd w:val="clear" w:color="auto" w:fill="F8FAFC"/>
-          </w:tcPr>
-          <w:p>
-            <w:pPr>
-              <w:spacing w:before="30" w:after="30"/>
-              <w:jc w:val="center"/>
-            </w:pPr>
-            <w:r>
-              <w:t>10</w:t>
-            </w:r>
-          </w:p>
-        </w:tc>
-        <w:tc>
-          <w:tcPr>
-            <w:tcW w:w="1735" w:type="dxa"/>
-            <w:shd w:val="clear" w:color="auto" w:fill="F8FAFC"/>
-          </w:tcPr>
-          <w:p>
-            <w:pPr>
-              <w:spacing w:before="30" w:after="30"/>
-              <w:rPr>
-                <w:b/>
-              </w:rPr>
-            </w:pPr>
-            <w:r>
-              <w:rPr>
-                <w:b/>
-              </w:rPr>
-              <w:t>North Star Pharmacy</w:t>
-            </w:r>
-          </w:p>
-        </w:tc>
-        <w:tc>
-          <w:tcPr>
-            <w:tcW w:w="791" w:type="dxa"/>
-            <w:shd w:val="clear" w:color="auto" w:fill="F8FAFC"/>
-          </w:tcPr>
-          <w:p>
-            <w:pPr>
-              <w:spacing w:before="30" w:after="30"/>
-              <w:jc w:val="center"/>
-            </w:pPr>
-            <w:r>
-              <w:t>ACC-1214</w:t>
-            </w:r>
-          </w:p>
-        </w:tc>
-        <w:tc>
-          <w:tcPr>
-            <w:tcW w:w="1170" w:type="dxa"/>
-            <w:shd w:val="clear" w:color="auto" w:fill="F8FAFC"/>
-          </w:tcPr>
-          <w:p>
-            <w:pPr>
-              <w:spacing w:before="30" w:after="30"/>
-              <w:jc w:val="center"/>
-            </w:pPr>
-            <w:r>
-              <w:t>Amit</w:t>
-            </w:r>
-          </w:p>
-        </w:tc>
-        <w:tc>
-          <w:tcPr>
-            <w:tcW w:w="1049" w:type="dxa"/>
-            <w:shd w:val="clear" w:color="auto" w:fill="F8FAFC"/>
-          </w:tcPr>
-          <w:p>
-            <w:pPr>
-              <w:spacing w:before="30" w:after="30"/>
-              <w:jc w:val="right"/>
-            </w:pPr>
-            <w:r>
-              <w:t>52</w:t>
-            </w:r>
-          </w:p>
-        </w:tc>
-        <w:tc>
-          <w:tcPr>
-            <w:tcW w:w="707" w:type="dxa"/>
-            <w:shd w:val="clear" w:color="auto" w:fill="F8FAFC"/>
-          </w:tcPr>
-          <w:p>
-            <w:pPr>
-              <w:spacing w:before="30" w:after="30"/>
-              <w:jc w:val="right"/>
-            </w:pPr>
-            <w:r>
-              <w:t>10</w:t>
-            </w:r>
-          </w:p>
-        </w:tc>
-        <w:tc>
-          <w:tcPr>
-            <w:tcW w:w="707" w:type="dxa"/>
-            <w:shd w:val="clear" w:color="auto" w:fill="F8FAFC"/>
-          </w:tcPr>
-          <w:p>
-            <w:pPr>
-              <w:spacing w:before="30" w:after="30"/>
-              <w:jc w:val="right"/>
-            </w:pPr>
-            <w:r>
-              <w:t>5</w:t>
-            </w:r>
-          </w:p>
-        </w:tc>
-        <w:tc>
-          <w:tcPr>
-            <w:tcW w:w="1127" w:type="dxa"/>
-            <w:shd w:val="clear" w:color="auto" w:fill="F8FAFC"/>
-          </w:tcPr>
-          <w:p>
-            <w:pPr>
-              <w:spacing w:before="30" w:after="30"/>
-              <w:jc w:val="right"/>
-            </w:pPr>
-            <w:r>
-              <w:t>£17,280</w:t>
-            </w:r>
-          </w:p>
-        </w:tc>
-        <w:tc>
-          <w:tcPr>
-            <w:tcW w:w="996" w:type="dxa"/>
-            <w:shd w:val="clear" w:color="auto" w:fill="F8FAFC"/>
-          </w:tcPr>
-          <w:p>
-            <w:pPr>
-              <w:spacing w:before="30" w:after="30"/>
-              <w:jc w:val="right"/>
-            </w:pPr>
-            <w:r>
-              <w:t>£3,456</w:t>
-            </w:r>
-          </w:p>
-        </w:tc>
-        <w:tc>
-          <w:tcPr>
-            <w:tcW w:w="1329" w:type="dxa"/>
-            <w:shd w:val="clear" w:color="auto" w:fill="F8FAFC"/>
-          </w:tcPr>
-          <w:p>
-            <w:pPr>
-              <w:spacing w:before="30" w:after="30"/>
-              <w:jc w:val="center"/>
-            </w:pPr>
-            <w:r>
-              <w:t>18 Jul 2026</w:t>
+        <w:tc>
+          <w:tcPr>
+            <w:tcW w:w="2122" w:type="dxa"/>
+            <w:shd w:val="clear" w:color="auto" w:fill="F8FAFC"/>
+          </w:tcPr>
+          <w:p>
+            <w:pPr>
+              <w:spacing w:before="30" w:after="30"/>
+              <w:rPr>
+                <w:b/>
+              </w:rPr>
+            </w:pPr>
+            <w:r>
+              <w:rPr>
+                <w:b/>
+                <w:bCs/>
+              </w:rPr>
+              <w:t>Last Order Date</w:t>
+            </w:r>
+          </w:p>
+        </w:tc>
+        <w:tc>
+          <w:tcPr>
+            <w:tcW w:w="1701" w:type="dxa"/>
+            <w:shd w:val="clear" w:color="auto" w:fill="F8FAFC"/>
+          </w:tcPr>
+          <w:p>
+            <w:pPr>
+              <w:spacing w:before="30" w:after="30"/>
+            </w:pPr>
+            <w:r>
+              <w:t>Column</w:t>
+            </w:r>
+          </w:p>
+        </w:tc>
+        <w:tc>
+          <w:tcPr>
+            <w:tcW w:w="5670" w:type="dxa"/>
+            <w:shd w:val="clear" w:color="auto" w:fill="F8FAFC"/>
+          </w:tcPr>
+          <w:p>
+            <w:pPr>
+              <w:spacing w:before="30" w:after="30"/>
+            </w:pPr>
+            <w:r>
+              <w:t xml:space="preserve">It will display last order date. </w:t>
             </w:r>
           </w:p>
         </w:tc>
@@ -7496,455 +5214,12 @@
     </w:tbl>
     <w:p>
       <w:pPr>
-        <w:spacing w:after="120"/>
+        <w:spacing w:after="120" w:line="276" w:lineRule="auto"/>
       </w:pPr>
     </w:p>
     <w:p>
       <w:pPr>
-        <w:pStyle w:val="Heading2"/>
-        <w:spacing w:before="260" w:after="100"/>
-        <w:rPr>
-          <w:szCs w:val="22"/>
-        </w:rPr>
-      </w:pPr>
-      <w:r>
-        <w:rPr>
-          <w:szCs w:val="22"/>
-        </w:rPr>
-        <w:t>6.4 Automated Operational Insights Engine (TEAM-INS-01)</w:t>
-      </w:r>
-    </w:p>
-    <w:tbl>
-      <w:tblPr>
-        <w:tblW w:w="9360" w:type="dxa"/>
-        <w:tblBorders>
-          <w:left w:val="single" w:sz="24" w:space="0" w:color="10B981"/>
-        </w:tblBorders>
-        <w:tblCellMar>
-          <w:top w:w="120" w:type="dxa"/>
-          <w:left w:w="180" w:type="dxa"/>
-          <w:bottom w:w="120" w:type="dxa"/>
-          <w:right w:w="180" w:type="dxa"/>
-        </w:tblCellMar>
-        <w:tblLook w:val="04A0" w:firstRow="1" w:lastRow="0" w:firstColumn="1" w:lastColumn="0" w:noHBand="0" w:noVBand="1"/>
-      </w:tblPr>
-      <w:tblGrid>
-        <w:gridCol w:w="9360"/>
-      </w:tblGrid>
-      <w:tr>
-        <w:tc>
-          <w:tcPr>
-            <w:tcW w:w="9360" w:type="dxa"/>
-            <w:shd w:val="clear" w:color="auto" w:fill="ECFDF5"/>
-          </w:tcPr>
-          <w:p>
-            <w:pPr>
-              <w:spacing w:before="40" w:after="40"/>
-              <w:rPr>
-                <w:b/>
-              </w:rPr>
-            </w:pPr>
-            <w:r>
-              <w:rPr>
-                <w:b/>
-              </w:rPr>
-              <w:t>Highest Performing Team</w:t>
-            </w:r>
-          </w:p>
-          <w:p>
-            <w:pPr>
-              <w:spacing w:after="40" w:line="260" w:lineRule="auto"/>
-            </w:pPr>
-            <w:r>
-              <w:t>Amit Team leads with £1.28M in monthly sales at 114% of target. Strong Generic product mix and highest new account acquisition rate this month.</w:t>
-            </w:r>
-          </w:p>
-        </w:tc>
-      </w:tr>
-    </w:tbl>
-    <w:p>
-      <w:pPr>
-        <w:spacing w:after="100"/>
-      </w:pPr>
-    </w:p>
-    <w:tbl>
-      <w:tblPr>
-        <w:tblW w:w="9360" w:type="dxa"/>
-        <w:tblBorders>
-          <w:left w:val="single" w:sz="24" w:space="0" w:color="F59E0B"/>
-        </w:tblBorders>
-        <w:tblCellMar>
-          <w:top w:w="120" w:type="dxa"/>
-          <w:left w:w="180" w:type="dxa"/>
-          <w:bottom w:w="120" w:type="dxa"/>
-          <w:right w:w="180" w:type="dxa"/>
-        </w:tblCellMar>
-        <w:tblLook w:val="04A0" w:firstRow="1" w:lastRow="0" w:firstColumn="1" w:lastColumn="0" w:noHBand="0" w:noVBand="1"/>
-      </w:tblPr>
-      <w:tblGrid>
-        <w:gridCol w:w="9360"/>
-      </w:tblGrid>
-      <w:tr>
-        <w:tc>
-          <w:tcPr>
-            <w:tcW w:w="9360" w:type="dxa"/>
-            <w:shd w:val="clear" w:color="auto" w:fill="FFFBEB"/>
-          </w:tcPr>
-          <w:p>
-            <w:pPr>
-              <w:spacing w:before="40" w:after="40"/>
-              <w:rPr>
-                <w:b/>
-              </w:rPr>
-            </w:pPr>
-            <w:r>
-              <w:rPr>
-                <w:b/>
-              </w:rPr>
-              <w:t>Teams Below Target</w:t>
-            </w:r>
-          </w:p>
-          <w:p>
-            <w:pPr>
-              <w:spacing w:after="40" w:line="260" w:lineRule="auto"/>
-            </w:pPr>
-            <w:r>
-              <w:t>Jaishali Team (98%), Ayaz Team (94%), Kam Team (91%) and Prashant Team (83%) are currently below their monthly targets. Management review recommended.</w:t>
-            </w:r>
-          </w:p>
-        </w:tc>
-      </w:tr>
-    </w:tbl>
-    <w:p>
-      <w:pPr>
-        <w:spacing w:after="100"/>
-      </w:pPr>
-    </w:p>
-    <w:tbl>
-      <w:tblPr>
-        <w:tblW w:w="9360" w:type="dxa"/>
-        <w:tblBorders>
-          <w:left w:val="single" w:sz="24" w:space="0" w:color="10B981"/>
-        </w:tblBorders>
-        <w:tblCellMar>
-          <w:top w:w="120" w:type="dxa"/>
-          <w:left w:w="180" w:type="dxa"/>
-          <w:bottom w:w="120" w:type="dxa"/>
-          <w:right w:w="180" w:type="dxa"/>
-        </w:tblCellMar>
-        <w:tblLook w:val="04A0" w:firstRow="1" w:lastRow="0" w:firstColumn="1" w:lastColumn="0" w:noHBand="0" w:noVBand="1"/>
-      </w:tblPr>
-      <w:tblGrid>
-        <w:gridCol w:w="9360"/>
-      </w:tblGrid>
-      <w:tr>
-        <w:tc>
-          <w:tcPr>
-            <w:tcW w:w="9360" w:type="dxa"/>
-            <w:shd w:val="clear" w:color="auto" w:fill="ECFDF5"/>
-          </w:tcPr>
-          <w:p>
-            <w:pPr>
-              <w:spacing w:before="40" w:after="40"/>
-              <w:rPr>
-                <w:b/>
-              </w:rPr>
-            </w:pPr>
-            <w:r>
-              <w:rPr>
-                <w:b/>
-              </w:rPr>
-              <w:t>Fastest Growing Category</w:t>
-            </w:r>
-          </w:p>
-          <w:p>
-            <w:pPr>
-              <w:spacing w:after="40" w:line="260" w:lineRule="auto"/>
-            </w:pPr>
-            <w:r>
-              <w:t>Perfumes category is growing at +16.4% across all teams, driven by new product listings. OTC is also performing strongly at +13.2%.</w:t>
-            </w:r>
-          </w:p>
-        </w:tc>
-      </w:tr>
-    </w:tbl>
-    <w:p>
-      <w:pPr>
-        <w:spacing w:after="100"/>
-      </w:pPr>
-    </w:p>
-    <w:tbl>
-      <w:tblPr>
-        <w:tblW w:w="9360" w:type="dxa"/>
-        <w:tblBorders>
-          <w:left w:val="single" w:sz="24" w:space="0" w:color="EF4444"/>
-        </w:tblBorders>
-        <w:tblCellMar>
-          <w:top w:w="120" w:type="dxa"/>
-          <w:left w:w="180" w:type="dxa"/>
-          <w:bottom w:w="120" w:type="dxa"/>
-          <w:right w:w="180" w:type="dxa"/>
-        </w:tblCellMar>
-        <w:tblLook w:val="04A0" w:firstRow="1" w:lastRow="0" w:firstColumn="1" w:lastColumn="0" w:noHBand="0" w:noVBand="1"/>
-      </w:tblPr>
-      <w:tblGrid>
-        <w:gridCol w:w="9360"/>
-      </w:tblGrid>
-      <w:tr>
-        <w:tc>
-          <w:tcPr>
-            <w:tcW w:w="9360" w:type="dxa"/>
-            <w:shd w:val="clear" w:color="auto" w:fill="FEF2F2"/>
-          </w:tcPr>
-          <w:p>
-            <w:pPr>
-              <w:spacing w:before="40" w:after="40"/>
-              <w:rPr>
-                <w:b/>
-              </w:rPr>
-            </w:pPr>
-            <w:r>
-              <w:rPr>
-                <w:b/>
-              </w:rPr>
-              <w:lastRenderedPageBreak/>
-              <w:t>Accounts Requiring Attention</w:t>
-            </w:r>
-          </w:p>
-          <w:p>
-            <w:pPr>
-              <w:spacing w:after="40" w:line="260" w:lineRule="auto"/>
-            </w:pPr>
-            <w:r>
-              <w:t>5 accounts show significant decline across teams. Maple Pharmacy (Prashant Team) has dropped -34.4%. Immediate TL follow-up recommended.</w:t>
-            </w:r>
-          </w:p>
-        </w:tc>
-      </w:tr>
-    </w:tbl>
-    <w:p>
-      <w:pPr>
-        <w:spacing w:after="100"/>
-      </w:pPr>
-    </w:p>
-    <w:tbl>
-      <w:tblPr>
-        <w:tblW w:w="9360" w:type="dxa"/>
-        <w:tblBorders>
-          <w:left w:val="single" w:sz="24" w:space="0" w:color="06B6D4"/>
-        </w:tblBorders>
-        <w:tblCellMar>
-          <w:top w:w="120" w:type="dxa"/>
-          <w:left w:w="180" w:type="dxa"/>
-          <w:bottom w:w="120" w:type="dxa"/>
-          <w:right w:w="180" w:type="dxa"/>
-        </w:tblCellMar>
-        <w:tblLook w:val="04A0" w:firstRow="1" w:lastRow="0" w:firstColumn="1" w:lastColumn="0" w:noHBand="0" w:noVBand="1"/>
-      </w:tblPr>
-      <w:tblGrid>
-        <w:gridCol w:w="9360"/>
-      </w:tblGrid>
-      <w:tr>
-        <w:tc>
-          <w:tcPr>
-            <w:tcW w:w="9360" w:type="dxa"/>
-            <w:shd w:val="clear" w:color="auto" w:fill="ECFEFF"/>
-          </w:tcPr>
-          <w:p>
-            <w:pPr>
-              <w:spacing w:before="40" w:after="40"/>
-              <w:rPr>
-                <w:b/>
-              </w:rPr>
-            </w:pPr>
-            <w:r>
-              <w:rPr>
-                <w:b/>
-              </w:rPr>
-              <w:t>Above 3-Month Average</w:t>
-            </w:r>
-          </w:p>
-          <w:p>
-            <w:pPr>
-              <w:spacing w:after="40" w:line="260" w:lineRule="auto"/>
-            </w:pPr>
-            <w:r>
-              <w:t>Total team sales of £5.45M is £590K above the previous 3-month average of £4.86M - a +12.1% improvement across all 6 teams.</w:t>
-            </w:r>
-          </w:p>
-        </w:tc>
-      </w:tr>
-    </w:tbl>
-    <w:p>
-      <w:pPr>
-        <w:spacing w:after="100"/>
-      </w:pPr>
-    </w:p>
-    <w:tbl>
-      <w:tblPr>
-        <w:tblW w:w="9360" w:type="dxa"/>
-        <w:tblBorders>
-          <w:left w:val="single" w:sz="24" w:space="0" w:color="8B5CF6"/>
-        </w:tblBorders>
-        <w:tblCellMar>
-          <w:top w:w="120" w:type="dxa"/>
-          <w:left w:w="180" w:type="dxa"/>
-          <w:bottom w:w="120" w:type="dxa"/>
-          <w:right w:w="180" w:type="dxa"/>
-        </w:tblCellMar>
-        <w:tblLook w:val="04A0" w:firstRow="1" w:lastRow="0" w:firstColumn="1" w:lastColumn="0" w:noHBand="0" w:noVBand="1"/>
-      </w:tblPr>
-      <w:tblGrid>
-        <w:gridCol w:w="9360"/>
-      </w:tblGrid>
-      <w:tr>
-        <w:tc>
-          <w:tcPr>
-            <w:tcW w:w="9360" w:type="dxa"/>
-            <w:shd w:val="clear" w:color="auto" w:fill="F5F3FF"/>
-          </w:tcPr>
-          <w:p>
-            <w:pPr>
-              <w:spacing w:before="40" w:after="40"/>
-              <w:rPr>
-                <w:b/>
-              </w:rPr>
-            </w:pPr>
-            <w:r>
-              <w:rPr>
-                <w:b/>
-              </w:rPr>
-              <w:t>New Account Acquisition</w:t>
-            </w:r>
-          </w:p>
-          <w:p>
-            <w:pPr>
-              <w:spacing w:after="40" w:line="260" w:lineRule="auto"/>
-            </w:pPr>
-            <w:r>
-              <w:t>142 new accounts opened this month - the highest in 6 months. Amit Team leads with 38 new accounts, followed by Sanket Team with 28.</w:t>
-            </w:r>
-          </w:p>
-        </w:tc>
-      </w:tr>
-    </w:tbl>
-    <w:p>
-      <w:pPr>
-        <w:spacing w:after="100"/>
-      </w:pPr>
-    </w:p>
-    <w:tbl>
-      <w:tblPr>
-        <w:tblW w:w="9360" w:type="dxa"/>
-        <w:tblBorders>
-          <w:left w:val="single" w:sz="24" w:space="0" w:color="F59E0B"/>
-        </w:tblBorders>
-        <w:tblCellMar>
-          <w:top w:w="120" w:type="dxa"/>
-          <w:left w:w="180" w:type="dxa"/>
-          <w:bottom w:w="120" w:type="dxa"/>
-          <w:right w:w="180" w:type="dxa"/>
-        </w:tblCellMar>
-        <w:tblLook w:val="04A0" w:firstRow="1" w:lastRow="0" w:firstColumn="1" w:lastColumn="0" w:noHBand="0" w:noVBand="1"/>
-      </w:tblPr>
-      <w:tblGrid>
-        <w:gridCol w:w="9360"/>
-      </w:tblGrid>
-      <w:tr>
-        <w:tc>
-          <w:tcPr>
-            <w:tcW w:w="9360" w:type="dxa"/>
-            <w:shd w:val="clear" w:color="auto" w:fill="FFFBEB"/>
-          </w:tcPr>
-          <w:p>
-            <w:pPr>
-              <w:spacing w:before="40" w:after="40"/>
-              <w:rPr>
-                <w:b/>
-              </w:rPr>
-            </w:pPr>
-            <w:r>
-              <w:rPr>
-                <w:b/>
-              </w:rPr>
-              <w:t>Category Performance Alert</w:t>
-            </w:r>
-          </w:p>
-          <w:p>
-            <w:pPr>
-              <w:spacing w:after="40" w:line="260" w:lineRule="auto"/>
-            </w:pPr>
-            <w:r>
-              <w:t>CD products have declined -1.8% to £372K across all teams. Recommend targeted product training and promotional activity for CD range.</w:t>
-            </w:r>
-          </w:p>
-        </w:tc>
-      </w:tr>
-    </w:tbl>
-    <w:p>
-      <w:pPr>
-        <w:spacing w:after="100"/>
-      </w:pPr>
-    </w:p>
-    <w:tbl>
-      <w:tblPr>
-        <w:tblW w:w="9360" w:type="dxa"/>
-        <w:tblBorders>
-          <w:left w:val="single" w:sz="24" w:space="0" w:color="10B981"/>
-        </w:tblBorders>
-        <w:tblCellMar>
-          <w:top w:w="120" w:type="dxa"/>
-          <w:left w:w="180" w:type="dxa"/>
-          <w:bottom w:w="120" w:type="dxa"/>
-          <w:right w:w="180" w:type="dxa"/>
-        </w:tblCellMar>
-        <w:tblLook w:val="04A0" w:firstRow="1" w:lastRow="0" w:firstColumn="1" w:lastColumn="0" w:noHBand="0" w:noVBand="1"/>
-      </w:tblPr>
-      <w:tblGrid>
-        <w:gridCol w:w="9360"/>
-      </w:tblGrid>
-      <w:tr>
-        <w:tc>
-          <w:tcPr>
-            <w:tcW w:w="9360" w:type="dxa"/>
-            <w:shd w:val="clear" w:color="auto" w:fill="ECFDF5"/>
-          </w:tcPr>
-          <w:p>
-            <w:pPr>
-              <w:spacing w:before="40" w:after="40"/>
-              <w:rPr>
-                <w:b/>
-              </w:rPr>
-            </w:pPr>
-            <w:r>
-              <w:rPr>
-                <w:b/>
-              </w:rPr>
-              <w:t>Margin Improvement</w:t>
-            </w:r>
-          </w:p>
-          <w:p>
-            <w:pPr>
-              <w:spacing w:after="40" w:line="260" w:lineRule="auto"/>
-            </w:pPr>
-            <w:r>
-              <w:t>Jaishali Team maintains the highest gross margin at 21.2% - above the company average of 20.0%. Best-practice sharing recommended across teams.</w:t>
-            </w:r>
-          </w:p>
-        </w:tc>
-      </w:tr>
-    </w:tbl>
-    <w:p>
-      <w:pPr>
-        <w:spacing w:after="100"/>
-      </w:pPr>
-    </w:p>
-    <w:p>
-      <w:pPr>
-        <w:pBdr>
-          <w:bottom w:val="single" w:sz="12" w:space="8" w:color="CBD5E1"/>
-        </w:pBdr>
-        <w:spacing w:before="160"/>
+        <w:spacing w:after="120"/>
       </w:pPr>
     </w:p>
     <w:p>
@@ -7959,22 +5234,37 @@
         <w:rPr>
           <w:szCs w:val="22"/>
         </w:rPr>
-        <w:t>7. Business Rules, Calculations &amp; Data Source Mapping</w:t>
-      </w:r>
-    </w:p>
-    <w:p>
-      <w:pPr>
-        <w:pStyle w:val="Heading2"/>
-        <w:spacing w:before="260" w:after="100"/>
+        <w:t>4</w:t>
+      </w:r>
+      <w:r>
         <w:rPr>
           <w:szCs w:val="22"/>
         </w:rPr>
-      </w:pPr>
+        <w:t>. Business Rules</w:t>
+      </w:r>
       <w:r>
         <w:rPr>
           <w:szCs w:val="22"/>
         </w:rPr>
-        <w:t>7.1 Mathematical Calculation Specifications</w:t>
+        <w:t xml:space="preserve"> and</w:t>
+      </w:r>
+      <w:r>
+        <w:rPr>
+          <w:szCs w:val="22"/>
+        </w:rPr>
+        <w:t xml:space="preserve"> </w:t>
+      </w:r>
+      <w:r>
+        <w:rPr>
+          <w:szCs w:val="22"/>
+        </w:rPr>
+        <w:t xml:space="preserve">Mathematical </w:t>
+      </w:r>
+      <w:r>
+        <w:rPr>
+          <w:szCs w:val="22"/>
+        </w:rPr>
+        <w:t>Calculations</w:t>
       </w:r>
     </w:p>
     <w:p>
@@ -7982,7 +5272,7 @@
         <w:pStyle w:val="ListParagraph"/>
         <w:numPr>
           <w:ilvl w:val="0"/>
-          <w:numId w:val="1"/>
+          <w:numId w:val="7"/>
         </w:numPr>
         <w:spacing w:before="40" w:after="80" w:line="260" w:lineRule="auto"/>
       </w:pPr>
@@ -7990,7 +5280,7 @@
         <w:rPr>
           <w:b/>
         </w:rPr>
-        <w:t xml:space="preserve">1. Gross Margin Percentage (GM %): </w:t>
+        <w:t xml:space="preserve">Gross Margin Percentage (GM %): </w:t>
       </w:r>
       <w:r>
         <w:t>(Gross Profit / Sales Revenue) * 100</w:t>
@@ -8001,7 +5291,7 @@
         <w:pStyle w:val="ListParagraph"/>
         <w:numPr>
           <w:ilvl w:val="0"/>
-          <w:numId w:val="1"/>
+          <w:numId w:val="7"/>
         </w:numPr>
         <w:spacing w:before="40" w:after="80" w:line="260" w:lineRule="auto"/>
       </w:pPr>
@@ -8009,7 +5299,7 @@
         <w:rPr>
           <w:b/>
         </w:rPr>
-        <w:t xml:space="preserve">2. Rolling 3-Month Daily Average: </w:t>
+        <w:t xml:space="preserve">Rolling 3-Month Daily Average: </w:t>
       </w:r>
       <w:r>
         <w:t>(Sales_M-1 + Sales_M-2 + Sales_M-3) / (Working Days_M-1 + Working Days_M-2 + Working Days_M-3)</w:t>
@@ -8020,7 +5310,7 @@
         <w:pStyle w:val="ListParagraph"/>
         <w:numPr>
           <w:ilvl w:val="0"/>
-          <w:numId w:val="1"/>
+          <w:numId w:val="7"/>
         </w:numPr>
         <w:spacing w:before="40" w:after="80" w:line="260" w:lineRule="auto"/>
       </w:pPr>
@@ -8028,10 +5318,30 @@
         <w:rPr>
           <w:b/>
         </w:rPr>
-        <w:t xml:space="preserve">3. Current Month Daily Benchmark: </w:t>
-      </w:r>
-      <w:r>
-        <w:t>Total Ingested Sales MTD / Elapsed BNS Working Days MTD</w:t>
+        <w:t xml:space="preserve">Current Month Daily </w:t>
+      </w:r>
+      <w:proofErr w:type="spellStart"/>
+      <w:r>
+        <w:rPr>
+          <w:b/>
+        </w:rPr>
+        <w:t>Avg</w:t>
+      </w:r>
+      <w:proofErr w:type="spellEnd"/>
+      <w:r>
+        <w:rPr>
+          <w:b/>
+        </w:rPr>
+        <w:t xml:space="preserve"> Sales</w:t>
+      </w:r>
+      <w:r>
+        <w:rPr>
+          <w:b/>
+        </w:rPr>
+        <w:t xml:space="preserve">: </w:t>
+      </w:r>
+      <w:r>
+        <w:t>Total Sales MTD / BNS Working Days MTD</w:t>
       </w:r>
     </w:p>
     <w:p>
@@ -8039,7 +5349,7 @@
         <w:pStyle w:val="ListParagraph"/>
         <w:numPr>
           <w:ilvl w:val="0"/>
-          <w:numId w:val="1"/>
+          <w:numId w:val="7"/>
         </w:numPr>
         <w:spacing w:before="40" w:after="80" w:line="260" w:lineRule="auto"/>
       </w:pPr>
@@ -8047,7 +5357,7 @@
         <w:rPr>
           <w:b/>
         </w:rPr>
-        <w:t xml:space="preserve">4. BNS Statutory Working Days: </w:t>
+        <w:t xml:space="preserve">BNS Statutory Working Days: </w:t>
       </w:r>
       <w:r>
         <w:t>Total Calendar Days - (Saturdays + Sundays + UK Statutory Bank Holidays)</w:t>
@@ -8058,7 +5368,7 @@
         <w:pStyle w:val="ListParagraph"/>
         <w:numPr>
           <w:ilvl w:val="0"/>
-          <w:numId w:val="1"/>
+          <w:numId w:val="7"/>
         </w:numPr>
         <w:spacing w:before="40" w:after="80" w:line="260" w:lineRule="auto"/>
       </w:pPr>
@@ -8066,11 +5376,10 @@
         <w:rPr>
           <w:b/>
         </w:rPr>
-        <w:lastRenderedPageBreak/>
-        <w:t xml:space="preserve">5. Target Quota Attainment %: </w:t>
-      </w:r>
-      <w:r>
-        <w:t>(Actual Sales Revenue MTD / Monthly Assigned Target Quota) * 100</w:t>
+        <w:t xml:space="preserve">Customer Account Decline %: </w:t>
+      </w:r>
+      <w:r>
+        <w:t>((Current Month Sales - Previous Month Sales) / Previous Month Sales) * 100</w:t>
       </w:r>
     </w:p>
     <w:p>
@@ -8078,7 +5387,7 @@
         <w:pStyle w:val="ListParagraph"/>
         <w:numPr>
           <w:ilvl w:val="0"/>
-          <w:numId w:val="1"/>
+          <w:numId w:val="7"/>
         </w:numPr>
         <w:spacing w:before="40" w:after="80" w:line="260" w:lineRule="auto"/>
       </w:pPr>
@@ -8086,1000 +5395,12 @@
         <w:rPr>
           <w:b/>
         </w:rPr>
-        <w:t xml:space="preserve">6. Customer Account Decline %: </w:t>
-      </w:r>
-      <w:r>
-        <w:t>((Current Month Sales - Previous Month Sales) / Previous Month Sales) * 100</w:t>
+        <w:t xml:space="preserve">Year-over-Year (YoY) Variance %: </w:t>
+      </w:r>
+      <w:r>
+        <w:t>((Sales_2026 - Sales_2025) / Sales_2025) * 100</w:t>
       </w:r>
     </w:p>
-    <w:p>
-      <w:pPr>
-        <w:pStyle w:val="ListParagraph"/>
-        <w:numPr>
-          <w:ilvl w:val="0"/>
-          <w:numId w:val="1"/>
-        </w:numPr>
-        <w:spacing w:before="40" w:after="80" w:line="260" w:lineRule="auto"/>
-      </w:pPr>
-      <w:r>
-        <w:rPr>
-          <w:b/>
-        </w:rPr>
-        <w:t xml:space="preserve">7. Year-over-Year (YoY) Variance %: </w:t>
-      </w:r>
-      <w:r>
-        <w:t>((Sales_2026 - Sales_2025) / Sales_2025) * 100</w:t>
-      </w:r>
-    </w:p>
-    <w:p>
-      <w:pPr>
-        <w:pStyle w:val="ListParagraph"/>
-        <w:numPr>
-          <w:ilvl w:val="0"/>
-          <w:numId w:val="1"/>
-        </w:numPr>
-        <w:spacing w:before="40" w:after="80" w:line="260" w:lineRule="auto"/>
-      </w:pPr>
-      <w:r>
-        <w:rPr>
-          <w:b/>
-        </w:rPr>
-        <w:t xml:space="preserve">8. Category Share %: </w:t>
-      </w:r>
-      <w:r>
-        <w:t>(Total Category Sales Revenue / Total Aggregate Sales Revenue) * 100</w:t>
-      </w:r>
-    </w:p>
-    <w:p>
-      <w:pPr>
-        <w:pStyle w:val="Heading2"/>
-        <w:spacing w:before="260" w:after="100"/>
-        <w:rPr>
-          <w:szCs w:val="22"/>
-        </w:rPr>
-      </w:pPr>
-      <w:r>
-        <w:rPr>
-          <w:szCs w:val="22"/>
-        </w:rPr>
-        <w:t>7.2 Data Field Mapping Dictionary</w:t>
-      </w:r>
-    </w:p>
-    <w:tbl>
-      <w:tblPr>
-        <w:tblW w:w="9360" w:type="dxa"/>
-        <w:tblBorders>
-          <w:top w:val="single" w:sz="4" w:space="0" w:color="auto"/>
-          <w:left w:val="single" w:sz="4" w:space="0" w:color="auto"/>
-          <w:bottom w:val="single" w:sz="4" w:space="0" w:color="auto"/>
-          <w:right w:val="single" w:sz="4" w:space="0" w:color="auto"/>
-          <w:insideH w:val="single" w:sz="4" w:space="0" w:color="auto"/>
-          <w:insideV w:val="single" w:sz="4" w:space="0" w:color="auto"/>
-        </w:tblBorders>
-        <w:tblCellMar>
-          <w:top w:w="100" w:type="dxa"/>
-          <w:left w:w="120" w:type="dxa"/>
-          <w:bottom w:w="100" w:type="dxa"/>
-          <w:right w:w="120" w:type="dxa"/>
-        </w:tblCellMar>
-        <w:tblLook w:val="04A0" w:firstRow="1" w:lastRow="0" w:firstColumn="1" w:lastColumn="0" w:noHBand="0" w:noVBand="1"/>
-      </w:tblPr>
-      <w:tblGrid>
-        <w:gridCol w:w="1248"/>
-        <w:gridCol w:w="1622"/>
-        <w:gridCol w:w="1307"/>
-        <w:gridCol w:w="2703"/>
-        <w:gridCol w:w="4777"/>
-      </w:tblGrid>
-      <w:tr>
-        <w:trPr>
-          <w:tblHeader/>
-        </w:trPr>
-        <w:tc>
-          <w:tcPr>
-            <w:tcW w:w="1300" w:type="dxa"/>
-            <w:shd w:val="clear" w:color="auto" w:fill="002060"/>
-          </w:tcPr>
-          <w:p>
-            <w:pPr>
-              <w:spacing w:before="40" w:after="40"/>
-              <w:rPr>
-                <w:b/>
-                <w:color w:val="FFFFFF" w:themeColor="background1"/>
-              </w:rPr>
-            </w:pPr>
-            <w:r>
-              <w:rPr>
-                <w:b/>
-                <w:color w:val="FFFFFF" w:themeColor="background1"/>
-              </w:rPr>
-              <w:t>Target UI Element</w:t>
-            </w:r>
-          </w:p>
-        </w:tc>
-        <w:tc>
-          <w:tcPr>
-            <w:tcW w:w="1700" w:type="dxa"/>
-            <w:shd w:val="clear" w:color="auto" w:fill="002060"/>
-          </w:tcPr>
-          <w:p>
-            <w:pPr>
-              <w:spacing w:before="40" w:after="40"/>
-              <w:rPr>
-                <w:b/>
-                <w:color w:val="FFFFFF" w:themeColor="background1"/>
-              </w:rPr>
-            </w:pPr>
-            <w:r>
-              <w:rPr>
-                <w:b/>
-                <w:color w:val="FFFFFF" w:themeColor="background1"/>
-              </w:rPr>
-              <w:t>UI Display Label</w:t>
-            </w:r>
-          </w:p>
-        </w:tc>
-        <w:tc>
-          <w:tcPr>
-            <w:tcW w:w="1600" w:type="dxa"/>
-            <w:shd w:val="clear" w:color="auto" w:fill="002060"/>
-          </w:tcPr>
-          <w:p>
-            <w:pPr>
-              <w:spacing w:before="40" w:after="40"/>
-              <w:rPr>
-                <w:b/>
-                <w:color w:val="FFFFFF" w:themeColor="background1"/>
-              </w:rPr>
-            </w:pPr>
-            <w:r>
-              <w:rPr>
-                <w:b/>
-                <w:color w:val="FFFFFF" w:themeColor="background1"/>
-              </w:rPr>
-              <w:t>Source Table</w:t>
-            </w:r>
-          </w:p>
-        </w:tc>
-        <w:tc>
-          <w:tcPr>
-            <w:tcW w:w="2000" w:type="dxa"/>
-            <w:shd w:val="clear" w:color="auto" w:fill="002060"/>
-          </w:tcPr>
-          <w:p>
-            <w:pPr>
-              <w:spacing w:before="40" w:after="40"/>
-              <w:rPr>
-                <w:b/>
-                <w:color w:val="FFFFFF" w:themeColor="background1"/>
-              </w:rPr>
-            </w:pPr>
-            <w:r>
-              <w:rPr>
-                <w:b/>
-                <w:color w:val="FFFFFF" w:themeColor="background1"/>
-              </w:rPr>
-              <w:t>Source Field Name</w:t>
-            </w:r>
-          </w:p>
-        </w:tc>
-        <w:tc>
-          <w:tcPr>
-            <w:tcW w:w="2760" w:type="dxa"/>
-            <w:shd w:val="clear" w:color="auto" w:fill="002060"/>
-          </w:tcPr>
-          <w:p>
-            <w:pPr>
-              <w:spacing w:before="40" w:after="40"/>
-              <w:rPr>
-                <w:b/>
-                <w:color w:val="FFFFFF" w:themeColor="background1"/>
-              </w:rPr>
-            </w:pPr>
-            <w:r>
-              <w:rPr>
-                <w:b/>
-                <w:color w:val="FFFFFF" w:themeColor="background1"/>
-              </w:rPr>
-              <w:t>Transformation / Calculation Rule</w:t>
-            </w:r>
-          </w:p>
-        </w:tc>
-      </w:tr>
-      <w:tr>
-        <w:tc>
-          <w:tcPr>
-            <w:tcW w:w="1300" w:type="dxa"/>
-            <w:shd w:val="clear" w:color="auto" w:fill="FFFFFF"/>
-          </w:tcPr>
-          <w:p>
-            <w:pPr>
-              <w:spacing w:before="30" w:after="30"/>
-            </w:pPr>
-            <w:r>
-              <w:t>TEAM-KPI-01</w:t>
-            </w:r>
-          </w:p>
-        </w:tc>
-        <w:tc>
-          <w:tcPr>
-            <w:tcW w:w="1700" w:type="dxa"/>
-            <w:shd w:val="clear" w:color="auto" w:fill="FFFFFF"/>
-          </w:tcPr>
-          <w:p>
-            <w:pPr>
-              <w:spacing w:before="30" w:after="30"/>
-            </w:pPr>
-            <w:r>
-              <w:t>Total Active Accounts</w:t>
-            </w:r>
-          </w:p>
-        </w:tc>
-        <w:tc>
-          <w:tcPr>
-            <w:tcW w:w="1600" w:type="dxa"/>
-            <w:shd w:val="clear" w:color="auto" w:fill="FFFFFF"/>
-          </w:tcPr>
-          <w:p>
-            <w:pPr>
-              <w:spacing w:before="30" w:after="30"/>
-            </w:pPr>
-            <w:r>
-              <w:t>Alert 1029 / Master</w:t>
-            </w:r>
-          </w:p>
-        </w:tc>
-        <w:tc>
-          <w:tcPr>
-            <w:tcW w:w="2000" w:type="dxa"/>
-            <w:shd w:val="clear" w:color="auto" w:fill="FFFFFF"/>
-          </w:tcPr>
-          <w:p>
-            <w:pPr>
-              <w:spacing w:before="30" w:after="30"/>
-            </w:pPr>
-            <w:r>
-              <w:t>ACCOUNT_NO</w:t>
-            </w:r>
-          </w:p>
-        </w:tc>
-        <w:tc>
-          <w:tcPr>
-            <w:tcW w:w="2760" w:type="dxa"/>
-            <w:shd w:val="clear" w:color="auto" w:fill="FFFFFF"/>
-          </w:tcPr>
-          <w:p>
-            <w:pPr>
-              <w:spacing w:before="30" w:after="30"/>
-            </w:pPr>
-            <w:r>
-              <w:t>COUNT(DISTINCT ACCOUNT_NO) with sales in active period</w:t>
-            </w:r>
-          </w:p>
-        </w:tc>
-      </w:tr>
-      <w:tr>
-        <w:tc>
-          <w:tcPr>
-            <w:tcW w:w="1300" w:type="dxa"/>
-            <w:shd w:val="clear" w:color="auto" w:fill="F8FAFC"/>
-          </w:tcPr>
-          <w:p>
-            <w:pPr>
-              <w:spacing w:before="30" w:after="30"/>
-            </w:pPr>
-            <w:r>
-              <w:t>TEAM-KPI-02</w:t>
-            </w:r>
-          </w:p>
-        </w:tc>
-        <w:tc>
-          <w:tcPr>
-            <w:tcW w:w="1700" w:type="dxa"/>
-            <w:shd w:val="clear" w:color="auto" w:fill="F8FAFC"/>
-          </w:tcPr>
-          <w:p>
-            <w:pPr>
-              <w:spacing w:before="30" w:after="30"/>
-            </w:pPr>
-            <w:r>
-              <w:t>New Account Opens</w:t>
-            </w:r>
-          </w:p>
-        </w:tc>
-        <w:tc>
-          <w:tcPr>
-            <w:tcW w:w="1600" w:type="dxa"/>
-            <w:shd w:val="clear" w:color="auto" w:fill="F8FAFC"/>
-          </w:tcPr>
-          <w:p>
-            <w:pPr>
-              <w:spacing w:before="30" w:after="30"/>
-            </w:pPr>
-            <w:r>
-              <w:t>Customer Master</w:t>
-            </w:r>
-          </w:p>
-        </w:tc>
-        <w:tc>
-          <w:tcPr>
-            <w:tcW w:w="2000" w:type="dxa"/>
-            <w:shd w:val="clear" w:color="auto" w:fill="F8FAFC"/>
-          </w:tcPr>
-          <w:p>
-            <w:pPr>
-              <w:spacing w:before="30" w:after="30"/>
-            </w:pPr>
-            <w:r>
-              <w:t>CREATION_DATE</w:t>
-            </w:r>
-          </w:p>
-        </w:tc>
-        <w:tc>
-          <w:tcPr>
-            <w:tcW w:w="2760" w:type="dxa"/>
-            <w:shd w:val="clear" w:color="auto" w:fill="F8FAFC"/>
-          </w:tcPr>
-          <w:p>
-            <w:pPr>
-              <w:spacing w:before="30" w:after="30"/>
-            </w:pPr>
-            <w:r>
-              <w:t>COUNT(DISTINCT ACCOUNT_NO) where CREATION_DATE = Current_Month</w:t>
-            </w:r>
-          </w:p>
-        </w:tc>
-      </w:tr>
-      <w:tr>
-        <w:tc>
-          <w:tcPr>
-            <w:tcW w:w="1300" w:type="dxa"/>
-            <w:shd w:val="clear" w:color="auto" w:fill="FFFFFF"/>
-          </w:tcPr>
-          <w:p>
-            <w:pPr>
-              <w:spacing w:before="30" w:after="30"/>
-            </w:pPr>
-            <w:r>
-              <w:t>TEAM-KPI-03</w:t>
-            </w:r>
-          </w:p>
-        </w:tc>
-        <w:tc>
-          <w:tcPr>
-            <w:tcW w:w="1700" w:type="dxa"/>
-            <w:shd w:val="clear" w:color="auto" w:fill="FFFFFF"/>
-          </w:tcPr>
-          <w:p>
-            <w:pPr>
-              <w:spacing w:before="30" w:after="30"/>
-            </w:pPr>
-            <w:r>
-              <w:t>Avg Sales (3M vs Curr)</w:t>
-            </w:r>
-          </w:p>
-        </w:tc>
-        <w:tc>
-          <w:tcPr>
-            <w:tcW w:w="1600" w:type="dxa"/>
-            <w:shd w:val="clear" w:color="auto" w:fill="FFFFFF"/>
-          </w:tcPr>
-          <w:p>
-            <w:pPr>
-              <w:spacing w:before="30" w:after="30"/>
-            </w:pPr>
-            <w:r>
-              <w:t>Alert 1029 Invoices</w:t>
-            </w:r>
-          </w:p>
-        </w:tc>
-        <w:tc>
-          <w:tcPr>
-            <w:tcW w:w="2000" w:type="dxa"/>
-            <w:shd w:val="clear" w:color="auto" w:fill="FFFFFF"/>
-          </w:tcPr>
-          <w:p>
-            <w:pPr>
-              <w:spacing w:before="30" w:after="30"/>
-            </w:pPr>
-            <w:r>
-              <w:t>CURR_SALES, PREV_SALES</w:t>
-            </w:r>
-          </w:p>
-        </w:tc>
-        <w:tc>
-          <w:tcPr>
-            <w:tcW w:w="2760" w:type="dxa"/>
-            <w:shd w:val="clear" w:color="auto" w:fill="FFFFFF"/>
-          </w:tcPr>
-          <w:p>
-            <w:pPr>
-              <w:spacing w:before="30" w:after="30"/>
-            </w:pPr>
-            <w:r>
-              <w:t>Compare AVG(Sales_M-1..M-3) against SUM(CURR_SALES)</w:t>
-            </w:r>
-          </w:p>
-        </w:tc>
-      </w:tr>
-      <w:tr>
-        <w:tc>
-          <w:tcPr>
-            <w:tcW w:w="1300" w:type="dxa"/>
-            <w:shd w:val="clear" w:color="auto" w:fill="F8FAFC"/>
-          </w:tcPr>
-          <w:p>
-            <w:pPr>
-              <w:spacing w:before="30" w:after="30"/>
-            </w:pPr>
-            <w:r>
-              <w:t>TEAM-KPI-04</w:t>
-            </w:r>
-          </w:p>
-        </w:tc>
-        <w:tc>
-          <w:tcPr>
-            <w:tcW w:w="1700" w:type="dxa"/>
-            <w:shd w:val="clear" w:color="auto" w:fill="F8FAFC"/>
-          </w:tcPr>
-          <w:p>
-            <w:pPr>
-              <w:spacing w:before="30" w:after="30"/>
-            </w:pPr>
-            <w:r>
-              <w:t>Sales Difference</w:t>
-            </w:r>
-          </w:p>
-        </w:tc>
-        <w:tc>
-          <w:tcPr>
-            <w:tcW w:w="1600" w:type="dxa"/>
-            <w:shd w:val="clear" w:color="auto" w:fill="F8FAFC"/>
-          </w:tcPr>
-          <w:p>
-            <w:pPr>
-              <w:spacing w:before="30" w:after="30"/>
-            </w:pPr>
-            <w:r>
-              <w:t>Alert 1029 Invoices</w:t>
-            </w:r>
-          </w:p>
-        </w:tc>
-        <w:tc>
-          <w:tcPr>
-            <w:tcW w:w="2000" w:type="dxa"/>
-            <w:shd w:val="clear" w:color="auto" w:fill="F8FAFC"/>
-          </w:tcPr>
-          <w:p>
-            <w:pPr>
-              <w:spacing w:before="30" w:after="30"/>
-            </w:pPr>
-            <w:r>
-              <w:t>CURR_SALES, PREV_SALES</w:t>
-            </w:r>
-          </w:p>
-        </w:tc>
-        <w:tc>
-          <w:tcPr>
-            <w:tcW w:w="2760" w:type="dxa"/>
-            <w:shd w:val="clear" w:color="auto" w:fill="F8FAFC"/>
-          </w:tcPr>
-          <w:p>
-            <w:pPr>
-              <w:spacing w:before="30" w:after="30"/>
-            </w:pPr>
-            <w:r>
-              <w:t>SUM(CURR_SALES) - Prev_3M_Avg</w:t>
-            </w:r>
-          </w:p>
-        </w:tc>
-      </w:tr>
-      <w:tr>
-        <w:tc>
-          <w:tcPr>
-            <w:tcW w:w="1300" w:type="dxa"/>
-            <w:shd w:val="clear" w:color="auto" w:fill="FFFFFF"/>
-          </w:tcPr>
-          <w:p>
-            <w:pPr>
-              <w:spacing w:before="30" w:after="30"/>
-            </w:pPr>
-            <w:r>
-              <w:t>TEAM-TBL-01</w:t>
-            </w:r>
-          </w:p>
-        </w:tc>
-        <w:tc>
-          <w:tcPr>
-            <w:tcW w:w="1700" w:type="dxa"/>
-            <w:shd w:val="clear" w:color="auto" w:fill="FFFFFF"/>
-          </w:tcPr>
-          <w:p>
-            <w:pPr>
-              <w:spacing w:before="30" w:after="30"/>
-            </w:pPr>
-            <w:r>
-              <w:t>Category Sales &amp; Avg</w:t>
-            </w:r>
-          </w:p>
-        </w:tc>
-        <w:tc>
-          <w:tcPr>
-            <w:tcW w:w="1600" w:type="dxa"/>
-            <w:shd w:val="clear" w:color="auto" w:fill="FFFFFF"/>
-          </w:tcPr>
-          <w:p>
-            <w:pPr>
-              <w:spacing w:before="30" w:after="30"/>
-            </w:pPr>
-            <w:r>
-              <w:t>Alert 1029 Invoices</w:t>
-            </w:r>
-          </w:p>
-        </w:tc>
-        <w:tc>
-          <w:tcPr>
-            <w:tcW w:w="2000" w:type="dxa"/>
-            <w:shd w:val="clear" w:color="auto" w:fill="FFFFFF"/>
-          </w:tcPr>
-          <w:p>
-            <w:pPr>
-              <w:spacing w:before="30" w:after="30"/>
-            </w:pPr>
-            <w:r>
-              <w:t>PRODUCT_CATEGORY, CURR_SALES</w:t>
-            </w:r>
-          </w:p>
-        </w:tc>
-        <w:tc>
-          <w:tcPr>
-            <w:tcW w:w="2760" w:type="dxa"/>
-            <w:shd w:val="clear" w:color="auto" w:fill="FFFFFF"/>
-          </w:tcPr>
-          <w:p>
-            <w:pPr>
-              <w:spacing w:before="30" w:after="30"/>
-            </w:pPr>
-            <w:r>
-              <w:t>Aggregated sum by product category classification</w:t>
-            </w:r>
-          </w:p>
-        </w:tc>
-      </w:tr>
-      <w:tr>
-        <w:tc>
-          <w:tcPr>
-            <w:tcW w:w="1300" w:type="dxa"/>
-            <w:shd w:val="clear" w:color="auto" w:fill="F8FAFC"/>
-          </w:tcPr>
-          <w:p>
-            <w:pPr>
-              <w:spacing w:before="30" w:after="30"/>
-            </w:pPr>
-            <w:r>
-              <w:t>TEAM-TBL-02</w:t>
-            </w:r>
-          </w:p>
-        </w:tc>
-        <w:tc>
-          <w:tcPr>
-            <w:tcW w:w="1700" w:type="dxa"/>
-            <w:shd w:val="clear" w:color="auto" w:fill="F8FAFC"/>
-          </w:tcPr>
-          <w:p>
-            <w:pPr>
-              <w:spacing w:before="30" w:after="30"/>
-            </w:pPr>
-            <w:r>
-              <w:t>Boxes Sold</w:t>
-            </w:r>
-          </w:p>
-        </w:tc>
-        <w:tc>
-          <w:tcPr>
-            <w:tcW w:w="1600" w:type="dxa"/>
-            <w:shd w:val="clear" w:color="auto" w:fill="F8FAFC"/>
-          </w:tcPr>
-          <w:p>
-            <w:pPr>
-              <w:spacing w:before="30" w:after="30"/>
-            </w:pPr>
-            <w:r>
-              <w:t>Alert 1029 Invoices</w:t>
-            </w:r>
-          </w:p>
-        </w:tc>
-        <w:tc>
-          <w:tcPr>
-            <w:tcW w:w="2000" w:type="dxa"/>
-            <w:shd w:val="clear" w:color="auto" w:fill="F8FAFC"/>
-          </w:tcPr>
-          <w:p>
-            <w:pPr>
-              <w:spacing w:before="30" w:after="30"/>
-            </w:pPr>
-            <w:r>
-              <w:t>INVOICE_QTY</w:t>
-            </w:r>
-          </w:p>
-        </w:tc>
-        <w:tc>
-          <w:tcPr>
-            <w:tcW w:w="2760" w:type="dxa"/>
-            <w:shd w:val="clear" w:color="auto" w:fill="F8FAFC"/>
-          </w:tcPr>
-          <w:p>
-            <w:pPr>
-              <w:spacing w:before="30" w:after="30"/>
-            </w:pPr>
-            <w:r>
-              <w:t>SUM(INVOICE_QTY) converted to thousands (K)</w:t>
-            </w:r>
-          </w:p>
-        </w:tc>
-      </w:tr>
-      <w:tr>
-        <w:tc>
-          <w:tcPr>
-            <w:tcW w:w="1300" w:type="dxa"/>
-            <w:shd w:val="clear" w:color="auto" w:fill="FFFFFF"/>
-          </w:tcPr>
-          <w:p>
-            <w:pPr>
-              <w:spacing w:before="30" w:after="30"/>
-            </w:pPr>
-            <w:r>
-              <w:t>TEAM-TBL-02</w:t>
-            </w:r>
-          </w:p>
-        </w:tc>
-        <w:tc>
-          <w:tcPr>
-            <w:tcW w:w="1700" w:type="dxa"/>
-            <w:shd w:val="clear" w:color="auto" w:fill="FFFFFF"/>
-          </w:tcPr>
-          <w:p>
-            <w:pPr>
-              <w:spacing w:before="30" w:after="30"/>
-            </w:pPr>
-            <w:r>
-              <w:t>Gross Profit &amp; Margin</w:t>
-            </w:r>
-          </w:p>
-        </w:tc>
-        <w:tc>
-          <w:tcPr>
-            <w:tcW w:w="1600" w:type="dxa"/>
-            <w:shd w:val="clear" w:color="auto" w:fill="FFFFFF"/>
-          </w:tcPr>
-          <w:p>
-            <w:pPr>
-              <w:spacing w:before="30" w:after="30"/>
-            </w:pPr>
-            <w:r>
-              <w:t>Alert 1029 Invoices</w:t>
-            </w:r>
-          </w:p>
-        </w:tc>
-        <w:tc>
-          <w:tcPr>
-            <w:tcW w:w="2000" w:type="dxa"/>
-            <w:shd w:val="clear" w:color="auto" w:fill="FFFFFF"/>
-          </w:tcPr>
-          <w:p>
-            <w:pPr>
-              <w:spacing w:before="30" w:after="30"/>
-            </w:pPr>
-            <w:r>
-              <w:t>PROFIT, CURR_SALES</w:t>
-            </w:r>
-          </w:p>
-        </w:tc>
-        <w:tc>
-          <w:tcPr>
-            <w:tcW w:w="2760" w:type="dxa"/>
-            <w:shd w:val="clear" w:color="auto" w:fill="FFFFFF"/>
-          </w:tcPr>
-          <w:p>
-            <w:pPr>
-              <w:spacing w:before="30" w:after="30"/>
-            </w:pPr>
-            <w:r>
-              <w:t>SUM(PROFIT) and (SUM(PROFIT)/SUM(CURR_SALES))*100</w:t>
-            </w:r>
-          </w:p>
-        </w:tc>
-      </w:tr>
-      <w:tr>
-        <w:tc>
-          <w:tcPr>
-            <w:tcW w:w="1300" w:type="dxa"/>
-            <w:shd w:val="clear" w:color="auto" w:fill="F8FAFC"/>
-          </w:tcPr>
-          <w:p>
-            <w:pPr>
-              <w:spacing w:before="30" w:after="30"/>
-            </w:pPr>
-            <w:r>
-              <w:lastRenderedPageBreak/>
-              <w:t>TEAM-CHT-01</w:t>
-            </w:r>
-          </w:p>
-        </w:tc>
-        <w:tc>
-          <w:tcPr>
-            <w:tcW w:w="1700" w:type="dxa"/>
-            <w:shd w:val="clear" w:color="auto" w:fill="F8FAFC"/>
-          </w:tcPr>
-          <w:p>
-            <w:pPr>
-              <w:spacing w:before="30" w:after="30"/>
-            </w:pPr>
-            <w:r>
-              <w:t>TL Comparison Bar</w:t>
-            </w:r>
-          </w:p>
-        </w:tc>
-        <w:tc>
-          <w:tcPr>
-            <w:tcW w:w="1600" w:type="dxa"/>
-            <w:shd w:val="clear" w:color="auto" w:fill="F8FAFC"/>
-          </w:tcPr>
-          <w:p>
-            <w:pPr>
-              <w:spacing w:before="30" w:after="30"/>
-            </w:pPr>
-            <w:r>
-              <w:t>Alert 1029 / Master</w:t>
-            </w:r>
-          </w:p>
-        </w:tc>
-        <w:tc>
-          <w:tcPr>
-            <w:tcW w:w="2000" w:type="dxa"/>
-            <w:shd w:val="clear" w:color="auto" w:fill="F8FAFC"/>
-          </w:tcPr>
-          <w:p>
-            <w:pPr>
-              <w:spacing w:before="30" w:after="30"/>
-            </w:pPr>
-            <w:r>
-              <w:t>TEAM_LEADER, CURR_SALES</w:t>
-            </w:r>
-          </w:p>
-        </w:tc>
-        <w:tc>
-          <w:tcPr>
-            <w:tcW w:w="2760" w:type="dxa"/>
-            <w:shd w:val="clear" w:color="auto" w:fill="F8FAFC"/>
-          </w:tcPr>
-          <w:p>
-            <w:pPr>
-              <w:spacing w:before="30" w:after="30"/>
-            </w:pPr>
-            <w:r>
-              <w:t>Group by TL; color #EF4444 if CURR_SALES &lt; PREV_3M_AVG</w:t>
-            </w:r>
-          </w:p>
-        </w:tc>
-      </w:tr>
-      <w:tr>
-        <w:tc>
-          <w:tcPr>
-            <w:tcW w:w="1300" w:type="dxa"/>
-            <w:shd w:val="clear" w:color="auto" w:fill="FFFFFF"/>
-          </w:tcPr>
-          <w:p>
-            <w:pPr>
-              <w:spacing w:before="30" w:after="30"/>
-            </w:pPr>
-            <w:r>
-              <w:t>TEAM-TBL-03</w:t>
-            </w:r>
-          </w:p>
-        </w:tc>
-        <w:tc>
-          <w:tcPr>
-            <w:tcW w:w="1700" w:type="dxa"/>
-            <w:shd w:val="clear" w:color="auto" w:fill="FFFFFF"/>
-          </w:tcPr>
-          <w:p>
-            <w:pPr>
-              <w:spacing w:before="30" w:after="30"/>
-            </w:pPr>
-            <w:r>
-              <w:t>Team Leaderboard</w:t>
-            </w:r>
-          </w:p>
-        </w:tc>
-        <w:tc>
-          <w:tcPr>
-            <w:tcW w:w="1600" w:type="dxa"/>
-            <w:shd w:val="clear" w:color="auto" w:fill="FFFFFF"/>
-          </w:tcPr>
-          <w:p>
-            <w:pPr>
-              <w:spacing w:before="30" w:after="30"/>
-            </w:pPr>
-            <w:r>
-              <w:t>Alert 1029 Invoices</w:t>
-            </w:r>
-          </w:p>
-        </w:tc>
-        <w:tc>
-          <w:tcPr>
-            <w:tcW w:w="2000" w:type="dxa"/>
-            <w:shd w:val="clear" w:color="auto" w:fill="FFFFFF"/>
-          </w:tcPr>
-          <w:p>
-            <w:pPr>
-              <w:spacing w:before="30" w:after="30"/>
-            </w:pPr>
-            <w:r>
-              <w:t>TEAM_LEADER, CURR_SALES, TARGET</w:t>
-            </w:r>
-          </w:p>
-        </w:tc>
-        <w:tc>
-          <w:tcPr>
-            <w:tcW w:w="2760" w:type="dxa"/>
-            <w:shd w:val="clear" w:color="auto" w:fill="FFFFFF"/>
-          </w:tcPr>
-          <w:p>
-            <w:pPr>
-              <w:spacing w:before="30" w:after="30"/>
-            </w:pPr>
-            <w:r>
-              <w:t>Rank by CURR_SALES; calculate Target_%</w:t>
-            </w:r>
-          </w:p>
-        </w:tc>
-      </w:tr>
-      <w:tr>
-        <w:tc>
-          <w:tcPr>
-            <w:tcW w:w="1300" w:type="dxa"/>
-            <w:shd w:val="clear" w:color="auto" w:fill="F8FAFC"/>
-          </w:tcPr>
-          <w:p>
-            <w:pPr>
-              <w:spacing w:before="30" w:after="30"/>
-            </w:pPr>
-            <w:r>
-              <w:t>TEAM-TBL-04</w:t>
-            </w:r>
-          </w:p>
-        </w:tc>
-        <w:tc>
-          <w:tcPr>
-            <w:tcW w:w="1700" w:type="dxa"/>
-            <w:shd w:val="clear" w:color="auto" w:fill="F8FAFC"/>
-          </w:tcPr>
-          <w:p>
-            <w:pPr>
-              <w:spacing w:before="30" w:after="30"/>
-            </w:pPr>
-            <w:r>
-              <w:t>Declining Accounts</w:t>
-            </w:r>
-          </w:p>
-        </w:tc>
-        <w:tc>
-          <w:tcPr>
-            <w:tcW w:w="1600" w:type="dxa"/>
-            <w:shd w:val="clear" w:color="auto" w:fill="F8FAFC"/>
-          </w:tcPr>
-          <w:p>
-            <w:pPr>
-              <w:spacing w:before="30" w:after="30"/>
-            </w:pPr>
-            <w:r>
-              <w:t>Alert 1029 Invoices</w:t>
-            </w:r>
-          </w:p>
-        </w:tc>
-        <w:tc>
-          <w:tcPr>
-            <w:tcW w:w="2000" w:type="dxa"/>
-            <w:shd w:val="clear" w:color="auto" w:fill="F8FAFC"/>
-          </w:tcPr>
-          <w:p>
-            <w:pPr>
-              <w:spacing w:before="30" w:after="30"/>
-            </w:pPr>
-            <w:r>
-              <w:t>CUSTOMER_NAME, CURR_SALES, PREV_SALES</w:t>
-            </w:r>
-          </w:p>
-        </w:tc>
-        <w:tc>
-          <w:tcPr>
-            <w:tcW w:w="2760" w:type="dxa"/>
-            <w:shd w:val="clear" w:color="auto" w:fill="F8FAFC"/>
-          </w:tcPr>
-          <w:p>
-            <w:pPr>
-              <w:spacing w:before="30" w:after="30"/>
-            </w:pPr>
-            <w:r>
-              <w:t>Filter ((CURR_SALES - PREV_SALES)/PREV_SALES) &lt; 0; sort ascending</w:t>
-            </w:r>
-          </w:p>
-        </w:tc>
-      </w:tr>
-      <w:tr>
-        <w:tc>
-          <w:tcPr>
-            <w:tcW w:w="1300" w:type="dxa"/>
-            <w:shd w:val="clear" w:color="auto" w:fill="FFFFFF"/>
-          </w:tcPr>
-          <w:p>
-            <w:pPr>
-              <w:spacing w:before="30" w:after="30"/>
-            </w:pPr>
-            <w:r>
-              <w:t>TEAM-TBL-05</w:t>
-            </w:r>
-          </w:p>
-        </w:tc>
-        <w:tc>
-          <w:tcPr>
-            <w:tcW w:w="1700" w:type="dxa"/>
-            <w:shd w:val="clear" w:color="auto" w:fill="FFFFFF"/>
-          </w:tcPr>
-          <w:p>
-            <w:pPr>
-              <w:spacing w:before="30" w:after="30"/>
-            </w:pPr>
-            <w:r>
-              <w:t>Top Customers</w:t>
-            </w:r>
-          </w:p>
-        </w:tc>
-        <w:tc>
-          <w:tcPr>
-            <w:tcW w:w="1600" w:type="dxa"/>
-            <w:shd w:val="clear" w:color="auto" w:fill="FFFFFF"/>
-          </w:tcPr>
-          <w:p>
-            <w:pPr>
-              <w:spacing w:before="30" w:after="30"/>
-            </w:pPr>
-            <w:r>
-              <w:t>Alert 1029 Invoices</w:t>
-            </w:r>
-          </w:p>
-        </w:tc>
-        <w:tc>
-          <w:tcPr>
-            <w:tcW w:w="2000" w:type="dxa"/>
-            <w:shd w:val="clear" w:color="auto" w:fill="FFFFFF"/>
-          </w:tcPr>
-          <w:p>
-            <w:pPr>
-              <w:spacing w:before="30" w:after="30"/>
-            </w:pPr>
-            <w:r>
-              <w:t>ACCOUNT_NO, TOP200_GEN, TOP100_PI, CURR_SALES</w:t>
-            </w:r>
-          </w:p>
-        </w:tc>
-        <w:tc>
-          <w:tcPr>
-            <w:tcW w:w="2760" w:type="dxa"/>
-            <w:shd w:val="clear" w:color="auto" w:fill="FFFFFF"/>
-          </w:tcPr>
-          <w:p>
-            <w:pPr>
-              <w:spacing w:before="30" w:after="30"/>
-            </w:pPr>
-            <w:r>
-              <w:t>Rank descending by CURR_SALES; count high-velocity SKU lines</w:t>
-            </w:r>
-          </w:p>
-        </w:tc>
-      </w:tr>
-    </w:tbl>
     <w:p>
       <w:pPr>
         <w:spacing w:after="120"/>
@@ -9093,118 +5414,9 @@
         <w:spacing w:before="160"/>
       </w:pPr>
     </w:p>
-    <w:p>
-      <w:pPr>
-        <w:pStyle w:val="Heading1"/>
-        <w:spacing w:after="140"/>
-        <w:rPr>
-          <w:szCs w:val="22"/>
-        </w:rPr>
-      </w:pPr>
-      <w:r>
-        <w:rPr>
-          <w:szCs w:val="22"/>
-        </w:rPr>
-        <w:t>8. Non-Functional Requirements &amp; System Benchmarks</w:t>
-      </w:r>
-    </w:p>
-    <w:p>
-      <w:pPr>
-        <w:pStyle w:val="ListParagraph"/>
-        <w:numPr>
-          <w:ilvl w:val="0"/>
-          <w:numId w:val="1"/>
-        </w:numPr>
-        <w:spacing w:before="40" w:after="80" w:line="260" w:lineRule="auto"/>
-      </w:pPr>
-      <w:r>
-        <w:rPr>
-          <w:b/>
-        </w:rPr>
-        <w:t xml:space="preserve">€¢ Performance &amp; Response Time: </w:t>
-      </w:r>
-      <w:r>
-        <w:t>Initial dashboard load and component rendering must execute within &lt;= 500 ms; dynamic filtering and chart updates must complete within &lt;= 100 ms.</w:t>
-      </w:r>
-    </w:p>
-    <w:p>
-      <w:pPr>
-        <w:pStyle w:val="ListParagraph"/>
-        <w:numPr>
-          <w:ilvl w:val="0"/>
-          <w:numId w:val="1"/>
-        </w:numPr>
-        <w:spacing w:before="40" w:after="80" w:line="260" w:lineRule="auto"/>
-      </w:pPr>
-      <w:r>
-        <w:rPr>
-          <w:b/>
-        </w:rPr>
-        <w:t xml:space="preserve">€¢ Scalability: </w:t>
-      </w:r>
-      <w:r>
-        <w:t>Supports virtualized and paginated rendering of up to 10,000 active customer records without client DOM lag.</w:t>
-      </w:r>
-    </w:p>
-    <w:p>
-      <w:pPr>
-        <w:pStyle w:val="ListParagraph"/>
-        <w:numPr>
-          <w:ilvl w:val="0"/>
-          <w:numId w:val="1"/>
-        </w:numPr>
-        <w:spacing w:before="40" w:after="80" w:line="260" w:lineRule="auto"/>
-      </w:pPr>
-      <w:r>
-        <w:rPr>
-          <w:b/>
-        </w:rPr>
-        <w:t xml:space="preserve">€¢ Cross-Browser Compatibility: </w:t>
-      </w:r>
-      <w:r>
-        <w:t>Verified compatibility across Chrome 110+, Edge 110+, Firefox 110+, and Safari 16+ across 1080p, 1440p, and tablet viewports.</w:t>
-      </w:r>
-    </w:p>
-    <w:p>
-      <w:pPr>
-        <w:pStyle w:val="ListParagraph"/>
-        <w:numPr>
-          <w:ilvl w:val="0"/>
-          <w:numId w:val="1"/>
-        </w:numPr>
-        <w:spacing w:before="40" w:after="80" w:line="260" w:lineRule="auto"/>
-      </w:pPr>
-      <w:r>
-        <w:rPr>
-          <w:b/>
-        </w:rPr>
-        <w:t xml:space="preserve">€¢ Security &amp; RBAC: </w:t>
-      </w:r>
-      <w:r>
-        <w:t>Role-Based Access Control restricting Telesales Team Leaders to their team portfolio while granting Sales Managers and Directors full multi-team global access.</w:t>
-      </w:r>
-    </w:p>
-    <w:p>
-      <w:pPr>
-        <w:pStyle w:val="ListParagraph"/>
-        <w:numPr>
-          <w:ilvl w:val="0"/>
-          <w:numId w:val="1"/>
-        </w:numPr>
-        <w:spacing w:before="40" w:after="80" w:line="260" w:lineRule="auto"/>
-      </w:pPr>
-      <w:r>
-        <w:rPr>
-          <w:b/>
-        </w:rPr>
-        <w:t xml:space="preserve">€¢ Financial Ledger Reconciliation: </w:t>
-      </w:r>
-      <w:r>
-        <w:t>Strict 100% reconciliation with BNS Alert 1029 ERP records with maximum rounding variance of +- £1.00.</w:t>
-      </w:r>
-    </w:p>
     <w:sectPr>
-      <w:footerReference w:type="default" r:id="rId8"/>
+      <w:headerReference w:type="default" r:id="rId8"/>
+      <w:footerReference w:type="default" r:id="rId9"/>
       <w:pgSz w:w="12240" w:h="15840"/>
       <w:pgMar w:top="1440" w:right="1440" w:bottom="1440" w:left="1440" w:header="720" w:footer="720" w:gutter="0"/>
       <w:cols w:space="720"/>
@@ -9317,6 +5529,36 @@
 </w:footnotes>
 </file>
 
+<file path=word/header1.xml><?xml version="1.0" encoding="utf-8"?>
+<w:hdr xmlns:wpc="http://schemas.microsoft.com/office/word/2010/wordprocessingCanvas" xmlns:cx="http://schemas.microsoft.com/office/drawing/2014/chartex" xmlns:cx1="http://schemas.microsoft.com/office/drawing/2015/9/8/chartex" xmlns:cx2="http://schemas.microsoft.com/office/drawing/2015/10/21/chartex" xmlns:cx3="http://schemas.microsoft.com/office/drawing/2016/5/9/chartex" xmlns:cx4="http://schemas.microsoft.com/office/drawing/2016/5/10/chartex" xmlns:cx5="http://schemas.microsoft.com/office/drawing/2016/5/11/chartex" xmlns:cx6="http://schemas.microsoft.com/office/drawing/2016/5/12/chartex" xmlns:cx7="http://schemas.microsoft.com/office/drawing/2016/5/13/chartex" xmlns:cx8="http://schemas.microsoft.com/office/drawing/2016/5/14/chartex" xmlns:mc="http://schemas.openxmlformats.org/markup-compatibility/2006" xmlns:aink="http://schemas.microsoft.com/office/drawing/2016/ink" xmlns:am3d="http://schemas.microsoft.com/office/drawing/2017/model3d" xmlns:o="urn:schemas-microsoft-com:office:office" xmlns:oel="http://schemas.microsoft.com/office/2019/extlst" xmlns:r="http://schemas.openxmlformats.org/officeDocument/2006/relationships" xmlns:m="http://schemas.openxmlformats.org/officeDocument/2006/math" xmlns:v="urn:schemas-microsoft-com:vml" xmlns:wp14="http://schemas.microsoft.com/office/word/2010/wordprocessingDrawing" xmlns:wp="http://schemas.openxmlformats.org/drawingml/2006/wordprocessingDrawing" xmlns:w10="urn:schemas-microsoft-com:office:word" xmlns:w="http://schemas.openxmlformats.org/wordprocessingml/2006/main" xmlns:w14="http://schemas.microsoft.com/office/word/2010/wordml" xmlns:w15="http://schemas.microsoft.com/office/word/2012/wordml" xmlns:w16cex="http://schemas.microsoft.com/office/word/2018/wordml/cex" xmlns:w16cid="http://schemas.microsoft.com/office/word/2016/wordml/cid" xmlns:w16="http://schemas.microsoft.com/office/word/2018/wordml" xmlns:w16du="http://schemas.microsoft.com/office/word/2023/wordml/word16du" xmlns:w16sdtdh="http://schemas.microsoft.com/office/word/2020/wordml/sdtdatahash" xmlns:w16sdtfl="http://schemas.microsoft.com/office/word/2024/wordml/sdtformatlock" xmlns:w16se="http://schemas.microsoft.com/office/word/2015/wordml/symex" xmlns:wpg="http://schemas.microsoft.com/office/word/2010/wordprocessingGroup" xmlns:wpi="http://schemas.microsoft.com/office/word/2010/wordprocessingInk" xmlns:wne="http://schemas.microsoft.com/office/word/2006/wordml" xmlns:wps="http://schemas.microsoft.com/office/word/2010/wordprocessingShape" mc:Ignorable="w14 w15 w16se w16cid w16 w16cex w16sdtdh w16sdtfl w16du wp14">
+  <w:p>
+    <w:pPr>
+      <w:pStyle w:val="Title"/>
+      <w:pBdr>
+        <w:bottom w:val="single" w:sz="6" w:space="1" w:color="auto"/>
+      </w:pBdr>
+      <w:spacing w:before="240" w:after="120"/>
+      <w:rPr>
+        <w:rFonts w:ascii="Verdana" w:hAnsi="Verdana"/>
+        <w:b/>
+        <w:sz w:val="22"/>
+        <w:szCs w:val="22"/>
+      </w:rPr>
+    </w:pPr>
+    <w:r>
+      <w:rPr>
+        <w:rFonts w:ascii="Verdana" w:hAnsi="Verdana"/>
+        <w:b/>
+        <w:sz w:val="22"/>
+        <w:szCs w:val="22"/>
+      </w:rPr>
+      <w:t>Functional Specification: Team Sales Dashboard</w:t>
+    </w:r>
+  </w:p>
+  <w:p/>
+</w:hdr>
+</file>
+
 <file path=word/numbering.xml><?xml version="1.0" encoding="utf-8"?>
 <w:numbering xmlns:wpc="http://schemas.microsoft.com/office/word/2010/wordprocessingCanvas" xmlns:cx="http://schemas.microsoft.com/office/drawing/2014/chartex" xmlns:cx1="http://schemas.microsoft.com/office/drawing/2015/9/8/chartex" xmlns:cx2="http://schemas.microsoft.com/office/drawing/2015/10/21/chartex" xmlns:cx3="http://schemas.microsoft.com/office/drawing/2016/5/9/chartex" xmlns:cx4="http://schemas.microsoft.com/office/drawing/2016/5/10/chartex" xmlns:cx5="http://schemas.microsoft.com/office/drawing/2016/5/11/chartex" xmlns:cx6="http://schemas.microsoft.com/office/drawing/2016/5/12/chartex" xmlns:cx7="http://schemas.microsoft.com/office/drawing/2016/5/13/chartex" xmlns:cx8="http://schemas.microsoft.com/office/drawing/2016/5/14/chartex" xmlns:mc="http://schemas.openxmlformats.org/markup-compatibility/2006" xmlns:aink="http://schemas.microsoft.com/office/drawing/2016/ink" xmlns:am3d="http://schemas.microsoft.com/office/drawing/2017/model3d" xmlns:o="urn:schemas-microsoft-com:office:office" xmlns:oel="http://schemas.microsoft.com/office/2019/extlst" xmlns:r="http://schemas.openxmlformats.org/officeDocument/2006/relationships" xmlns:m="http://schemas.openxmlformats.org/officeDocument/2006/math" xmlns:v="urn:schemas-microsoft-com:vml" xmlns:wp14="http://schemas.microsoft.com/office/word/2010/wordprocessingDrawing" xmlns:wp="http://schemas.openxmlformats.org/drawingml/2006/wordprocessingDrawing" xmlns:w10="urn:schemas-microsoft-com:office:word" xmlns:w="http://schemas.openxmlformats.org/wordprocessingml/2006/main" xmlns:w14="http://schemas.microsoft.com/office/word/2010/wordml" xmlns:w15="http://schemas.microsoft.com/office/word/2012/wordml" xmlns:w16cex="http://schemas.microsoft.com/office/word/2018/wordml/cex" xmlns:w16cid="http://schemas.microsoft.com/office/word/2016/wordml/cid" xmlns:w16="http://schemas.microsoft.com/office/word/2018/wordml" xmlns:w16du="http://schemas.microsoft.com/office/word/2023/wordml/word16du" xmlns:w16sdtdh="http://schemas.microsoft.com/office/word/2020/wordml/sdtdatahash" xmlns:w16sdtfl="http://schemas.microsoft.com/office/word/2024/wordml/sdtformatlock" xmlns:w16se="http://schemas.microsoft.com/office/word/2015/wordml/symex" xmlns:wpg="http://schemas.microsoft.com/office/word/2010/wordprocessingGroup" xmlns:wpi="http://schemas.microsoft.com/office/word/2010/wordprocessingInk" xmlns:wne="http://schemas.microsoft.com/office/word/2006/wordml" xmlns:wps="http://schemas.microsoft.com/office/word/2010/wordprocessingShape" mc:Ignorable="w14 w15 w16se w16cid w16 w16cex w16sdtdh w16sdtfl w16du wp14">
   <w:abstractNum w:abstractNumId="0" w15:restartNumberingAfterBreak="0">
@@ -9772,16 +6014,16 @@
     </w:lvl>
   </w:abstractNum>
   <w:abstractNum w:abstractNumId="4" w15:restartNumberingAfterBreak="0">
-    <w:nsid w:val="4D6F53F2"/>
+    <w:nsid w:val="34527030"/>
     <w:multiLevelType w:val="hybridMultilevel"/>
-    <w:tmpl w:val="47E80B38"/>
+    <w:tmpl w:val="67EA0200"/>
     <w:lvl w:ilvl="0" w:tplc="08090001">
       <w:start w:val="1"/>
       <w:numFmt w:val="bullet"/>
       <w:lvlText w:val=""/>
       <w:lvlJc w:val="left"/>
       <w:pPr>
-        <w:ind w:left="1080" w:hanging="360"/>
+        <w:ind w:left="720" w:hanging="360"/>
       </w:pPr>
       <w:rPr>
         <w:rFonts w:ascii="Symbol" w:hAnsi="Symbol" w:hint="default"/>
@@ -9793,7 +6035,7 @@
       <w:lvlText w:val="o"/>
       <w:lvlJc w:val="left"/>
       <w:pPr>
-        <w:ind w:left="1800" w:hanging="360"/>
+        <w:ind w:left="1440" w:hanging="360"/>
       </w:pPr>
       <w:rPr>
         <w:rFonts w:ascii="Courier New" w:hAnsi="Courier New" w:cs="Courier New" w:hint="default"/>
@@ -9805,7 +6047,7 @@
       <w:lvlText w:val=""/>
       <w:lvlJc w:val="left"/>
       <w:pPr>
-        <w:ind w:left="2520" w:hanging="360"/>
+        <w:ind w:left="2160" w:hanging="360"/>
       </w:pPr>
       <w:rPr>
         <w:rFonts w:ascii="Wingdings" w:hAnsi="Wingdings" w:hint="default"/>
@@ -9817,7 +6059,7 @@
       <w:lvlText w:val=""/>
       <w:lvlJc w:val="left"/>
       <w:pPr>
-        <w:ind w:left="3240" w:hanging="360"/>
+        <w:ind w:left="2880" w:hanging="360"/>
       </w:pPr>
       <w:rPr>
         <w:rFonts w:ascii="Symbol" w:hAnsi="Symbol" w:hint="default"/>
@@ -9829,7 +6071,7 @@
       <w:lvlText w:val="o"/>
       <w:lvlJc w:val="left"/>
       <w:pPr>
-        <w:ind w:left="3960" w:hanging="360"/>
+        <w:ind w:left="3600" w:hanging="360"/>
       </w:pPr>
       <w:rPr>
         <w:rFonts w:ascii="Courier New" w:hAnsi="Courier New" w:cs="Courier New" w:hint="default"/>
@@ -9841,7 +6083,7 @@
       <w:lvlText w:val=""/>
       <w:lvlJc w:val="left"/>
       <w:pPr>
-        <w:ind w:left="4680" w:hanging="360"/>
+        <w:ind w:left="4320" w:hanging="360"/>
       </w:pPr>
       <w:rPr>
         <w:rFonts w:ascii="Wingdings" w:hAnsi="Wingdings" w:hint="default"/>
@@ -9853,7 +6095,7 @@
       <w:lvlText w:val=""/>
       <w:lvlJc w:val="left"/>
       <w:pPr>
-        <w:ind w:left="5400" w:hanging="360"/>
+        <w:ind w:left="5040" w:hanging="360"/>
       </w:pPr>
       <w:rPr>
         <w:rFonts w:ascii="Symbol" w:hAnsi="Symbol" w:hint="default"/>
@@ -9865,7 +6107,7 @@
       <w:lvlText w:val="o"/>
       <w:lvlJc w:val="left"/>
       <w:pPr>
-        <w:ind w:left="6120" w:hanging="360"/>
+        <w:ind w:left="5760" w:hanging="360"/>
       </w:pPr>
       <w:rPr>
         <w:rFonts w:ascii="Courier New" w:hAnsi="Courier New" w:cs="Courier New" w:hint="default"/>
@@ -9877,7 +6119,7 @@
       <w:lvlText w:val=""/>
       <w:lvlJc w:val="left"/>
       <w:pPr>
-        <w:ind w:left="6840" w:hanging="360"/>
+        <w:ind w:left="6480" w:hanging="360"/>
       </w:pPr>
       <w:rPr>
         <w:rFonts w:ascii="Wingdings" w:hAnsi="Wingdings" w:hint="default"/>
@@ -9885,16 +6127,16 @@
     </w:lvl>
   </w:abstractNum>
   <w:abstractNum w:abstractNumId="5" w15:restartNumberingAfterBreak="0">
-    <w:nsid w:val="6650519A"/>
+    <w:nsid w:val="4D6F53F2"/>
     <w:multiLevelType w:val="hybridMultilevel"/>
-    <w:tmpl w:val="37B0CAEC"/>
+    <w:tmpl w:val="47E80B38"/>
     <w:lvl w:ilvl="0" w:tplc="08090001">
       <w:start w:val="1"/>
       <w:numFmt w:val="bullet"/>
       <w:lvlText w:val=""/>
       <w:lvlJc w:val="left"/>
       <w:pPr>
-        <w:ind w:left="720" w:hanging="360"/>
+        <w:ind w:left="1080" w:hanging="360"/>
       </w:pPr>
       <w:rPr>
         <w:rFonts w:ascii="Symbol" w:hAnsi="Symbol" w:hint="default"/>
@@ -9906,7 +6148,7 @@
       <w:lvlText w:val="o"/>
       <w:lvlJc w:val="left"/>
       <w:pPr>
-        <w:ind w:left="1440" w:hanging="360"/>
+        <w:ind w:left="1800" w:hanging="360"/>
       </w:pPr>
       <w:rPr>
         <w:rFonts w:ascii="Courier New" w:hAnsi="Courier New" w:cs="Courier New" w:hint="default"/>
@@ -9918,7 +6160,7 @@
       <w:lvlText w:val=""/>
       <w:lvlJc w:val="left"/>
       <w:pPr>
-        <w:ind w:left="2160" w:hanging="360"/>
+        <w:ind w:left="2520" w:hanging="360"/>
       </w:pPr>
       <w:rPr>
         <w:rFonts w:ascii="Wingdings" w:hAnsi="Wingdings" w:hint="default"/>
@@ -9930,7 +6172,7 @@
       <w:lvlText w:val=""/>
       <w:lvlJc w:val="left"/>
       <w:pPr>
-        <w:ind w:left="2880" w:hanging="360"/>
+        <w:ind w:left="3240" w:hanging="360"/>
       </w:pPr>
       <w:rPr>
         <w:rFonts w:ascii="Symbol" w:hAnsi="Symbol" w:hint="default"/>
@@ -9942,7 +6184,7 @@
       <w:lvlText w:val="o"/>
       <w:lvlJc w:val="left"/>
       <w:pPr>
-        <w:ind w:left="3600" w:hanging="360"/>
+        <w:ind w:left="3960" w:hanging="360"/>
       </w:pPr>
       <w:rPr>
         <w:rFonts w:ascii="Courier New" w:hAnsi="Courier New" w:cs="Courier New" w:hint="default"/>
@@ -9954,7 +6196,7 @@
       <w:lvlText w:val=""/>
       <w:lvlJc w:val="left"/>
       <w:pPr>
-        <w:ind w:left="4320" w:hanging="360"/>
+        <w:ind w:left="4680" w:hanging="360"/>
       </w:pPr>
       <w:rPr>
         <w:rFonts w:ascii="Wingdings" w:hAnsi="Wingdings" w:hint="default"/>
@@ -9966,7 +6208,7 @@
       <w:lvlText w:val=""/>
       <w:lvlJc w:val="left"/>
       <w:pPr>
-        <w:ind w:left="5040" w:hanging="360"/>
+        <w:ind w:left="5400" w:hanging="360"/>
       </w:pPr>
       <w:rPr>
         <w:rFonts w:ascii="Symbol" w:hAnsi="Symbol" w:hint="default"/>
@@ -9978,7 +6220,7 @@
       <w:lvlText w:val="o"/>
       <w:lvlJc w:val="left"/>
       <w:pPr>
-        <w:ind w:left="5760" w:hanging="360"/>
+        <w:ind w:left="6120" w:hanging="360"/>
       </w:pPr>
       <w:rPr>
         <w:rFonts w:ascii="Courier New" w:hAnsi="Courier New" w:cs="Courier New" w:hint="default"/>
@@ -9990,6 +6232,119 @@
       <w:lvlText w:val=""/>
       <w:lvlJc w:val="left"/>
       <w:pPr>
+        <w:ind w:left="6840" w:hanging="360"/>
+      </w:pPr>
+      <w:rPr>
+        <w:rFonts w:ascii="Wingdings" w:hAnsi="Wingdings" w:hint="default"/>
+      </w:rPr>
+    </w:lvl>
+  </w:abstractNum>
+  <w:abstractNum w:abstractNumId="6" w15:restartNumberingAfterBreak="0">
+    <w:nsid w:val="6650519A"/>
+    <w:multiLevelType w:val="hybridMultilevel"/>
+    <w:tmpl w:val="37B0CAEC"/>
+    <w:lvl w:ilvl="0" w:tplc="08090001">
+      <w:start w:val="1"/>
+      <w:numFmt w:val="bullet"/>
+      <w:lvlText w:val=""/>
+      <w:lvlJc w:val="left"/>
+      <w:pPr>
+        <w:ind w:left="720" w:hanging="360"/>
+      </w:pPr>
+      <w:rPr>
+        <w:rFonts w:ascii="Symbol" w:hAnsi="Symbol" w:hint="default"/>
+      </w:rPr>
+    </w:lvl>
+    <w:lvl w:ilvl="1" w:tplc="08090003" w:tentative="1">
+      <w:start w:val="1"/>
+      <w:numFmt w:val="bullet"/>
+      <w:lvlText w:val="o"/>
+      <w:lvlJc w:val="left"/>
+      <w:pPr>
+        <w:ind w:left="1440" w:hanging="360"/>
+      </w:pPr>
+      <w:rPr>
+        <w:rFonts w:ascii="Courier New" w:hAnsi="Courier New" w:cs="Courier New" w:hint="default"/>
+      </w:rPr>
+    </w:lvl>
+    <w:lvl w:ilvl="2" w:tplc="08090005" w:tentative="1">
+      <w:start w:val="1"/>
+      <w:numFmt w:val="bullet"/>
+      <w:lvlText w:val=""/>
+      <w:lvlJc w:val="left"/>
+      <w:pPr>
+        <w:ind w:left="2160" w:hanging="360"/>
+      </w:pPr>
+      <w:rPr>
+        <w:rFonts w:ascii="Wingdings" w:hAnsi="Wingdings" w:hint="default"/>
+      </w:rPr>
+    </w:lvl>
+    <w:lvl w:ilvl="3" w:tplc="08090001" w:tentative="1">
+      <w:start w:val="1"/>
+      <w:numFmt w:val="bullet"/>
+      <w:lvlText w:val=""/>
+      <w:lvlJc w:val="left"/>
+      <w:pPr>
+        <w:ind w:left="2880" w:hanging="360"/>
+      </w:pPr>
+      <w:rPr>
+        <w:rFonts w:ascii="Symbol" w:hAnsi="Symbol" w:hint="default"/>
+      </w:rPr>
+    </w:lvl>
+    <w:lvl w:ilvl="4" w:tplc="08090003" w:tentative="1">
+      <w:start w:val="1"/>
+      <w:numFmt w:val="bullet"/>
+      <w:lvlText w:val="o"/>
+      <w:lvlJc w:val="left"/>
+      <w:pPr>
+        <w:ind w:left="3600" w:hanging="360"/>
+      </w:pPr>
+      <w:rPr>
+        <w:rFonts w:ascii="Courier New" w:hAnsi="Courier New" w:cs="Courier New" w:hint="default"/>
+      </w:rPr>
+    </w:lvl>
+    <w:lvl w:ilvl="5" w:tplc="08090005" w:tentative="1">
+      <w:start w:val="1"/>
+      <w:numFmt w:val="bullet"/>
+      <w:lvlText w:val=""/>
+      <w:lvlJc w:val="left"/>
+      <w:pPr>
+        <w:ind w:left="4320" w:hanging="360"/>
+      </w:pPr>
+      <w:rPr>
+        <w:rFonts w:ascii="Wingdings" w:hAnsi="Wingdings" w:hint="default"/>
+      </w:rPr>
+    </w:lvl>
+    <w:lvl w:ilvl="6" w:tplc="08090001" w:tentative="1">
+      <w:start w:val="1"/>
+      <w:numFmt w:val="bullet"/>
+      <w:lvlText w:val=""/>
+      <w:lvlJc w:val="left"/>
+      <w:pPr>
+        <w:ind w:left="5040" w:hanging="360"/>
+      </w:pPr>
+      <w:rPr>
+        <w:rFonts w:ascii="Symbol" w:hAnsi="Symbol" w:hint="default"/>
+      </w:rPr>
+    </w:lvl>
+    <w:lvl w:ilvl="7" w:tplc="08090003" w:tentative="1">
+      <w:start w:val="1"/>
+      <w:numFmt w:val="bullet"/>
+      <w:lvlText w:val="o"/>
+      <w:lvlJc w:val="left"/>
+      <w:pPr>
+        <w:ind w:left="5760" w:hanging="360"/>
+      </w:pPr>
+      <w:rPr>
+        <w:rFonts w:ascii="Courier New" w:hAnsi="Courier New" w:cs="Courier New" w:hint="default"/>
+      </w:rPr>
+    </w:lvl>
+    <w:lvl w:ilvl="8" w:tplc="08090005" w:tentative="1">
+      <w:start w:val="1"/>
+      <w:numFmt w:val="bullet"/>
+      <w:lvlText w:val=""/>
+      <w:lvlJc w:val="left"/>
+      <w:pPr>
         <w:ind w:left="6480" w:hanging="360"/>
       </w:pPr>
       <w:rPr>
@@ -9998,7 +6353,7 @@
     </w:lvl>
   </w:abstractNum>
   <w:num w:numId="1" w16cid:durableId="203948116">
-    <w:abstractNumId w:val="4"/>
+    <w:abstractNumId w:val="5"/>
   </w:num>
   <w:num w:numId="2" w16cid:durableId="1734505657">
     <w:abstractNumId w:val="2"/>
@@ -10010,10 +6365,13 @@
     <w:abstractNumId w:val="3"/>
   </w:num>
   <w:num w:numId="5" w16cid:durableId="611279994">
-    <w:abstractNumId w:val="5"/>
+    <w:abstractNumId w:val="6"/>
   </w:num>
   <w:num w:numId="6" w16cid:durableId="1760179133">
     <w:abstractNumId w:val="1"/>
+  </w:num>
+  <w:num w:numId="7" w16cid:durableId="1367944689">
+    <w:abstractNumId w:val="4"/>
   </w:num>
 </w:numbering>
 </file>
@@ -10418,7 +6776,7 @@
   <w:style w:type="paragraph" w:default="1" w:styleId="Normal">
     <w:name w:val="Normal"/>
     <w:qFormat/>
-    <w:rsid w:val="001B08AC"/>
+    <w:rsid w:val="0084710C"/>
     <w:rPr>
       <w:rFonts w:ascii="Verdana" w:hAnsi="Verdana"/>
       <w:color w:val="002060"/>

--- a/FS_Tele Sales Dashboard.docx
+++ b/FS_Tele Sales Dashboard.docx
@@ -884,23 +884,7 @@
               <w:spacing w:before="30" w:after="30"/>
             </w:pPr>
             <w:r>
-              <w:t xml:space="preserve">Pharmacy Management System (e.g., </w:t>
-            </w:r>
-            <w:proofErr w:type="spellStart"/>
-            <w:r>
-              <w:t>Dataplast</w:t>
-            </w:r>
-            <w:proofErr w:type="spellEnd"/>
-            <w:r>
-              <w:t xml:space="preserve">, Cambrian, Cascade, </w:t>
-            </w:r>
-            <w:proofErr w:type="spellStart"/>
-            <w:r>
-              <w:t>PharmAssist</w:t>
-            </w:r>
-            <w:proofErr w:type="spellEnd"/>
-            <w:r>
-              <w:t>)</w:t>
+              <w:t>Pharmacy Management System (e.g., Dataplast, Cambrian, Cascade, PharmAssist)</w:t>
             </w:r>
           </w:p>
         </w:tc>
@@ -1398,7 +1382,7 @@
               <w:spacing w:before="30" w:after="30"/>
             </w:pPr>
             <w:r>
-              <w:t>Alert 1029 / Master.</w:t>
+              <w:t>It will display the count of total active accounts</w:t>
             </w:r>
           </w:p>
         </w:tc>
@@ -1448,31 +1432,7 @@
               <w:spacing w:before="30" w:after="30"/>
             </w:pPr>
             <w:r>
-              <w:t xml:space="preserve">COUNT(DISTINCT </w:t>
-            </w:r>
-            <w:proofErr w:type="spellStart"/>
-            <w:r>
-              <w:t>Account_No</w:t>
-            </w:r>
-            <w:proofErr w:type="spellEnd"/>
-            <w:r>
-              <w:t xml:space="preserve"> WHERE </w:t>
-            </w:r>
-            <w:proofErr w:type="spellStart"/>
-            <w:r>
-              <w:t>Creation_Date</w:t>
-            </w:r>
-            <w:proofErr w:type="spellEnd"/>
-            <w:r>
-              <w:t xml:space="preserve"> = </w:t>
-            </w:r>
-            <w:proofErr w:type="spellStart"/>
-            <w:r>
-              <w:t>Current_Month</w:t>
-            </w:r>
-            <w:proofErr w:type="spellEnd"/>
-            <w:r>
-              <w:t>). Source: Alert 1020 Master.</w:t>
+              <w:t xml:space="preserve">Display the count of the account, that is open in the current month. </w:t>
             </w:r>
           </w:p>
         </w:tc>
@@ -1490,19 +1450,11 @@
                 <w:b/>
               </w:rPr>
             </w:pPr>
-            <w:proofErr w:type="spellStart"/>
-            <w:r>
-              <w:rPr>
-                <w:b/>
-              </w:rPr>
-              <w:t>Avg</w:t>
-            </w:r>
-            <w:proofErr w:type="spellEnd"/>
-            <w:r>
-              <w:rPr>
-                <w:b/>
-              </w:rPr>
-              <w:t xml:space="preserve"> Sales (Prev 3M vs Curr)</w:t>
+            <w:r>
+              <w:rPr>
+                <w:b/>
+              </w:rPr>
+              <w:t>Avg Sales (Prev 3M vs Curr)</w:t>
             </w:r>
           </w:p>
         </w:tc>
@@ -1583,15 +1535,11 @@
               <w:spacing w:before="40" w:after="120" w:line="240" w:lineRule="auto"/>
               <w:rPr>
                 <w:rFonts w:cs="Segoe UI"/>
-                <w:sz w:val="20"/>
-                <w:szCs w:val="20"/>
               </w:rPr>
             </w:pPr>
             <w:r>
               <w:rPr>
                 <w:rFonts w:cs="Segoe UI"/>
-                <w:sz w:val="20"/>
-                <w:szCs w:val="20"/>
               </w:rPr>
               <w:t>3 Month average Sales = 3 Months total sales / 3 months total working day’s</w:t>
             </w:r>
@@ -1606,94 +1554,13 @@
               <w:spacing w:before="40" w:after="120" w:line="240" w:lineRule="auto"/>
               <w:rPr>
                 <w:rFonts w:cs="Segoe UI"/>
-                <w:sz w:val="20"/>
-                <w:szCs w:val="20"/>
               </w:rPr>
             </w:pPr>
             <w:r>
               <w:rPr>
                 <w:rFonts w:cs="Segoe UI"/>
-                <w:sz w:val="20"/>
-                <w:szCs w:val="20"/>
-              </w:rPr>
-              <w:t xml:space="preserve">Current Month </w:t>
-            </w:r>
-            <w:proofErr w:type="spellStart"/>
-            <w:r>
-              <w:rPr>
-                <w:rFonts w:cs="Segoe UI"/>
-                <w:sz w:val="20"/>
-                <w:szCs w:val="20"/>
-              </w:rPr>
-              <w:t>Avg</w:t>
-            </w:r>
-            <w:proofErr w:type="spellEnd"/>
-            <w:r>
-              <w:rPr>
-                <w:rFonts w:cs="Segoe UI"/>
-                <w:sz w:val="20"/>
-                <w:szCs w:val="20"/>
-              </w:rPr>
-              <w:t xml:space="preserve"> sales = Total sales / X working day </w:t>
-            </w:r>
-          </w:p>
-          <w:p>
-            <w:pPr>
-              <w:pStyle w:val="ListParagraph"/>
-              <w:numPr>
-                <w:ilvl w:val="0"/>
-                <w:numId w:val="5"/>
-              </w:numPr>
-              <w:spacing w:before="40" w:after="120" w:line="240" w:lineRule="auto"/>
-              <w:rPr>
-                <w:rFonts w:cs="Segoe UI"/>
-                <w:sz w:val="20"/>
-                <w:szCs w:val="20"/>
-              </w:rPr>
-            </w:pPr>
-            <w:r>
-              <w:rPr>
-                <w:rFonts w:cs="Segoe UI"/>
-                <w:sz w:val="20"/>
-                <w:szCs w:val="20"/>
-              </w:rPr>
-              <w:t xml:space="preserve">Difference = Current month </w:t>
-            </w:r>
-            <w:proofErr w:type="spellStart"/>
-            <w:r>
-              <w:rPr>
-                <w:rFonts w:cs="Segoe UI"/>
-                <w:sz w:val="20"/>
-                <w:szCs w:val="20"/>
-              </w:rPr>
-              <w:t>avg</w:t>
-            </w:r>
-            <w:proofErr w:type="spellEnd"/>
-            <w:r>
-              <w:rPr>
-                <w:rFonts w:cs="Segoe UI"/>
-                <w:sz w:val="20"/>
-                <w:szCs w:val="20"/>
-              </w:rPr>
-              <w:t xml:space="preserve"> sales – 3 month </w:t>
-            </w:r>
-            <w:proofErr w:type="spellStart"/>
-            <w:r>
-              <w:rPr>
-                <w:rFonts w:cs="Segoe UI"/>
-                <w:sz w:val="20"/>
-                <w:szCs w:val="20"/>
-              </w:rPr>
-              <w:t>avg</w:t>
-            </w:r>
-            <w:proofErr w:type="spellEnd"/>
-            <w:r>
-              <w:rPr>
-                <w:rFonts w:cs="Segoe UI"/>
-                <w:sz w:val="20"/>
-                <w:szCs w:val="20"/>
-              </w:rPr>
-              <w:t xml:space="preserve"> sales</w:t>
+              </w:rPr>
+              <w:t xml:space="preserve">Current Month Avg sales = Total sales / X working day </w:t>
             </w:r>
           </w:p>
         </w:tc>
@@ -1753,46 +1620,16 @@
             <w:r>
               <w:t xml:space="preserve">Logic: </w:t>
             </w:r>
-            <w:r>
-              <w:t>Curr</w:t>
-            </w:r>
-            <w:r>
-              <w:t xml:space="preserve"> </w:t>
-            </w:r>
-            <w:r>
-              <w:t>Month</w:t>
-            </w:r>
-            <w:r>
-              <w:t xml:space="preserve"> </w:t>
-            </w:r>
-            <w:proofErr w:type="spellStart"/>
-            <w:r>
-              <w:t>Avg</w:t>
-            </w:r>
-            <w:proofErr w:type="spellEnd"/>
-            <w:r>
-              <w:t xml:space="preserve"> </w:t>
-            </w:r>
-            <w:r>
-              <w:t xml:space="preserve">Sales </w:t>
-            </w:r>
-            <w:r>
-              <w:t>–</w:t>
-            </w:r>
-            <w:r>
-              <w:t xml:space="preserve"> Prev</w:t>
-            </w:r>
-            <w:r>
-              <w:t xml:space="preserve"> </w:t>
-            </w:r>
-            <w:r>
-              <w:t>3M</w:t>
-            </w:r>
-            <w:r>
-              <w:t xml:space="preserve"> </w:t>
-            </w:r>
-            <w:r>
-              <w:t xml:space="preserve">Avg. </w:t>
+          </w:p>
+          <w:p>
+            <w:pPr>
+              <w:spacing w:before="30" w:after="30"/>
+            </w:pPr>
+            <w:r>
+              <w:rPr>
+                <w:rFonts w:cs="Segoe UI"/>
+              </w:rPr>
+              <w:t>Difference = Current month avg sales – 3 month avg sales</w:t>
             </w:r>
           </w:p>
           <w:p>
@@ -1808,29 +1645,13 @@
               <w:t xml:space="preserve">If current </w:t>
             </w:r>
             <w:r>
-              <w:t xml:space="preserve">month </w:t>
-            </w:r>
-            <w:proofErr w:type="spellStart"/>
-            <w:r>
-              <w:t>avg</w:t>
-            </w:r>
-            <w:proofErr w:type="spellEnd"/>
-            <w:r>
-              <w:t xml:space="preserve"> </w:t>
+              <w:t xml:space="preserve">month avg </w:t>
             </w:r>
             <w:r>
               <w:t>sales</w:t>
             </w:r>
             <w:r>
-              <w:t xml:space="preserve"> is less than 3 month </w:t>
-            </w:r>
-            <w:proofErr w:type="spellStart"/>
-            <w:r>
-              <w:t>avg</w:t>
-            </w:r>
-            <w:proofErr w:type="spellEnd"/>
-            <w:r>
-              <w:t xml:space="preserve"> sales, difference will display in red</w:t>
+              <w:t xml:space="preserve"> is less than 3 month avg sales, difference will display in red</w:t>
             </w:r>
             <w:r>
               <w:t xml:space="preserve"> </w:t>
@@ -1851,26 +1672,17 @@
       <w:pPr>
         <w:spacing w:after="120"/>
       </w:pPr>
-    </w:p>
-    <w:p>
-      <w:pPr>
-        <w:spacing w:after="120"/>
-      </w:pPr>
-    </w:p>
-    <w:p>
-      <w:pPr>
-        <w:spacing w:after="120"/>
-      </w:pPr>
-    </w:p>
-    <w:p>
-      <w:pPr>
-        <w:spacing w:after="120"/>
-      </w:pPr>
-    </w:p>
-    <w:p>
-      <w:pPr>
-        <w:spacing w:after="120"/>
-      </w:pPr>
+      <w:r>
+        <w:rPr>
+          <w:b/>
+          <w:bCs/>
+        </w:rPr>
+        <w:lastRenderedPageBreak/>
+        <w:t>Note:</w:t>
+      </w:r>
+      <w:r>
+        <w:t xml:space="preserve"> ‘All Team leader’ filter will work on top 4 cards.</w:t>
+      </w:r>
     </w:p>
     <w:p>
       <w:pPr>
@@ -1890,19 +1702,25 @@
         <w:rPr>
           <w:szCs w:val="22"/>
         </w:rPr>
-        <w:t xml:space="preserve">.2 Product Category Sales </w:t>
+        <w:t xml:space="preserve">.2 </w:t>
       </w:r>
       <w:r>
         <w:rPr>
           <w:szCs w:val="22"/>
         </w:rPr>
-        <w:t>Comparison</w:t>
+        <w:t xml:space="preserve">Product Category Sales </w:t>
       </w:r>
       <w:r>
         <w:rPr>
           <w:szCs w:val="22"/>
         </w:rPr>
-        <w:t xml:space="preserve"> </w:t>
+        <w:t xml:space="preserve">- </w:t>
+      </w:r>
+      <w:r>
+        <w:rPr>
+          <w:szCs w:val="22"/>
+        </w:rPr>
+        <w:t>Current Month Avg vs Prev 3 Months Avg</w:t>
       </w:r>
     </w:p>
     <w:p>
@@ -2271,21 +2089,7 @@
               <w:rPr>
                 <w:rFonts w:cs="Segoe UI"/>
               </w:rPr>
-              <w:t xml:space="preserve">Current Month </w:t>
-            </w:r>
-            <w:proofErr w:type="spellStart"/>
-            <w:r>
-              <w:rPr>
-                <w:rFonts w:cs="Segoe UI"/>
-              </w:rPr>
-              <w:t>Avg</w:t>
-            </w:r>
-            <w:proofErr w:type="spellEnd"/>
-            <w:r>
-              <w:rPr>
-                <w:rFonts w:cs="Segoe UI"/>
-              </w:rPr>
-              <w:t xml:space="preserve"> sales = Total sales / X working day</w:t>
+              <w:t>Current Month Avg sales = Total sales / X working day</w:t>
             </w:r>
           </w:p>
         </w:tc>
@@ -2371,35 +2175,27 @@
               <w:t>Month</w:t>
             </w:r>
             <w:r>
+              <w:t xml:space="preserve"> Avg </w:t>
+            </w:r>
+            <w:r>
+              <w:t xml:space="preserve">Sales </w:t>
+            </w:r>
+            <w:r>
+              <w:t>–</w:t>
+            </w:r>
+            <w:r>
+              <w:t xml:space="preserve"> Prev</w:t>
+            </w:r>
+            <w:r>
               <w:t xml:space="preserve"> </w:t>
             </w:r>
-            <w:proofErr w:type="spellStart"/>
-            <w:r>
-              <w:t>Avg</w:t>
-            </w:r>
-            <w:proofErr w:type="spellEnd"/>
+            <w:r>
+              <w:t>3M</w:t>
+            </w:r>
             <w:r>
               <w:t xml:space="preserve"> </w:t>
             </w:r>
             <w:r>
-              <w:t xml:space="preserve">Sales </w:t>
-            </w:r>
-            <w:r>
-              <w:t>–</w:t>
-            </w:r>
-            <w:r>
-              <w:t xml:space="preserve"> Prev</w:t>
-            </w:r>
-            <w:r>
-              <w:t xml:space="preserve"> </w:t>
-            </w:r>
-            <w:r>
-              <w:t>3M</w:t>
-            </w:r>
-            <w:r>
-              <w:t xml:space="preserve"> </w:t>
-            </w:r>
-            <w:r>
               <w:t xml:space="preserve">Avg. </w:t>
             </w:r>
           </w:p>
@@ -2413,23 +2209,7 @@
               <w:spacing w:before="30" w:after="30"/>
             </w:pPr>
             <w:r>
-              <w:t xml:space="preserve">If current month </w:t>
-            </w:r>
-            <w:proofErr w:type="spellStart"/>
-            <w:r>
-              <w:t>avg</w:t>
-            </w:r>
-            <w:proofErr w:type="spellEnd"/>
-            <w:r>
-              <w:t xml:space="preserve"> sales is less than 3 month </w:t>
-            </w:r>
-            <w:proofErr w:type="spellStart"/>
-            <w:r>
-              <w:t>avg</w:t>
-            </w:r>
-            <w:proofErr w:type="spellEnd"/>
-            <w:r>
-              <w:t xml:space="preserve"> sales, difference will display in red </w:t>
+              <w:t xml:space="preserve">If current month avg sales is less than 3 month avg sales, difference will display in red </w:t>
             </w:r>
             <w:r>
               <w:t>else display in the green.</w:t>
@@ -2467,7 +2247,6 @@
               <w:rPr>
                 <w:b/>
               </w:rPr>
-              <w:lastRenderedPageBreak/>
               <w:t>Status</w:t>
             </w:r>
           </w:p>
@@ -2504,21 +2283,8 @@
               <w:spacing w:before="30" w:after="30"/>
             </w:pPr>
             <w:r>
-              <w:t xml:space="preserve">Better: Current Month </w:t>
-            </w:r>
-            <w:proofErr w:type="spellStart"/>
-            <w:r>
-              <w:t>Avg</w:t>
-            </w:r>
-            <w:proofErr w:type="spellEnd"/>
-            <w:r>
-              <w:t xml:space="preserve"> &gt; 3 months </w:t>
-            </w:r>
-            <w:proofErr w:type="spellStart"/>
-            <w:r>
-              <w:t>avg</w:t>
-            </w:r>
-            <w:proofErr w:type="spellEnd"/>
+              <w:t>Better: Current Month Avg &gt; 3 months avg</w:t>
+            </w:r>
           </w:p>
           <w:p>
             <w:pPr>
@@ -2533,21 +2299,8 @@
               <w:spacing w:before="30" w:after="30"/>
             </w:pPr>
             <w:r>
-              <w:t xml:space="preserve">Below: Current Month </w:t>
-            </w:r>
-            <w:proofErr w:type="spellStart"/>
-            <w:r>
-              <w:t>Avg</w:t>
-            </w:r>
-            <w:proofErr w:type="spellEnd"/>
-            <w:r>
-              <w:t xml:space="preserve"> &lt; 3 months </w:t>
-            </w:r>
-            <w:proofErr w:type="spellStart"/>
-            <w:r>
-              <w:t>avg</w:t>
-            </w:r>
-            <w:proofErr w:type="spellEnd"/>
+              <w:t>Below: Current Month Avg &lt; 3 months avg</w:t>
+            </w:r>
             <w:r>
               <w:t xml:space="preserve"> (Display in Red)</w:t>
             </w:r>
@@ -2557,13 +2310,36 @@
     </w:tbl>
     <w:p>
       <w:pPr>
-        <w:spacing w:after="120" w:line="276" w:lineRule="auto"/>
+        <w:spacing w:after="120"/>
       </w:pPr>
     </w:p>
     <w:p>
       <w:pPr>
         <w:spacing w:after="120"/>
       </w:pPr>
+      <w:r>
+        <w:rPr>
+          <w:b/>
+          <w:bCs/>
+        </w:rPr>
+        <w:lastRenderedPageBreak/>
+        <w:t>Note:</w:t>
+      </w:r>
+      <w:r>
+        <w:t xml:space="preserve"> ‘All Team leader’ filter will work on </w:t>
+      </w:r>
+      <w:r>
+        <w:t>‘</w:t>
+      </w:r>
+      <w:r>
+        <w:t>Product Category Sales</w:t>
+      </w:r>
+      <w:r>
+        <w:t>’ table</w:t>
+      </w:r>
+      <w:r>
+        <w:t>.</w:t>
+      </w:r>
     </w:p>
     <w:p>
       <w:pPr>
@@ -2588,7 +2364,13 @@
         <w:rPr>
           <w:szCs w:val="22"/>
         </w:rPr>
-        <w:t>.3 Sales Comparison Table</w:t>
+        <w:t xml:space="preserve">.3 </w:t>
+      </w:r>
+      <w:r>
+        <w:rPr>
+          <w:szCs w:val="22"/>
+        </w:rPr>
+        <w:t>Sales Comparison — Current Month vs Avg of Prev 3 Months</w:t>
       </w:r>
     </w:p>
     <w:tbl>
@@ -2828,33 +2610,11 @@
                 <w:b/>
               </w:rPr>
             </w:pPr>
-            <w:proofErr w:type="spellStart"/>
-            <w:r>
-              <w:rPr>
-                <w:b/>
-              </w:rPr>
-              <w:t>Avg</w:t>
-            </w:r>
-            <w:proofErr w:type="spellEnd"/>
-            <w:r>
-              <w:rPr>
-                <w:b/>
-              </w:rPr>
-              <w:t xml:space="preserve"> of </w:t>
-            </w:r>
-            <w:proofErr w:type="spellStart"/>
-            <w:r>
-              <w:rPr>
-                <w:b/>
-              </w:rPr>
-              <w:t>prev</w:t>
-            </w:r>
-            <w:proofErr w:type="spellEnd"/>
-            <w:r>
-              <w:rPr>
-                <w:b/>
-              </w:rPr>
-              <w:t xml:space="preserve"> 3 Month</w:t>
+            <w:r>
+              <w:rPr>
+                <w:b/>
+              </w:rPr>
+              <w:t>Avg of prev 3 Month</w:t>
             </w:r>
           </w:p>
         </w:tc>
@@ -3015,21 +2775,7 @@
               <w:rPr>
                 <w:rFonts w:cs="Segoe UI"/>
               </w:rPr>
-              <w:t xml:space="preserve">Current Month </w:t>
-            </w:r>
-            <w:proofErr w:type="spellStart"/>
-            <w:r>
-              <w:rPr>
-                <w:rFonts w:cs="Segoe UI"/>
-              </w:rPr>
-              <w:t>Avg</w:t>
-            </w:r>
-            <w:proofErr w:type="spellEnd"/>
-            <w:r>
-              <w:rPr>
-                <w:rFonts w:cs="Segoe UI"/>
-              </w:rPr>
-              <w:t xml:space="preserve"> = Total sales / X working day </w:t>
+              <w:t xml:space="preserve">Current Month Avg = Total sales / X working day </w:t>
             </w:r>
           </w:p>
         </w:tc>
@@ -3121,29 +2867,21 @@
               <w:t>Month</w:t>
             </w:r>
             <w:r>
+              <w:t xml:space="preserve"> Avg –</w:t>
+            </w:r>
+            <w:r>
+              <w:t xml:space="preserve"> Prev</w:t>
+            </w:r>
+            <w:r>
               <w:t xml:space="preserve"> </w:t>
             </w:r>
-            <w:proofErr w:type="spellStart"/>
-            <w:r>
-              <w:t>Avg</w:t>
-            </w:r>
-            <w:proofErr w:type="spellEnd"/>
-            <w:r>
-              <w:t xml:space="preserve"> –</w:t>
-            </w:r>
-            <w:r>
-              <w:t xml:space="preserve"> Prev</w:t>
+            <w:r>
+              <w:t>3M</w:t>
             </w:r>
             <w:r>
               <w:t xml:space="preserve"> </w:t>
             </w:r>
             <w:r>
-              <w:t>3M</w:t>
-            </w:r>
-            <w:r>
-              <w:t xml:space="preserve"> </w:t>
-            </w:r>
-            <w:r>
               <w:t xml:space="preserve">Avg. </w:t>
             </w:r>
           </w:p>
@@ -3157,24 +2895,7 @@
               <w:spacing w:before="30" w:after="30"/>
             </w:pPr>
             <w:r>
-              <w:lastRenderedPageBreak/>
-              <w:t xml:space="preserve">If current month </w:t>
-            </w:r>
-            <w:proofErr w:type="spellStart"/>
-            <w:r>
-              <w:t>avg</w:t>
-            </w:r>
-            <w:proofErr w:type="spellEnd"/>
-            <w:r>
-              <w:t xml:space="preserve"> is less than 3 month </w:t>
-            </w:r>
-            <w:proofErr w:type="spellStart"/>
-            <w:r>
-              <w:t>avg</w:t>
-            </w:r>
-            <w:proofErr w:type="spellEnd"/>
-            <w:r>
-              <w:t xml:space="preserve"> sales, difference will display in red else display in the green.</w:t>
+              <w:t>If current month avg is less than 3 month avg sales, difference will display in red else display in the green.</w:t>
             </w:r>
           </w:p>
           <w:p>
@@ -3209,7 +2930,6 @@
               <w:rPr>
                 <w:b/>
               </w:rPr>
-              <w:lastRenderedPageBreak/>
               <w:t>Status</w:t>
             </w:r>
           </w:p>
@@ -3246,21 +2966,8 @@
               <w:spacing w:before="30" w:after="30"/>
             </w:pPr>
             <w:r>
-              <w:t xml:space="preserve">Better: Current Month </w:t>
-            </w:r>
-            <w:proofErr w:type="spellStart"/>
-            <w:r>
-              <w:t>Avg</w:t>
-            </w:r>
-            <w:proofErr w:type="spellEnd"/>
-            <w:r>
-              <w:t xml:space="preserve"> &gt; 3 months </w:t>
-            </w:r>
-            <w:proofErr w:type="spellStart"/>
-            <w:r>
-              <w:t>avg</w:t>
-            </w:r>
-            <w:proofErr w:type="spellEnd"/>
+              <w:t>Better: Current Month Avg &gt; 3 months avg</w:t>
+            </w:r>
             <w:r>
               <w:t xml:space="preserve">  (Display in Green)</w:t>
             </w:r>
@@ -3270,21 +2977,8 @@
               <w:spacing w:before="30" w:after="30"/>
             </w:pPr>
             <w:r>
-              <w:t xml:space="preserve">Below: Current Month </w:t>
-            </w:r>
-            <w:proofErr w:type="spellStart"/>
-            <w:r>
-              <w:t>Avg</w:t>
-            </w:r>
-            <w:proofErr w:type="spellEnd"/>
-            <w:r>
-              <w:t xml:space="preserve"> &lt; 3 months </w:t>
-            </w:r>
-            <w:proofErr w:type="spellStart"/>
-            <w:r>
-              <w:t>avg</w:t>
-            </w:r>
-            <w:proofErr w:type="spellEnd"/>
+              <w:t>Below: Current Month Avg &lt; 3 months avg</w:t>
+            </w:r>
             <w:r>
               <w:t xml:space="preserve"> (Display in Red)</w:t>
             </w:r>
@@ -3292,7 +2986,28 @@
         </w:tc>
       </w:tr>
     </w:tbl>
-    <w:p/>
+    <w:p>
+      <w:pPr>
+        <w:spacing w:after="120"/>
+      </w:pPr>
+      <w:r>
+        <w:rPr>
+          <w:b/>
+          <w:bCs/>
+        </w:rPr>
+        <w:lastRenderedPageBreak/>
+        <w:t>Note:</w:t>
+      </w:r>
+      <w:r>
+        <w:t xml:space="preserve"> ‘All Team leader’ filter will work on ‘</w:t>
+      </w:r>
+      <w:r>
+        <w:t>Sales Comparison’</w:t>
+      </w:r>
+      <w:r>
+        <w:t xml:space="preserve"> table.</w:t>
+      </w:r>
+    </w:p>
     <w:p>
       <w:pPr>
         <w:spacing w:after="120"/>
@@ -3347,13 +3062,8 @@
       <w:r>
         <w:t xml:space="preserve"> Current Month </w:t>
       </w:r>
-      <w:proofErr w:type="spellStart"/>
-      <w:r>
-        <w:t>Avg</w:t>
-      </w:r>
-      <w:proofErr w:type="spellEnd"/>
-      <w:r>
-        <w:t xml:space="preserve"> </w:t>
+      <w:r>
+        <w:t xml:space="preserve">Avg </w:t>
       </w:r>
       <w:r>
         <w:t>Sales</w:t>
@@ -3416,23 +3126,7 @@
         <w:spacing w:after="120"/>
       </w:pPr>
       <w:r>
-        <w:t xml:space="preserve">If current month sales </w:t>
-      </w:r>
-      <w:proofErr w:type="spellStart"/>
-      <w:r>
-        <w:t>avg</w:t>
-      </w:r>
-      <w:proofErr w:type="spellEnd"/>
-      <w:r>
-        <w:t xml:space="preserve"> is less than 3 month </w:t>
-      </w:r>
-      <w:proofErr w:type="spellStart"/>
-      <w:r>
-        <w:t>avg</w:t>
-      </w:r>
-      <w:proofErr w:type="spellEnd"/>
-      <w:r>
-        <w:t xml:space="preserve"> sales, bar line shall display in red colour.</w:t>
+        <w:t>If current month sales avg is less than 3 month avg sales, bar line shall display in red colour.</w:t>
       </w:r>
     </w:p>
     <w:p>
@@ -3445,23 +3139,45 @@
         <w:spacing w:after="120"/>
       </w:pPr>
       <w:r>
-        <w:t xml:space="preserve">If current month sales </w:t>
-      </w:r>
-      <w:proofErr w:type="spellStart"/>
-      <w:r>
-        <w:t>avg</w:t>
-      </w:r>
-      <w:proofErr w:type="spellEnd"/>
-      <w:r>
-        <w:t xml:space="preserve"> is more than 3 month </w:t>
-      </w:r>
-      <w:proofErr w:type="spellStart"/>
-      <w:r>
-        <w:t>avg</w:t>
-      </w:r>
-      <w:proofErr w:type="spellEnd"/>
-      <w:r>
-        <w:t xml:space="preserve"> sales, bar line shall display in green colour.</w:t>
+        <w:t>If current month sales avg is more than 3 month avg sales, bar line shall display in green colour.</w:t>
+      </w:r>
+    </w:p>
+    <w:p>
+      <w:pPr>
+        <w:spacing w:after="120"/>
+      </w:pPr>
+    </w:p>
+    <w:p>
+      <w:pPr>
+        <w:spacing w:after="120"/>
+      </w:pPr>
+      <w:r>
+        <w:rPr>
+          <w:b/>
+          <w:bCs/>
+        </w:rPr>
+        <w:t>Note:</w:t>
+      </w:r>
+      <w:r>
+        <w:t xml:space="preserve"> ‘All Team leader’ filter </w:t>
+      </w:r>
+      <w:r>
+        <w:t>did not</w:t>
+      </w:r>
+      <w:r>
+        <w:t xml:space="preserve"> work on ‘</w:t>
+      </w:r>
+      <w:r>
+        <w:t>TL performance Analysis’</w:t>
+      </w:r>
+      <w:r>
+        <w:t xml:space="preserve"> </w:t>
+      </w:r>
+      <w:r>
+        <w:t>bar chart</w:t>
+      </w:r>
+      <w:r>
+        <w:t>.</w:t>
       </w:r>
     </w:p>
     <w:p>
@@ -3501,10 +3217,19 @@
         <w:spacing w:after="120" w:line="276" w:lineRule="auto"/>
       </w:pPr>
       <w:r>
-        <w:t>Identify the</w:t>
-      </w:r>
-      <w:r>
-        <w:t xml:space="preserve"> accounts that have experienced sales drops compared to the prior month, mandating immediate Team Leader and Telesales Executive outreach.</w:t>
+        <w:t xml:space="preserve">Display the top 50 </w:t>
+      </w:r>
+      <w:r>
+        <w:t>accounts that have experienced sales drops compared to the pr</w:t>
+      </w:r>
+      <w:r>
+        <w:t>evious</w:t>
+      </w:r>
+      <w:r>
+        <w:t xml:space="preserve"> month</w:t>
+      </w:r>
+      <w:r>
+        <w:t>.</w:t>
       </w:r>
     </w:p>
     <w:tbl>
@@ -3783,7 +3508,6 @@
               <w:rPr>
                 <w:b/>
               </w:rPr>
-              <w:lastRenderedPageBreak/>
               <w:t>Prev Month Sales</w:t>
             </w:r>
           </w:p>
@@ -3955,19 +3679,24 @@
                 <w:sz w:val="20"/>
                 <w:szCs w:val="20"/>
               </w:rPr>
-              <w:t xml:space="preserve">Projected Sales = </w:t>
-            </w:r>
-            <w:proofErr w:type="spellStart"/>
-            <w:r>
+              <w:t>Projected Sales = Avg sales * working day</w:t>
+            </w:r>
+          </w:p>
+          <w:p>
+            <w:pPr>
+              <w:spacing w:before="40" w:after="80" w:line="240" w:lineRule="auto"/>
               <w:rPr>
                 <w:rFonts w:cs="Segoe UI Semibold"/>
                 <w:bCs/>
                 <w:sz w:val="20"/>
                 <w:szCs w:val="20"/>
               </w:rPr>
-              <w:t>Avg</w:t>
-            </w:r>
-            <w:proofErr w:type="spellEnd"/>
+            </w:pPr>
+          </w:p>
+          <w:p>
+            <w:pPr>
+              <w:spacing w:before="30" w:after="30"/>
+            </w:pPr>
             <w:r>
               <w:rPr>
                 <w:rFonts w:cs="Segoe UI Semibold"/>
@@ -3975,43 +3704,7 @@
                 <w:sz w:val="20"/>
                 <w:szCs w:val="20"/>
               </w:rPr>
-              <w:t xml:space="preserve"> sales * working day</w:t>
-            </w:r>
-          </w:p>
-          <w:p>
-            <w:pPr>
-              <w:spacing w:before="40" w:after="80" w:line="240" w:lineRule="auto"/>
-              <w:rPr>
-                <w:rFonts w:cs="Segoe UI Semibold"/>
-                <w:bCs/>
-                <w:sz w:val="20"/>
-                <w:szCs w:val="20"/>
-              </w:rPr>
-            </w:pPr>
-          </w:p>
-          <w:p>
-            <w:pPr>
-              <w:spacing w:before="30" w:after="30"/>
-            </w:pPr>
-            <w:proofErr w:type="spellStart"/>
-            <w:r>
-              <w:rPr>
-                <w:rFonts w:cs="Segoe UI Semibold"/>
-                <w:bCs/>
-                <w:sz w:val="20"/>
-                <w:szCs w:val="20"/>
-              </w:rPr>
-              <w:t>Avg</w:t>
-            </w:r>
-            <w:proofErr w:type="spellEnd"/>
-            <w:r>
-              <w:rPr>
-                <w:rFonts w:cs="Segoe UI Semibold"/>
-                <w:bCs/>
-                <w:sz w:val="20"/>
-                <w:szCs w:val="20"/>
-              </w:rPr>
-              <w:t xml:space="preserve"> Sales = Total sales/working days</w:t>
+              <w:t>Avg Sales = Total sales/working days</w:t>
             </w:r>
           </w:p>
         </w:tc>
@@ -4033,6 +3726,7 @@
               <w:rPr>
                 <w:b/>
               </w:rPr>
+              <w:lastRenderedPageBreak/>
               <w:t>Difference (£)</w:t>
             </w:r>
           </w:p>
@@ -4692,6 +4386,14 @@
               <w:t>Based on the total sales, customer rank will decide.</w:t>
             </w:r>
           </w:p>
+          <w:p>
+            <w:pPr>
+              <w:spacing w:before="30" w:after="30"/>
+            </w:pPr>
+            <w:r>
+              <w:t>Display top 50 accounts</w:t>
+            </w:r>
+          </w:p>
         </w:tc>
       </w:tr>
       <w:tr>
@@ -4758,7 +4460,6 @@
               <w:rPr>
                 <w:b/>
               </w:rPr>
-              <w:lastRenderedPageBreak/>
               <w:t>ACC No.</w:t>
             </w:r>
           </w:p>
@@ -4993,6 +4694,7 @@
               <w:rPr>
                 <w:b/>
               </w:rPr>
+              <w:lastRenderedPageBreak/>
               <w:t>Top 100 PI</w:t>
             </w:r>
           </w:p>
@@ -5320,19 +5022,11 @@
         </w:rPr>
         <w:t xml:space="preserve">Current Month Daily </w:t>
       </w:r>
-      <w:proofErr w:type="spellStart"/>
       <w:r>
         <w:rPr>
           <w:b/>
         </w:rPr>
-        <w:t>Avg</w:t>
-      </w:r>
-      <w:proofErr w:type="spellEnd"/>
-      <w:r>
-        <w:rPr>
-          <w:b/>
-        </w:rPr>
-        <w:t xml:space="preserve"> Sales</w:t>
+        <w:t>Avg Sales</w:t>
       </w:r>
       <w:r>
         <w:rPr>
@@ -6776,7 +6470,7 @@
   <w:style w:type="paragraph" w:default="1" w:styleId="Normal">
     <w:name w:val="Normal"/>
     <w:qFormat/>
-    <w:rsid w:val="0084710C"/>
+    <w:rsid w:val="00A32A55"/>
     <w:rPr>
       <w:rFonts w:ascii="Verdana" w:hAnsi="Verdana"/>
       <w:color w:val="002060"/>
@@ -6981,7 +6675,6 @@
   <w:style w:type="character" w:default="1" w:styleId="DefaultParagraphFont">
     <w:name w:val="Default Paragraph Font"/>
     <w:uiPriority w:val="1"/>
-    <w:semiHidden/>
     <w:unhideWhenUsed/>
   </w:style>
   <w:style w:type="table" w:default="1" w:styleId="TableNormal">

--- a/FS_Tele Sales Dashboard.docx
+++ b/FS_Tele Sales Dashboard.docx
@@ -884,7 +884,23 @@
               <w:spacing w:before="30" w:after="30"/>
             </w:pPr>
             <w:r>
-              <w:t>Pharmacy Management System (e.g., Dataplast, Cambrian, Cascade, PharmAssist)</w:t>
+              <w:t xml:space="preserve">Pharmacy Management System (e.g., </w:t>
+            </w:r>
+            <w:proofErr w:type="spellStart"/>
+            <w:r>
+              <w:t>Dataplast</w:t>
+            </w:r>
+            <w:proofErr w:type="spellEnd"/>
+            <w:r>
+              <w:t xml:space="preserve">, Cambrian, Cascade, </w:t>
+            </w:r>
+            <w:proofErr w:type="spellStart"/>
+            <w:r>
+              <w:t>PharmAssist</w:t>
+            </w:r>
+            <w:proofErr w:type="spellEnd"/>
+            <w:r>
+              <w:t>)</w:t>
             </w:r>
           </w:p>
         </w:tc>
@@ -1450,11 +1466,19 @@
                 <w:b/>
               </w:rPr>
             </w:pPr>
-            <w:r>
-              <w:rPr>
-                <w:b/>
-              </w:rPr>
-              <w:t>Avg Sales (Prev 3M vs Curr)</w:t>
+            <w:proofErr w:type="spellStart"/>
+            <w:r>
+              <w:rPr>
+                <w:b/>
+              </w:rPr>
+              <w:t>Avg</w:t>
+            </w:r>
+            <w:proofErr w:type="spellEnd"/>
+            <w:r>
+              <w:rPr>
+                <w:b/>
+              </w:rPr>
+              <w:t xml:space="preserve"> Sales (Prev 3M vs Curr)</w:t>
             </w:r>
           </w:p>
         </w:tc>
@@ -1560,7 +1584,21 @@
               <w:rPr>
                 <w:rFonts w:cs="Segoe UI"/>
               </w:rPr>
-              <w:t xml:space="preserve">Current Month Avg sales = Total sales / X working day </w:t>
+              <w:t xml:space="preserve">Current Month </w:t>
+            </w:r>
+            <w:proofErr w:type="spellStart"/>
+            <w:r>
+              <w:rPr>
+                <w:rFonts w:cs="Segoe UI"/>
+              </w:rPr>
+              <w:t>Avg</w:t>
+            </w:r>
+            <w:proofErr w:type="spellEnd"/>
+            <w:r>
+              <w:rPr>
+                <w:rFonts w:cs="Segoe UI"/>
+              </w:rPr>
+              <w:t xml:space="preserve"> sales = Total sales / X working day </w:t>
             </w:r>
           </w:p>
         </w:tc>
@@ -1629,7 +1667,35 @@
               <w:rPr>
                 <w:rFonts w:cs="Segoe UI"/>
               </w:rPr>
-              <w:t>Difference = Current month avg sales – 3 month avg sales</w:t>
+              <w:t xml:space="preserve">Difference = Current month </w:t>
+            </w:r>
+            <w:proofErr w:type="spellStart"/>
+            <w:r>
+              <w:rPr>
+                <w:rFonts w:cs="Segoe UI"/>
+              </w:rPr>
+              <w:t>avg</w:t>
+            </w:r>
+            <w:proofErr w:type="spellEnd"/>
+            <w:r>
+              <w:rPr>
+                <w:rFonts w:cs="Segoe UI"/>
+              </w:rPr>
+              <w:t xml:space="preserve"> sales – 3 month </w:t>
+            </w:r>
+            <w:proofErr w:type="spellStart"/>
+            <w:r>
+              <w:rPr>
+                <w:rFonts w:cs="Segoe UI"/>
+              </w:rPr>
+              <w:t>avg</w:t>
+            </w:r>
+            <w:proofErr w:type="spellEnd"/>
+            <w:r>
+              <w:rPr>
+                <w:rFonts w:cs="Segoe UI"/>
+              </w:rPr>
+              <w:t xml:space="preserve"> sales</w:t>
             </w:r>
           </w:p>
           <w:p>
@@ -1645,13 +1711,29 @@
               <w:t xml:space="preserve">If current </w:t>
             </w:r>
             <w:r>
-              <w:t xml:space="preserve">month avg </w:t>
+              <w:t xml:space="preserve">month </w:t>
+            </w:r>
+            <w:proofErr w:type="spellStart"/>
+            <w:r>
+              <w:t>avg</w:t>
+            </w:r>
+            <w:proofErr w:type="spellEnd"/>
+            <w:r>
+              <w:t xml:space="preserve"> </w:t>
             </w:r>
             <w:r>
               <w:t>sales</w:t>
             </w:r>
             <w:r>
-              <w:t xml:space="preserve"> is less than 3 month avg sales, difference will display in red</w:t>
+              <w:t xml:space="preserve"> is less than 3 month </w:t>
+            </w:r>
+            <w:proofErr w:type="spellStart"/>
+            <w:r>
+              <w:t>avg</w:t>
+            </w:r>
+            <w:proofErr w:type="spellEnd"/>
+            <w:r>
+              <w:t xml:space="preserve"> sales, difference will display in red</w:t>
             </w:r>
             <w:r>
               <w:t xml:space="preserve"> </w:t>
@@ -1720,8 +1802,30 @@
         <w:rPr>
           <w:szCs w:val="22"/>
         </w:rPr>
-        <w:t>Current Month Avg vs Prev 3 Months Avg</w:t>
-      </w:r>
+        <w:t xml:space="preserve">Current Month </w:t>
+      </w:r>
+      <w:proofErr w:type="spellStart"/>
+      <w:r>
+        <w:rPr>
+          <w:szCs w:val="22"/>
+        </w:rPr>
+        <w:t>Avg</w:t>
+      </w:r>
+      <w:proofErr w:type="spellEnd"/>
+      <w:r>
+        <w:rPr>
+          <w:szCs w:val="22"/>
+        </w:rPr>
+        <w:t xml:space="preserve"> vs Prev 3 Months </w:t>
+      </w:r>
+      <w:proofErr w:type="spellStart"/>
+      <w:r>
+        <w:rPr>
+          <w:szCs w:val="22"/>
+        </w:rPr>
+        <w:t>Avg</w:t>
+      </w:r>
+      <w:proofErr w:type="spellEnd"/>
     </w:p>
     <w:p>
       <w:pPr>
@@ -1987,6 +2091,69 @@
         <w:tc>
           <w:tcPr>
             <w:tcW w:w="2122" w:type="dxa"/>
+            <w:shd w:val="clear" w:color="auto" w:fill="F8FAFC"/>
+          </w:tcPr>
+          <w:p>
+            <w:pPr>
+              <w:spacing w:before="30" w:after="30"/>
+              <w:rPr>
+                <w:b/>
+              </w:rPr>
+            </w:pPr>
+            <w:r>
+              <w:rPr>
+                <w:b/>
+              </w:rPr>
+              <w:t>Last Month Average</w:t>
+            </w:r>
+          </w:p>
+        </w:tc>
+        <w:tc>
+          <w:tcPr>
+            <w:tcW w:w="1701" w:type="dxa"/>
+            <w:shd w:val="clear" w:color="auto" w:fill="F8FAFC"/>
+          </w:tcPr>
+          <w:p>
+            <w:pPr>
+              <w:spacing w:before="30" w:after="30"/>
+            </w:pPr>
+            <w:r>
+              <w:t>Column</w:t>
+            </w:r>
+          </w:p>
+        </w:tc>
+        <w:tc>
+          <w:tcPr>
+            <w:tcW w:w="5670" w:type="dxa"/>
+            <w:shd w:val="clear" w:color="auto" w:fill="F8FAFC"/>
+          </w:tcPr>
+          <w:p>
+            <w:pPr>
+              <w:spacing w:before="30" w:after="30"/>
+            </w:pPr>
+            <w:r>
+              <w:t>Lt will display last month average sales</w:t>
+            </w:r>
+          </w:p>
+          <w:p>
+            <w:pPr>
+              <w:spacing w:before="30" w:after="30"/>
+            </w:pPr>
+            <w:r>
+              <w:t>Logic: Total sales / X working day</w:t>
+            </w:r>
+          </w:p>
+          <w:p>
+            <w:pPr>
+              <w:spacing w:before="30" w:after="30"/>
+            </w:pPr>
+          </w:p>
+        </w:tc>
+      </w:tr>
+      <w:tr>
+        <w:tc>
+          <w:tcPr>
+            <w:tcW w:w="2122" w:type="dxa"/>
             <w:shd w:val="clear" w:color="auto" w:fill="FFFFFF"/>
           </w:tcPr>
           <w:p>
@@ -2089,7 +2256,21 @@
               <w:rPr>
                 <w:rFonts w:cs="Segoe UI"/>
               </w:rPr>
-              <w:t>Current Month Avg sales = Total sales / X working day</w:t>
+              <w:t xml:space="preserve">Current Month </w:t>
+            </w:r>
+            <w:proofErr w:type="spellStart"/>
+            <w:r>
+              <w:rPr>
+                <w:rFonts w:cs="Segoe UI"/>
+              </w:rPr>
+              <w:t>Avg</w:t>
+            </w:r>
+            <w:proofErr w:type="spellEnd"/>
+            <w:r>
+              <w:rPr>
+                <w:rFonts w:cs="Segoe UI"/>
+              </w:rPr>
+              <w:t xml:space="preserve"> sales = Total sales / X working day</w:t>
             </w:r>
           </w:p>
         </w:tc>
@@ -2175,7 +2356,15 @@
               <w:t>Month</w:t>
             </w:r>
             <w:r>
-              <w:t xml:space="preserve"> Avg </w:t>
+              <w:t xml:space="preserve"> </w:t>
+            </w:r>
+            <w:proofErr w:type="spellStart"/>
+            <w:r>
+              <w:t>Avg</w:t>
+            </w:r>
+            <w:proofErr w:type="spellEnd"/>
+            <w:r>
+              <w:t xml:space="preserve"> </w:t>
             </w:r>
             <w:r>
               <w:t xml:space="preserve">Sales </w:t>
@@ -2209,7 +2398,23 @@
               <w:spacing w:before="30" w:after="30"/>
             </w:pPr>
             <w:r>
-              <w:t xml:space="preserve">If current month avg sales is less than 3 month avg sales, difference will display in red </w:t>
+              <w:t xml:space="preserve">If current month </w:t>
+            </w:r>
+            <w:proofErr w:type="spellStart"/>
+            <w:r>
+              <w:t>avg</w:t>
+            </w:r>
+            <w:proofErr w:type="spellEnd"/>
+            <w:r>
+              <w:t xml:space="preserve"> sales is less than 3 month </w:t>
+            </w:r>
+            <w:proofErr w:type="spellStart"/>
+            <w:r>
+              <w:t>avg</w:t>
+            </w:r>
+            <w:proofErr w:type="spellEnd"/>
+            <w:r>
+              <w:t xml:space="preserve"> sales, difference will display in red </w:t>
             </w:r>
             <w:r>
               <w:t>else display in the green.</w:t>
@@ -2283,14 +2488,28 @@
               <w:spacing w:before="30" w:after="30"/>
             </w:pPr>
             <w:r>
-              <w:t>Better: Current Month Avg &gt; 3 months avg</w:t>
-            </w:r>
-          </w:p>
-          <w:p>
-            <w:pPr>
-              <w:spacing w:before="30" w:after="30"/>
-            </w:pPr>
-            <w:r>
+              <w:t xml:space="preserve">Better: Current Month </w:t>
+            </w:r>
+            <w:proofErr w:type="spellStart"/>
+            <w:r>
+              <w:t>Avg</w:t>
+            </w:r>
+            <w:proofErr w:type="spellEnd"/>
+            <w:r>
+              <w:t xml:space="preserve"> &gt; 3 months </w:t>
+            </w:r>
+            <w:proofErr w:type="spellStart"/>
+            <w:r>
+              <w:t>avg</w:t>
+            </w:r>
+            <w:proofErr w:type="spellEnd"/>
+          </w:p>
+          <w:p>
+            <w:pPr>
+              <w:spacing w:before="30" w:after="30"/>
+            </w:pPr>
+            <w:r>
+              <w:lastRenderedPageBreak/>
               <w:t>(Display in Green)</w:t>
             </w:r>
           </w:p>
@@ -2299,8 +2518,21 @@
               <w:spacing w:before="30" w:after="30"/>
             </w:pPr>
             <w:r>
-              <w:t>Below: Current Month Avg &lt; 3 months avg</w:t>
-            </w:r>
+              <w:t xml:space="preserve">Below: Current Month </w:t>
+            </w:r>
+            <w:proofErr w:type="spellStart"/>
+            <w:r>
+              <w:t>Avg</w:t>
+            </w:r>
+            <w:proofErr w:type="spellEnd"/>
+            <w:r>
+              <w:t xml:space="preserve"> &lt; 3 months </w:t>
+            </w:r>
+            <w:proofErr w:type="spellStart"/>
+            <w:r>
+              <w:t>avg</w:t>
+            </w:r>
+            <w:proofErr w:type="spellEnd"/>
             <w:r>
               <w:t xml:space="preserve"> (Display in Red)</w:t>
             </w:r>
@@ -2322,23 +2554,16 @@
           <w:b/>
           <w:bCs/>
         </w:rPr>
-        <w:lastRenderedPageBreak/>
         <w:t>Note:</w:t>
       </w:r>
       <w:r>
-        <w:t xml:space="preserve"> ‘All Team leader’ filter will work on </w:t>
-      </w:r>
-      <w:r>
-        <w:t>‘</w:t>
+        <w:t xml:space="preserve"> ‘All Team leader’ filter will work on ‘</w:t>
       </w:r>
       <w:r>
         <w:t>Product Category Sales</w:t>
       </w:r>
       <w:r>
-        <w:t>’ table</w:t>
-      </w:r>
-      <w:r>
-        <w:t>.</w:t>
+        <w:t>’ table.</w:t>
       </w:r>
     </w:p>
     <w:p>
@@ -2370,7 +2595,21 @@
         <w:rPr>
           <w:szCs w:val="22"/>
         </w:rPr>
-        <w:t>Sales Comparison — Current Month vs Avg of Prev 3 Months</w:t>
+        <w:t xml:space="preserve">Sales Comparison — Current Month vs </w:t>
+      </w:r>
+      <w:proofErr w:type="spellStart"/>
+      <w:r>
+        <w:rPr>
+          <w:szCs w:val="22"/>
+        </w:rPr>
+        <w:t>Avg</w:t>
+      </w:r>
+      <w:proofErr w:type="spellEnd"/>
+      <w:r>
+        <w:rPr>
+          <w:szCs w:val="22"/>
+        </w:rPr>
+        <w:t xml:space="preserve"> of Prev 3 Months</w:t>
       </w:r>
     </w:p>
     <w:tbl>
@@ -2610,11 +2849,33 @@
                 <w:b/>
               </w:rPr>
             </w:pPr>
-            <w:r>
-              <w:rPr>
-                <w:b/>
-              </w:rPr>
-              <w:t>Avg of prev 3 Month</w:t>
+            <w:proofErr w:type="spellStart"/>
+            <w:r>
+              <w:rPr>
+                <w:b/>
+              </w:rPr>
+              <w:t>Avg</w:t>
+            </w:r>
+            <w:proofErr w:type="spellEnd"/>
+            <w:r>
+              <w:rPr>
+                <w:b/>
+              </w:rPr>
+              <w:t xml:space="preserve"> of </w:t>
+            </w:r>
+            <w:proofErr w:type="spellStart"/>
+            <w:r>
+              <w:rPr>
+                <w:b/>
+              </w:rPr>
+              <w:t>prev</w:t>
+            </w:r>
+            <w:proofErr w:type="spellEnd"/>
+            <w:r>
+              <w:rPr>
+                <w:b/>
+              </w:rPr>
+              <w:t xml:space="preserve"> 3 Month</w:t>
             </w:r>
           </w:p>
         </w:tc>
@@ -2663,6 +2924,53 @@
             <w:r>
               <w:t>3 Month average = 3 Months total / 3 months total working day’s</w:t>
             </w:r>
+          </w:p>
+        </w:tc>
+      </w:tr>
+      <w:tr>
+        <w:tc>
+          <w:tcPr>
+            <w:tcW w:w="2122" w:type="dxa"/>
+            <w:shd w:val="clear" w:color="auto" w:fill="F8FAFC"/>
+          </w:tcPr>
+          <w:p>
+            <w:pPr>
+              <w:spacing w:before="30" w:after="30"/>
+              <w:rPr>
+                <w:b/>
+              </w:rPr>
+            </w:pPr>
+            <w:r>
+              <w:rPr>
+                <w:b/>
+              </w:rPr>
+              <w:t>Last month Average Sales</w:t>
+            </w:r>
+          </w:p>
+        </w:tc>
+        <w:tc>
+          <w:tcPr>
+            <w:tcW w:w="1701" w:type="dxa"/>
+            <w:shd w:val="clear" w:color="auto" w:fill="F8FAFC"/>
+          </w:tcPr>
+          <w:p>
+            <w:pPr>
+              <w:spacing w:before="30" w:after="30"/>
+            </w:pPr>
+            <w:r>
+              <w:t>Column</w:t>
+            </w:r>
+          </w:p>
+        </w:tc>
+        <w:tc>
+          <w:tcPr>
+            <w:tcW w:w="5670" w:type="dxa"/>
+            <w:shd w:val="clear" w:color="auto" w:fill="F8FAFC"/>
+          </w:tcPr>
+          <w:p>
+            <w:pPr>
+              <w:spacing w:before="30" w:after="30"/>
+            </w:pPr>
           </w:p>
         </w:tc>
       </w:tr>
@@ -2775,7 +3083,21 @@
               <w:rPr>
                 <w:rFonts w:cs="Segoe UI"/>
               </w:rPr>
-              <w:t xml:space="preserve">Current Month Avg = Total sales / X working day </w:t>
+              <w:t xml:space="preserve">Current Month </w:t>
+            </w:r>
+            <w:proofErr w:type="spellStart"/>
+            <w:r>
+              <w:rPr>
+                <w:rFonts w:cs="Segoe UI"/>
+              </w:rPr>
+              <w:t>Avg</w:t>
+            </w:r>
+            <w:proofErr w:type="spellEnd"/>
+            <w:r>
+              <w:rPr>
+                <w:rFonts w:cs="Segoe UI"/>
+              </w:rPr>
+              <w:t xml:space="preserve"> = Total sales / X working day </w:t>
             </w:r>
           </w:p>
         </w:tc>
@@ -2867,7 +3189,15 @@
               <w:t>Month</w:t>
             </w:r>
             <w:r>
-              <w:t xml:space="preserve"> Avg –</w:t>
+              <w:t xml:space="preserve"> </w:t>
+            </w:r>
+            <w:proofErr w:type="spellStart"/>
+            <w:r>
+              <w:t>Avg</w:t>
+            </w:r>
+            <w:proofErr w:type="spellEnd"/>
+            <w:r>
+              <w:t xml:space="preserve"> –</w:t>
             </w:r>
             <w:r>
               <w:t xml:space="preserve"> Prev</w:t>
@@ -2895,7 +3225,24 @@
               <w:spacing w:before="30" w:after="30"/>
             </w:pPr>
             <w:r>
-              <w:t>If current month avg is less than 3 month avg sales, difference will display in red else display in the green.</w:t>
+              <w:lastRenderedPageBreak/>
+              <w:t xml:space="preserve">If current month </w:t>
+            </w:r>
+            <w:proofErr w:type="spellStart"/>
+            <w:r>
+              <w:t>avg</w:t>
+            </w:r>
+            <w:proofErr w:type="spellEnd"/>
+            <w:r>
+              <w:t xml:space="preserve"> is less than 3 month </w:t>
+            </w:r>
+            <w:proofErr w:type="spellStart"/>
+            <w:r>
+              <w:t>avg</w:t>
+            </w:r>
+            <w:proofErr w:type="spellEnd"/>
+            <w:r>
+              <w:t xml:space="preserve"> sales, difference will display in red else display in the green.</w:t>
             </w:r>
           </w:p>
           <w:p>
@@ -2930,6 +3277,7 @@
               <w:rPr>
                 <w:b/>
               </w:rPr>
+              <w:lastRenderedPageBreak/>
               <w:t>Status</w:t>
             </w:r>
           </w:p>
@@ -2966,8 +3314,21 @@
               <w:spacing w:before="30" w:after="30"/>
             </w:pPr>
             <w:r>
-              <w:t>Better: Current Month Avg &gt; 3 months avg</w:t>
-            </w:r>
+              <w:t xml:space="preserve">Better: Current Month </w:t>
+            </w:r>
+            <w:proofErr w:type="spellStart"/>
+            <w:r>
+              <w:t>Avg</w:t>
+            </w:r>
+            <w:proofErr w:type="spellEnd"/>
+            <w:r>
+              <w:t xml:space="preserve"> &gt; 3 months </w:t>
+            </w:r>
+            <w:proofErr w:type="spellStart"/>
+            <w:r>
+              <w:t>avg</w:t>
+            </w:r>
+            <w:proofErr w:type="spellEnd"/>
             <w:r>
               <w:t xml:space="preserve">  (Display in Green)</w:t>
             </w:r>
@@ -2977,8 +3338,21 @@
               <w:spacing w:before="30" w:after="30"/>
             </w:pPr>
             <w:r>
-              <w:t>Below: Current Month Avg &lt; 3 months avg</w:t>
-            </w:r>
+              <w:t xml:space="preserve">Below: Current Month </w:t>
+            </w:r>
+            <w:proofErr w:type="spellStart"/>
+            <w:r>
+              <w:t>Avg</w:t>
+            </w:r>
+            <w:proofErr w:type="spellEnd"/>
+            <w:r>
+              <w:t xml:space="preserve"> &lt; 3 months </w:t>
+            </w:r>
+            <w:proofErr w:type="spellStart"/>
+            <w:r>
+              <w:t>avg</w:t>
+            </w:r>
+            <w:proofErr w:type="spellEnd"/>
             <w:r>
               <w:t xml:space="preserve"> (Display in Red)</w:t>
             </w:r>
@@ -2995,7 +3369,6 @@
           <w:b/>
           <w:bCs/>
         </w:rPr>
-        <w:lastRenderedPageBreak/>
         <w:t>Note:</w:t>
       </w:r>
       <w:r>
@@ -3062,8 +3435,13 @@
       <w:r>
         <w:t xml:space="preserve"> Current Month </w:t>
       </w:r>
-      <w:r>
-        <w:t xml:space="preserve">Avg </w:t>
+      <w:proofErr w:type="spellStart"/>
+      <w:r>
+        <w:t>Avg</w:t>
+      </w:r>
+      <w:proofErr w:type="spellEnd"/>
+      <w:r>
+        <w:t xml:space="preserve"> </w:t>
       </w:r>
       <w:r>
         <w:t>Sales</w:t>
@@ -3126,7 +3504,23 @@
         <w:spacing w:after="120"/>
       </w:pPr>
       <w:r>
-        <w:t>If current month sales avg is less than 3 month avg sales, bar line shall display in red colour.</w:t>
+        <w:t xml:space="preserve">If current month sales </w:t>
+      </w:r>
+      <w:proofErr w:type="spellStart"/>
+      <w:r>
+        <w:t>avg</w:t>
+      </w:r>
+      <w:proofErr w:type="spellEnd"/>
+      <w:r>
+        <w:t xml:space="preserve"> is less than 3 month </w:t>
+      </w:r>
+      <w:proofErr w:type="spellStart"/>
+      <w:r>
+        <w:t>avg</w:t>
+      </w:r>
+      <w:proofErr w:type="spellEnd"/>
+      <w:r>
+        <w:t xml:space="preserve"> sales, bar line shall display in red colour.</w:t>
       </w:r>
     </w:p>
     <w:p>
@@ -3139,7 +3533,23 @@
         <w:spacing w:after="120"/>
       </w:pPr>
       <w:r>
-        <w:t>If current month sales avg is more than 3 month avg sales, bar line shall display in green colour.</w:t>
+        <w:t xml:space="preserve">If current month sales </w:t>
+      </w:r>
+      <w:proofErr w:type="spellStart"/>
+      <w:r>
+        <w:t>avg</w:t>
+      </w:r>
+      <w:proofErr w:type="spellEnd"/>
+      <w:r>
+        <w:t xml:space="preserve"> is more than 3 month </w:t>
+      </w:r>
+      <w:proofErr w:type="spellStart"/>
+      <w:r>
+        <w:t>avg</w:t>
+      </w:r>
+      <w:proofErr w:type="spellEnd"/>
+      <w:r>
+        <w:t xml:space="preserve"> sales, bar line shall display in green colour.</w:t>
       </w:r>
     </w:p>
     <w:p>
@@ -3159,25 +3569,13 @@
         <w:t>Note:</w:t>
       </w:r>
       <w:r>
-        <w:t xml:space="preserve"> ‘All Team leader’ filter </w:t>
-      </w:r>
-      <w:r>
-        <w:t>did not</w:t>
-      </w:r>
-      <w:r>
-        <w:t xml:space="preserve"> work on ‘</w:t>
+        <w:t xml:space="preserve"> ‘All Team leader’ filter did not work on ‘</w:t>
       </w:r>
       <w:r>
         <w:t>TL performance Analysis’</w:t>
       </w:r>
       <w:r>
-        <w:t xml:space="preserve"> </w:t>
-      </w:r>
-      <w:r>
-        <w:t>bar chart</w:t>
-      </w:r>
-      <w:r>
-        <w:t>.</w:t>
+        <w:t xml:space="preserve"> bar chart.</w:t>
       </w:r>
     </w:p>
     <w:p>
@@ -3458,6 +3856,7 @@
               <w:rPr>
                 <w:b/>
               </w:rPr>
+              <w:lastRenderedPageBreak/>
               <w:t>Team</w:t>
             </w:r>
           </w:p>
@@ -3679,24 +4078,19 @@
                 <w:sz w:val="20"/>
                 <w:szCs w:val="20"/>
               </w:rPr>
-              <w:t>Projected Sales = Avg sales * working day</w:t>
-            </w:r>
-          </w:p>
-          <w:p>
-            <w:pPr>
-              <w:spacing w:before="40" w:after="80" w:line="240" w:lineRule="auto"/>
+              <w:t xml:space="preserve">Projected Sales = </w:t>
+            </w:r>
+            <w:proofErr w:type="spellStart"/>
+            <w:r>
               <w:rPr>
                 <w:rFonts w:cs="Segoe UI Semibold"/>
                 <w:bCs/>
                 <w:sz w:val="20"/>
                 <w:szCs w:val="20"/>
               </w:rPr>
-            </w:pPr>
-          </w:p>
-          <w:p>
-            <w:pPr>
-              <w:spacing w:before="30" w:after="30"/>
-            </w:pPr>
+              <w:t>Avg</w:t>
+            </w:r>
+            <w:proofErr w:type="spellEnd"/>
             <w:r>
               <w:rPr>
                 <w:rFonts w:cs="Segoe UI Semibold"/>
@@ -3704,7 +4098,43 @@
                 <w:sz w:val="20"/>
                 <w:szCs w:val="20"/>
               </w:rPr>
-              <w:t>Avg Sales = Total sales/working days</w:t>
+              <w:t xml:space="preserve"> sales * working day</w:t>
+            </w:r>
+          </w:p>
+          <w:p>
+            <w:pPr>
+              <w:spacing w:before="40" w:after="80" w:line="240" w:lineRule="auto"/>
+              <w:rPr>
+                <w:rFonts w:cs="Segoe UI Semibold"/>
+                <w:bCs/>
+                <w:sz w:val="20"/>
+                <w:szCs w:val="20"/>
+              </w:rPr>
+            </w:pPr>
+          </w:p>
+          <w:p>
+            <w:pPr>
+              <w:spacing w:before="30" w:after="30"/>
+            </w:pPr>
+            <w:proofErr w:type="spellStart"/>
+            <w:r>
+              <w:rPr>
+                <w:rFonts w:cs="Segoe UI Semibold"/>
+                <w:bCs/>
+                <w:sz w:val="20"/>
+                <w:szCs w:val="20"/>
+              </w:rPr>
+              <w:t>Avg</w:t>
+            </w:r>
+            <w:proofErr w:type="spellEnd"/>
+            <w:r>
+              <w:rPr>
+                <w:rFonts w:cs="Segoe UI Semibold"/>
+                <w:bCs/>
+                <w:sz w:val="20"/>
+                <w:szCs w:val="20"/>
+              </w:rPr>
+              <w:t xml:space="preserve"> Sales = Total sales/working days</w:t>
             </w:r>
           </w:p>
         </w:tc>
@@ -3726,7 +4156,6 @@
               <w:rPr>
                 <w:b/>
               </w:rPr>
-              <w:lastRenderedPageBreak/>
               <w:t>Difference (£)</w:t>
             </w:r>
           </w:p>
@@ -4413,6 +4842,7 @@
               <w:rPr>
                 <w:b/>
               </w:rPr>
+              <w:lastRenderedPageBreak/>
               <w:t>Customer Name</w:t>
             </w:r>
           </w:p>
@@ -4694,7 +5124,6 @@
               <w:rPr>
                 <w:b/>
               </w:rPr>
-              <w:lastRenderedPageBreak/>
               <w:t>Top 100 PI</w:t>
             </w:r>
           </w:p>
@@ -5022,11 +5451,19 @@
         </w:rPr>
         <w:t xml:space="preserve">Current Month Daily </w:t>
       </w:r>
+      <w:proofErr w:type="spellStart"/>
       <w:r>
         <w:rPr>
           <w:b/>
         </w:rPr>
-        <w:t>Avg Sales</w:t>
+        <w:t>Avg</w:t>
+      </w:r>
+      <w:proofErr w:type="spellEnd"/>
+      <w:r>
+        <w:rPr>
+          <w:b/>
+        </w:rPr>
+        <w:t xml:space="preserve"> Sales</w:t>
       </w:r>
       <w:r>
         <w:rPr>
@@ -5089,6 +5526,7 @@
         <w:rPr>
           <w:b/>
         </w:rPr>
+        <w:lastRenderedPageBreak/>
         <w:t xml:space="preserve">Year-over-Year (YoY) Variance %: </w:t>
       </w:r>
       <w:r>
@@ -6675,6 +7113,7 @@
   <w:style w:type="character" w:default="1" w:styleId="DefaultParagraphFont">
     <w:name w:val="Default Paragraph Font"/>
     <w:uiPriority w:val="1"/>
+    <w:semiHidden/>
     <w:unhideWhenUsed/>
   </w:style>
   <w:style w:type="table" w:default="1" w:styleId="TableNormal">
